--- a/docs/requirements/PropFlow_FE-08_Fee_Invoice_Management-2-.docx
+++ b/docs/requirements/PropFlow_FE-08_Fee_Invoice_Management-2-.docx
@@ -8,7 +8,7 @@
         <w:jc w:val="center"/>
       </w:pPr>
       <w:r>
-        <w:t>PropFlow – FE-08: Fee &amp; Invoice Management</w:t>
+        <w:t>PropFlow – FE-08 Detailed Review</w:t>
       </w:r>
     </w:p>
     <w:p>
@@ -17,246 +17,71 @@
       </w:pPr>
       <w:r>
         <w:rPr>
-          <w:b/>
-          <w:sz w:val="24"/>
+          <w:b w:val="0"/>
         </w:rPr>
-        <w:t>Detailed Feature Review for Report 1</w:t>
-      </w:r>
-    </w:p>
-    <w:tbl>
-      <w:tblPr>
-        <w:tblW w:type="auto" w:w="0"/>
-        <w:jc w:val="center"/>
-        <w:tblLook w:firstColumn="1" w:firstRow="1" w:lastColumn="0" w:lastRow="0" w:noHBand="0" w:noVBand="1" w:val="04A0"/>
-      </w:tblPr>
-      <w:tblGrid>
-        <w:gridCol w:w="9936"/>
-      </w:tblGrid>
-      <w:tr>
-        <w:tc>
-          <w:tcPr>
-            <w:tcW w:type="dxa" w:w="9936"/>
-            <w:shd w:fill="EAF2F8"/>
-            <w:tcMar>
-              <w:top w:w="140" w:type="dxa"/>
-              <w:start w:w="160" w:type="dxa"/>
-              <w:bottom w:w="140" w:type="dxa"/>
-              <w:end w:w="160" w:type="dxa"/>
-            </w:tcMar>
-          </w:tcPr>
-          <w:p>
-            <w:r>
-              <w:rPr>
-                <w:b/>
-              </w:rPr>
-              <w:t xml:space="preserve">Scope note: </w:t>
-            </w:r>
-            <w:r>
-              <w:t>FE-08 is an extension of the original PropFlow proposal. The original Capstone Register does not explicitly include Accountant, Fee, Invoice, Payment, or Debt management. This feature is added to support the expanded financial-management scope agreed for Report 1.</w:t>
-            </w:r>
-          </w:p>
-        </w:tc>
-      </w:tr>
-    </w:tbl>
-    <w:p/>
-    <w:p>
-      <w:pPr>
-        <w:pStyle w:val="Heading1"/>
-      </w:pPr>
-      <w:r>
-        <w:t>1. Feature Purpose</w:t>
-      </w:r>
-    </w:p>
-    <w:p>
-      <w:r>
-        <w:t>FE-08 manages the billing side of apartment finance: defining supported fees, generating and reviewing apartment invoices, issuing finalized invoices, and allowing authorized users to view billing records. It does not process payments or outstanding debt; those responsibilities belong to FE-09 – Payment &amp; Debt Management.</w:t>
-      </w:r>
-    </w:p>
-    <w:p>
-      <w:pPr>
-        <w:pStyle w:val="CodeBlock"/>
-      </w:pPr>
-      <w:r>
-        <w:t>Accountant</w:t>
+        <w:t>PropFlow</w:t>
         <w:br/>
       </w:r>
       <w:r>
-        <w:t xml:space="preserve">    ↓</w:t>
+        <w:rPr>
+          <w:b/>
+        </w:rPr>
+        <w:t>FE-08 – Fee &amp; Invoice Management</w:t>
         <w:br/>
       </w:r>
       <w:r>
-        <w:t>Configure Fee</w:t>
+        <w:rPr>
+          <w:b w:val="0"/>
+        </w:rPr>
+        <w:t>Detailed Feature Review for Report 1</w:t>
         <w:br/>
       </w:r>
       <w:r>
-        <w:t xml:space="preserve">    ↓</w:t>
-        <w:br/>
-      </w:r>
-      <w:r>
-        <w:t>Determine Charges</w:t>
-        <w:br/>
-      </w:r>
-      <w:r>
-        <w:t xml:space="preserve">    ↓</w:t>
-        <w:br/>
-      </w:r>
-      <w:r>
-        <w:t>Generate Draft Invoice</w:t>
-        <w:br/>
-      </w:r>
-      <w:r>
-        <w:t xml:space="preserve">    ↓</w:t>
-        <w:br/>
-      </w:r>
-      <w:r>
-        <w:t>Review Invoice</w:t>
-        <w:br/>
-      </w:r>
-      <w:r>
-        <w:t xml:space="preserve">    ↓</w:t>
-        <w:br/>
-      </w:r>
-      <w:r>
-        <w:t>Issue Invoice</w:t>
-        <w:br/>
-      </w:r>
-      <w:r>
-        <w:t xml:space="preserve">    ↓</w:t>
-        <w:br/>
-      </w:r>
-      <w:r>
-        <w:t>Resident views Invoice</w:t>
-        <w:br/>
-      </w:r>
-      <w:r>
-        <w:t xml:space="preserve">    ↓</w:t>
-        <w:br/>
-      </w:r>
-      <w:r>
-        <w:t>FE-09: Payment &amp; Debt</w:t>
+        <w:rPr>
+          <w:b w:val="0"/>
+        </w:rPr>
+        <w:t>Updated baseline: consistent structure, sub-feature traceability, and access-scope rules</w:t>
       </w:r>
     </w:p>
     <w:p>
       <w:pPr>
         <w:pStyle w:val="Heading1"/>
+        <w:pageBreakBefore w:val="0"/>
       </w:pPr>
       <w:r>
-        <w:t>2. Core Domain Concepts</w:t>
+        <w:t>1. Feature Purpose and Scope</w:t>
+      </w:r>
+    </w:p>
+    <w:p>
+      <w:r>
+        <w:t>FE-08 manages the billing side of apartment finance: supported fee types, fee rates or charging rules, apartment invoice generation, draft review, invoice issuance, and authorized invoice access. FE-08 answers what must be paid. Payment transactions, settlement, outstanding balances, and overdue debt remain in FE-09.</w:t>
+      </w:r>
+    </w:p>
+    <w:p>
+      <w:r>
+        <w:t>Scope note: FE-08 extends the original PropFlow proposal to support the five-actor Report 1 baseline. The original Capstone Register does not explicitly include Accountant, Fee, Invoice, Payment, or Debt management.</w:t>
       </w:r>
     </w:p>
     <w:p>
       <w:pPr>
-        <w:pStyle w:val="Heading2"/>
+        <w:spacing w:before="80" w:after="160"/>
+        <w:jc w:val="center"/>
       </w:pPr>
       <w:r>
-        <w:t>2.1 Fee</w:t>
-      </w:r>
-    </w:p>
-    <w:p>
-      <w:r>
-        <w:t>A Fee represents a supported charge type or charging rule used to calculate apartment billing. Example names such as management fee or common service fee are illustrative only; the final list of fee types is not fixed at Report 1 level.</w:t>
-      </w:r>
-    </w:p>
-    <w:p>
-      <w:pPr>
-        <w:pStyle w:val="CodeBlock"/>
-      </w:pPr>
-      <w:r>
-        <w:t>Fee</w:t>
-        <w:br/>
-      </w:r>
-      <w:r>
-        <w:t>= What can be charged?</w:t>
-      </w:r>
-    </w:p>
-    <w:p>
-      <w:pPr>
-        <w:pStyle w:val="Heading2"/>
-      </w:pPr>
-      <w:r>
-        <w:t>2.2 Invoice</w:t>
-      </w:r>
-    </w:p>
-    <w:p>
-      <w:r>
-        <w:t>An Invoice is a concrete billing record issued for a specific apartment and billing period. It contains one or more invoice lines and a total amount due.</w:t>
-      </w:r>
-    </w:p>
-    <w:p>
-      <w:pPr>
-        <w:pStyle w:val="CodeBlock"/>
-      </w:pPr>
-      <w:r>
-        <w:t>Invoice</w:t>
-        <w:br/>
-      </w:r>
-      <w:r>
-        <w:t>= What is actually charged to an apartment</w:t>
-        <w:br/>
-      </w:r>
-      <w:r>
-        <w:t xml:space="preserve">  for a supported billing period?</w:t>
-      </w:r>
-    </w:p>
-    <w:p>
-      <w:pPr>
-        <w:pStyle w:val="Heading2"/>
-      </w:pPr>
-      <w:r>
-        <w:t>2.3 Recommended Ownership Model</w:t>
-      </w:r>
-    </w:p>
-    <w:p>
-      <w:r>
-        <w:t>The recommended business model is apartment-centered billing. An invoice should primarily belong to an Apartment billing context, while Resident access is determined through a valid Resident–Apartment relationship. This avoids making financial history depend only on the currently associated Resident.</w:t>
-      </w:r>
-    </w:p>
-    <w:p>
-      <w:pPr>
-        <w:pStyle w:val="CodeBlock"/>
-      </w:pPr>
-      <w:r>
-        <w:t>Resident</w:t>
-        <w:br/>
-      </w:r>
-      <w:r>
-        <w:t xml:space="preserve">    ↓</w:t>
-        <w:br/>
-      </w:r>
-      <w:r>
-        <w:t>ResidentApartment</w:t>
-        <w:br/>
-      </w:r>
-      <w:r>
-        <w:t xml:space="preserve">    ↓</w:t>
-        <w:br/>
-      </w:r>
-      <w:r>
-        <w:t>Apartment</w:t>
-        <w:br/>
-      </w:r>
-      <w:r>
-        <w:t xml:space="preserve">    ↓</w:t>
-        <w:br/>
-      </w:r>
-      <w:r>
-        <w:t>Invoice</w:t>
-        <w:br/>
-      </w:r>
-      <w:r>
-        <w:t xml:space="preserve">    ↓</w:t>
-        <w:br/>
-      </w:r>
-      <w:r>
-        <w:t>Invoice Line</w:t>
+        <w:rPr>
+          <w:rFonts w:ascii="Consolas" w:hAnsi="Consolas"/>
+          <w:sz w:val="18"/>
+        </w:rPr>
+        <w:t>Accountant → Configure Fees → Generate Draft Invoice → Review Draft → Issue Invoice → Resident Views Invoice → FE-09 Payment and Debt</w:t>
       </w:r>
     </w:p>
     <w:p>
       <w:pPr>
         <w:pStyle w:val="Heading1"/>
+        <w:pageBreakBefore w:val="0"/>
       </w:pPr>
       <w:r>
-        <w:t>3. Actors and Responsibilities</w:t>
+        <w:t>2. Actors and Responsibilities</w:t>
       </w:r>
     </w:p>
     <w:tbl>
@@ -264,299 +89,502 @@
         <w:tblStyle w:val="TableGrid"/>
         <w:tblW w:type="auto" w:w="0"/>
         <w:jc w:val="center"/>
+        <w:tblLayout w:type="fixed"/>
         <w:tblLook w:firstColumn="1" w:firstRow="1" w:lastColumn="0" w:lastRow="0" w:noHBand="0" w:noVBand="1" w:val="04A0"/>
       </w:tblPr>
       <w:tblGrid>
-        <w:gridCol w:w="3312"/>
-        <w:gridCol w:w="3312"/>
-        <w:gridCol w:w="3312"/>
+        <w:gridCol w:w="3389"/>
+        <w:gridCol w:w="3389"/>
+        <w:gridCol w:w="3389"/>
       </w:tblGrid>
       <w:tr>
         <w:trPr>
           <w:tblHeader w:val="true"/>
+          <w:cantSplit w:val="true"/>
         </w:trPr>
         <w:tc>
           <w:tcPr>
-            <w:tcW w:type="dxa" w:w="3312"/>
-            <w:shd w:fill="D9EAF7"/>
+            <w:tcW w:type="dxa" w:w="1440"/>
+            <w:shd w:fill="1F4E78"/>
             <w:vAlign w:val="center"/>
+            <w:tcMar>
+              <w:top w:w="90" w:type="dxa"/>
+              <w:start w:w="100" w:type="dxa"/>
+              <w:bottom w:w="90" w:type="dxa"/>
+              <w:end w:w="100" w:type="dxa"/>
+            </w:tcMar>
           </w:tcPr>
           <w:p>
+            <w:pPr>
+              <w:jc w:val="center"/>
+            </w:pPr>
             <w:r>
+              <w:rPr>
+                <w:rFonts w:ascii="Arial" w:hAnsi="Arial"/>
+                <w:b/>
+                <w:color w:val="FFFFFF"/>
+                <w:sz w:val="17"/>
+              </w:rPr>
               <w:t>Actor</w:t>
             </w:r>
           </w:p>
         </w:tc>
         <w:tc>
           <w:tcPr>
-            <w:tcW w:type="dxa" w:w="3312"/>
-            <w:shd w:fill="D9EAF7"/>
+            <w:tcW w:type="dxa" w:w="6912"/>
+            <w:shd w:fill="1F4E78"/>
             <w:vAlign w:val="center"/>
+            <w:tcMar>
+              <w:top w:w="90" w:type="dxa"/>
+              <w:start w:w="100" w:type="dxa"/>
+              <w:bottom w:w="90" w:type="dxa"/>
+              <w:end w:w="100" w:type="dxa"/>
+            </w:tcMar>
           </w:tcPr>
           <w:p>
+            <w:pPr>
+              <w:jc w:val="center"/>
+            </w:pPr>
             <w:r>
+              <w:rPr>
+                <w:rFonts w:ascii="Arial" w:hAnsi="Arial"/>
+                <w:b/>
+                <w:color w:val="FFFFFF"/>
+                <w:sz w:val="17"/>
+              </w:rPr>
               <w:t>Role in FE-08</w:t>
             </w:r>
           </w:p>
         </w:tc>
         <w:tc>
           <w:tcPr>
-            <w:tcW w:type="dxa" w:w="3312"/>
-            <w:shd w:fill="D9EAF7"/>
+            <w:tcW w:type="dxa" w:w="1728"/>
+            <w:shd w:fill="1F4E78"/>
             <w:vAlign w:val="center"/>
+            <w:tcMar>
+              <w:top w:w="90" w:type="dxa"/>
+              <w:start w:w="100" w:type="dxa"/>
+              <w:bottom w:w="90" w:type="dxa"/>
+              <w:end w:w="100" w:type="dxa"/>
+            </w:tcMar>
           </w:tcPr>
           <w:p>
+            <w:pPr>
+              <w:jc w:val="center"/>
+            </w:pPr>
             <w:r>
+              <w:rPr>
+                <w:rFonts w:ascii="Arial" w:hAnsi="Arial"/>
+                <w:b/>
+                <w:color w:val="FFFFFF"/>
+                <w:sz w:val="17"/>
+              </w:rPr>
               <w:t>Access Level</w:t>
             </w:r>
           </w:p>
         </w:tc>
       </w:tr>
       <w:tr>
+        <w:trPr>
+          <w:cantSplit w:val="true"/>
+        </w:trPr>
         <w:tc>
           <w:tcPr>
-            <w:tcW w:type="dxa" w:w="3312"/>
+            <w:tcW w:type="dxa" w:w="1440"/>
+            <w:vAlign w:val="center"/>
             <w:tcMar>
-              <w:top w:w="100" w:type="dxa"/>
+              <w:top w:w="90" w:type="dxa"/>
               <w:start w:w="100" w:type="dxa"/>
-              <w:bottom w:w="100" w:type="dxa"/>
+              <w:bottom w:w="90" w:type="dxa"/>
               <w:end w:w="100" w:type="dxa"/>
             </w:tcMar>
           </w:tcPr>
           <w:p>
+            <w:pPr>
+              <w:spacing w:after="0"/>
+              <w:jc w:val="center"/>
+            </w:pPr>
             <w:r>
+              <w:rPr>
+                <w:rFonts w:ascii="Arial" w:hAnsi="Arial"/>
+                <w:sz w:val="17"/>
+              </w:rPr>
               <w:t>Accountant</w:t>
             </w:r>
           </w:p>
         </w:tc>
         <w:tc>
           <w:tcPr>
-            <w:tcW w:type="dxa" w:w="3312"/>
+            <w:tcW w:type="dxa" w:w="6912"/>
+            <w:vAlign w:val="center"/>
             <w:tcMar>
-              <w:top w:w="100" w:type="dxa"/>
+              <w:top w:w="90" w:type="dxa"/>
               <w:start w:w="100" w:type="dxa"/>
-              <w:bottom w:w="100" w:type="dxa"/>
+              <w:bottom w:w="90" w:type="dxa"/>
               <w:end w:w="100" w:type="dxa"/>
             </w:tcMar>
           </w:tcPr>
           <w:p>
+            <w:pPr>
+              <w:spacing w:after="0"/>
+              <w:jc w:val="left"/>
+            </w:pPr>
             <w:r>
-              <w:t>Primary financial operator. Manages fee configuration and the invoice lifecycle.</w:t>
+              <w:rPr>
+                <w:rFonts w:ascii="Arial" w:hAnsi="Arial"/>
+                <w:sz w:val="17"/>
+              </w:rPr>
+              <w:t>Manage supported fee configuration and the invoice lifecycle within the permitted financial scope.</w:t>
             </w:r>
           </w:p>
         </w:tc>
         <w:tc>
           <w:tcPr>
-            <w:tcW w:type="dxa" w:w="3312"/>
+            <w:tcW w:type="dxa" w:w="1728"/>
+            <w:vAlign w:val="center"/>
             <w:tcMar>
-              <w:top w:w="100" w:type="dxa"/>
+              <w:top w:w="90" w:type="dxa"/>
               <w:start w:w="100" w:type="dxa"/>
-              <w:bottom w:w="100" w:type="dxa"/>
+              <w:bottom w:w="90" w:type="dxa"/>
               <w:end w:w="100" w:type="dxa"/>
             </w:tcMar>
           </w:tcPr>
           <w:p>
+            <w:pPr>
+              <w:spacing w:after="0"/>
+              <w:jc w:val="left"/>
+            </w:pPr>
             <w:r>
-              <w:t>Manage</w:t>
+              <w:rPr>
+                <w:rFonts w:ascii="Arial" w:hAnsi="Arial"/>
+                <w:sz w:val="17"/>
+              </w:rPr>
+              <w:t>Primary / Manage</w:t>
             </w:r>
           </w:p>
         </w:tc>
       </w:tr>
       <w:tr>
+        <w:trPr>
+          <w:cantSplit w:val="true"/>
+        </w:trPr>
         <w:tc>
           <w:tcPr>
-            <w:tcW w:type="dxa" w:w="3312"/>
+            <w:tcW w:type="dxa" w:w="1440"/>
+            <w:vAlign w:val="center"/>
             <w:tcMar>
-              <w:top w:w="100" w:type="dxa"/>
+              <w:top w:w="90" w:type="dxa"/>
               <w:start w:w="100" w:type="dxa"/>
-              <w:bottom w:w="100" w:type="dxa"/>
+              <w:bottom w:w="90" w:type="dxa"/>
               <w:end w:w="100" w:type="dxa"/>
             </w:tcMar>
+            <w:shd w:fill="EAF2F8"/>
           </w:tcPr>
           <w:p>
+            <w:pPr>
+              <w:spacing w:after="0"/>
+              <w:jc w:val="center"/>
+            </w:pPr>
             <w:r>
+              <w:rPr>
+                <w:rFonts w:ascii="Arial" w:hAnsi="Arial"/>
+                <w:sz w:val="17"/>
+              </w:rPr>
               <w:t>Resident</w:t>
             </w:r>
           </w:p>
         </w:tc>
         <w:tc>
           <w:tcPr>
-            <w:tcW w:type="dxa" w:w="3312"/>
+            <w:tcW w:type="dxa" w:w="6912"/>
+            <w:vAlign w:val="center"/>
             <w:tcMar>
-              <w:top w:w="100" w:type="dxa"/>
+              <w:top w:w="90" w:type="dxa"/>
               <w:start w:w="100" w:type="dxa"/>
-              <w:bottom w:w="100" w:type="dxa"/>
+              <w:bottom w:w="90" w:type="dxa"/>
               <w:end w:w="100" w:type="dxa"/>
             </w:tcMar>
+            <w:shd w:fill="EAF2F8"/>
           </w:tcPr>
           <w:p>
+            <w:pPr>
+              <w:spacing w:after="0"/>
+              <w:jc w:val="left"/>
+            </w:pPr>
             <w:r>
-              <w:t>Views current and historical invoices for permitted apartment contexts.</w:t>
+              <w:rPr>
+                <w:rFonts w:ascii="Arial" w:hAnsi="Arial"/>
+                <w:sz w:val="17"/>
+              </w:rPr>
+              <w:t>View current and historical invoices for permitted apartment contexts.</w:t>
             </w:r>
           </w:p>
         </w:tc>
         <w:tc>
           <w:tcPr>
-            <w:tcW w:type="dxa" w:w="3312"/>
+            <w:tcW w:type="dxa" w:w="1728"/>
+            <w:vAlign w:val="center"/>
             <w:tcMar>
-              <w:top w:w="100" w:type="dxa"/>
+              <w:top w:w="90" w:type="dxa"/>
               <w:start w:w="100" w:type="dxa"/>
-              <w:bottom w:w="100" w:type="dxa"/>
+              <w:bottom w:w="90" w:type="dxa"/>
               <w:end w:w="100" w:type="dxa"/>
             </w:tcMar>
+            <w:shd w:fill="EAF2F8"/>
           </w:tcPr>
           <w:p>
+            <w:pPr>
+              <w:spacing w:after="0"/>
+              <w:jc w:val="left"/>
+            </w:pPr>
             <w:r>
-              <w:t>Read own/permitted</w:t>
+              <w:rPr>
+                <w:rFonts w:ascii="Arial" w:hAnsi="Arial"/>
+                <w:sz w:val="17"/>
+              </w:rPr>
+              <w:t>Own / Permitted read</w:t>
             </w:r>
           </w:p>
         </w:tc>
       </w:tr>
       <w:tr>
+        <w:trPr>
+          <w:cantSplit w:val="true"/>
+        </w:trPr>
         <w:tc>
           <w:tcPr>
-            <w:tcW w:type="dxa" w:w="3312"/>
+            <w:tcW w:type="dxa" w:w="1440"/>
+            <w:vAlign w:val="center"/>
             <w:tcMar>
-              <w:top w:w="100" w:type="dxa"/>
+              <w:top w:w="90" w:type="dxa"/>
               <w:start w:w="100" w:type="dxa"/>
-              <w:bottom w:w="100" w:type="dxa"/>
+              <w:bottom w:w="90" w:type="dxa"/>
               <w:end w:w="100" w:type="dxa"/>
             </w:tcMar>
           </w:tcPr>
           <w:p>
+            <w:pPr>
+              <w:spacing w:after="0"/>
+              <w:jc w:val="center"/>
+            </w:pPr>
             <w:r>
+              <w:rPr>
+                <w:rFonts w:ascii="Arial" w:hAnsi="Arial"/>
+                <w:sz w:val="17"/>
+              </w:rPr>
               <w:t>Manager</w:t>
             </w:r>
           </w:p>
         </w:tc>
         <w:tc>
           <w:tcPr>
-            <w:tcW w:type="dxa" w:w="3312"/>
+            <w:tcW w:type="dxa" w:w="6912"/>
+            <w:vAlign w:val="center"/>
             <w:tcMar>
-              <w:top w:w="100" w:type="dxa"/>
+              <w:top w:w="90" w:type="dxa"/>
               <w:start w:w="100" w:type="dxa"/>
-              <w:bottom w:w="100" w:type="dxa"/>
+              <w:bottom w:w="90" w:type="dxa"/>
               <w:end w:w="100" w:type="dxa"/>
             </w:tcMar>
           </w:tcPr>
           <w:p>
+            <w:pPr>
+              <w:spacing w:after="0"/>
+              <w:jc w:val="left"/>
+            </w:pPr>
             <w:r>
-              <w:t>Monitors fee and invoice information for management oversight.</w:t>
+              <w:rPr>
+                <w:rFonts w:ascii="Arial" w:hAnsi="Arial"/>
+                <w:sz w:val="17"/>
+              </w:rPr>
+              <w:t>View and monitor fee and invoice information for management oversight.</w:t>
             </w:r>
           </w:p>
         </w:tc>
         <w:tc>
           <w:tcPr>
-            <w:tcW w:type="dxa" w:w="3312"/>
+            <w:tcW w:type="dxa" w:w="1728"/>
+            <w:vAlign w:val="center"/>
             <w:tcMar>
-              <w:top w:w="100" w:type="dxa"/>
+              <w:top w:w="90" w:type="dxa"/>
               <w:start w:w="100" w:type="dxa"/>
-              <w:bottom w:w="100" w:type="dxa"/>
+              <w:bottom w:w="90" w:type="dxa"/>
               <w:end w:w="100" w:type="dxa"/>
             </w:tcMar>
           </w:tcPr>
           <w:p>
+            <w:pPr>
+              <w:spacing w:after="0"/>
+              <w:jc w:val="left"/>
+            </w:pPr>
             <w:r>
-              <w:t>Read/Monitor</w:t>
+              <w:rPr>
+                <w:rFonts w:ascii="Arial" w:hAnsi="Arial"/>
+                <w:sz w:val="17"/>
+              </w:rPr>
+              <w:t>Read / Monitor</w:t>
             </w:r>
           </w:p>
         </w:tc>
       </w:tr>
       <w:tr>
+        <w:trPr>
+          <w:cantSplit w:val="true"/>
+        </w:trPr>
         <w:tc>
           <w:tcPr>
-            <w:tcW w:type="dxa" w:w="3312"/>
+            <w:tcW w:type="dxa" w:w="1440"/>
+            <w:vAlign w:val="center"/>
             <w:tcMar>
-              <w:top w:w="100" w:type="dxa"/>
+              <w:top w:w="90" w:type="dxa"/>
               <w:start w:w="100" w:type="dxa"/>
-              <w:bottom w:w="100" w:type="dxa"/>
+              <w:bottom w:w="90" w:type="dxa"/>
               <w:end w:w="100" w:type="dxa"/>
             </w:tcMar>
+            <w:shd w:fill="EAF2F8"/>
           </w:tcPr>
           <w:p>
+            <w:pPr>
+              <w:spacing w:after="0"/>
+              <w:jc w:val="center"/>
+            </w:pPr>
             <w:r>
+              <w:rPr>
+                <w:rFonts w:ascii="Arial" w:hAnsi="Arial"/>
+                <w:sz w:val="17"/>
+              </w:rPr>
               <w:t>Staff</w:t>
             </w:r>
           </w:p>
         </w:tc>
         <w:tc>
           <w:tcPr>
-            <w:tcW w:type="dxa" w:w="3312"/>
+            <w:tcW w:type="dxa" w:w="6912"/>
+            <w:vAlign w:val="center"/>
             <w:tcMar>
-              <w:top w:w="100" w:type="dxa"/>
+              <w:top w:w="90" w:type="dxa"/>
               <w:start w:w="100" w:type="dxa"/>
-              <w:bottom w:w="100" w:type="dxa"/>
+              <w:bottom w:w="90" w:type="dxa"/>
               <w:end w:w="100" w:type="dxa"/>
             </w:tcMar>
+            <w:shd w:fill="EAF2F8"/>
           </w:tcPr>
           <w:p>
+            <w:pPr>
+              <w:spacing w:after="0"/>
+              <w:jc w:val="left"/>
+            </w:pPr>
             <w:r>
-              <w:t>No direct responsibility in FE-08.</w:t>
+              <w:rPr>
+                <w:rFonts w:ascii="Arial" w:hAnsi="Arial"/>
+                <w:sz w:val="17"/>
+              </w:rPr>
+              <w:t>No direct FE-08 business responsibility.</w:t>
             </w:r>
           </w:p>
         </w:tc>
         <w:tc>
           <w:tcPr>
-            <w:tcW w:type="dxa" w:w="3312"/>
+            <w:tcW w:type="dxa" w:w="1728"/>
+            <w:vAlign w:val="center"/>
             <w:tcMar>
-              <w:top w:w="100" w:type="dxa"/>
+              <w:top w:w="90" w:type="dxa"/>
               <w:start w:w="100" w:type="dxa"/>
-              <w:bottom w:w="100" w:type="dxa"/>
+              <w:bottom w:w="90" w:type="dxa"/>
               <w:end w:w="100" w:type="dxa"/>
             </w:tcMar>
+            <w:shd w:fill="EAF2F8"/>
           </w:tcPr>
           <w:p>
+            <w:pPr>
+              <w:spacing w:after="0"/>
+              <w:jc w:val="left"/>
+            </w:pPr>
             <w:r>
+              <w:rPr>
+                <w:rFonts w:ascii="Arial" w:hAnsi="Arial"/>
+                <w:sz w:val="17"/>
+              </w:rPr>
               <w:t>None</w:t>
             </w:r>
           </w:p>
         </w:tc>
       </w:tr>
       <w:tr>
+        <w:trPr>
+          <w:cantSplit w:val="true"/>
+        </w:trPr>
         <w:tc>
           <w:tcPr>
-            <w:tcW w:type="dxa" w:w="3312"/>
+            <w:tcW w:type="dxa" w:w="1440"/>
+            <w:vAlign w:val="center"/>
             <w:tcMar>
-              <w:top w:w="100" w:type="dxa"/>
+              <w:top w:w="90" w:type="dxa"/>
               <w:start w:w="100" w:type="dxa"/>
-              <w:bottom w:w="100" w:type="dxa"/>
+              <w:bottom w:w="90" w:type="dxa"/>
               <w:end w:w="100" w:type="dxa"/>
             </w:tcMar>
           </w:tcPr>
           <w:p>
+            <w:pPr>
+              <w:spacing w:after="0"/>
+              <w:jc w:val="center"/>
+            </w:pPr>
             <w:r>
+              <w:rPr>
+                <w:rFonts w:ascii="Arial" w:hAnsi="Arial"/>
+                <w:sz w:val="17"/>
+              </w:rPr>
               <w:t>Admin</w:t>
             </w:r>
           </w:p>
         </w:tc>
         <w:tc>
           <w:tcPr>
-            <w:tcW w:type="dxa" w:w="3312"/>
+            <w:tcW w:type="dxa" w:w="6912"/>
+            <w:vAlign w:val="center"/>
             <w:tcMar>
-              <w:top w:w="100" w:type="dxa"/>
+              <w:top w:w="90" w:type="dxa"/>
               <w:start w:w="100" w:type="dxa"/>
-              <w:bottom w:w="100" w:type="dxa"/>
+              <w:bottom w:w="90" w:type="dxa"/>
               <w:end w:w="100" w:type="dxa"/>
             </w:tcMar>
           </w:tcPr>
           <w:p>
+            <w:pPr>
+              <w:spacing w:after="0"/>
+              <w:jc w:val="left"/>
+            </w:pPr>
             <w:r>
-              <w:t>Does not perform business finance operations in the baseline.</w:t>
+              <w:rPr>
+                <w:rFonts w:ascii="Arial" w:hAnsi="Arial"/>
+                <w:sz w:val="17"/>
+              </w:rPr>
+              <w:t>Administer accounts and access control through FE-15; does not perform FE-08 finance operations.</w:t>
             </w:r>
           </w:p>
         </w:tc>
         <w:tc>
           <w:tcPr>
-            <w:tcW w:type="dxa" w:w="3312"/>
+            <w:tcW w:type="dxa" w:w="1728"/>
+            <w:vAlign w:val="center"/>
             <w:tcMar>
-              <w:top w:w="100" w:type="dxa"/>
+              <w:top w:w="90" w:type="dxa"/>
               <w:start w:w="100" w:type="dxa"/>
-              <w:bottom w:w="100" w:type="dxa"/>
+              <w:bottom w:w="90" w:type="dxa"/>
               <w:end w:w="100" w:type="dxa"/>
             </w:tcMar>
           </w:tcPr>
           <w:p>
+            <w:pPr>
+              <w:spacing w:after="0"/>
+              <w:jc w:val="left"/>
+            </w:pPr>
             <w:r>
+              <w:rPr>
+                <w:rFonts w:ascii="Arial" w:hAnsi="Arial"/>
+                <w:sz w:val="17"/>
+              </w:rPr>
               <w:t>None</w:t>
             </w:r>
           </w:p>
@@ -565,10 +593,94 @@
     </w:tbl>
     <w:p>
       <w:pPr>
+        <w:spacing w:after="20"/>
+      </w:pPr>
+    </w:p>
+    <w:p>
+      <w:pPr>
         <w:pStyle w:val="Heading1"/>
+        <w:pageBreakBefore w:val="0"/>
       </w:pPr>
       <w:r>
-        <w:t>4. Sub-feature Summary</w:t>
+        <w:t>3. Core Domain Concepts</w:t>
+      </w:r>
+    </w:p>
+    <w:p>
+      <w:pPr>
+        <w:pStyle w:val="Heading2"/>
+        <w:pageBreakBefore w:val="0"/>
+      </w:pPr>
+      <w:r>
+        <w:t>3.1 Fee</w:t>
+      </w:r>
+    </w:p>
+    <w:p>
+      <w:r>
+        <w:t>A Fee is a supported charge type used to create invoice lines. Illustrative examples such as a management fee or common service fee do not fix the final fee catalog.</w:t>
+      </w:r>
+    </w:p>
+    <w:p>
+      <w:pPr>
+        <w:pStyle w:val="Heading2"/>
+        <w:pageBreakBefore w:val="0"/>
+      </w:pPr>
+      <w:r>
+        <w:t>3.2 Fee Rate or Charging Rule</w:t>
+      </w:r>
+    </w:p>
+    <w:p>
+      <w:r>
+        <w:t>A fee rate or charging rule defines how a supported Fee is applied. Exact formulas are not fixed at Report 1 level unless separately approved.</w:t>
+      </w:r>
+    </w:p>
+    <w:p>
+      <w:pPr>
+        <w:pStyle w:val="Heading2"/>
+        <w:pageBreakBefore w:val="0"/>
+      </w:pPr>
+      <w:r>
+        <w:t>3.3 Invoice</w:t>
+      </w:r>
+    </w:p>
+    <w:p>
+      <w:r>
+        <w:t>An Invoice is a billing record for a valid apartment billing context and billing period. It contains one or more invoice lines and a total amount due.</w:t>
+      </w:r>
+    </w:p>
+    <w:p>
+      <w:pPr>
+        <w:pStyle w:val="Heading2"/>
+        <w:pageBreakBefore w:val="0"/>
+      </w:pPr>
+      <w:r>
+        <w:t>3.4 Ownership and Historical Access</w:t>
+      </w:r>
+    </w:p>
+    <w:p>
+      <w:r>
+        <w:t>Billing is apartment-centered. An Invoice belongs to an Apartment billing context. Resident access is derived from a valid Resident–Apartment relationship, while historical billing records remain independent of later residency changes.</w:t>
+      </w:r>
+    </w:p>
+    <w:p>
+      <w:pPr>
+        <w:spacing w:before="80" w:after="160"/>
+        <w:jc w:val="center"/>
+      </w:pPr>
+      <w:r>
+        <w:rPr>
+          <w:rFonts w:ascii="Consolas" w:hAnsi="Consolas"/>
+          <w:sz w:val="18"/>
+        </w:rPr>
+        <w:t>Resident → Resident–Apartment Relationship → Apartment → Invoice → Invoice Line</w:t>
+      </w:r>
+    </w:p>
+    <w:p>
+      <w:pPr>
+        <w:pStyle w:val="Heading1"/>
+        <w:pageBreakBefore w:val="0"/>
+      </w:pPr>
+      <w:r>
+        <w:t>4. Final Sub-Features</w:t>
       </w:r>
     </w:p>
     <w:tbl>
@@ -576,547 +688,1409 @@
         <w:tblStyle w:val="TableGrid"/>
         <w:tblW w:type="auto" w:w="0"/>
         <w:jc w:val="center"/>
+        <w:tblLayout w:type="fixed"/>
         <w:tblLook w:firstColumn="1" w:firstRow="1" w:lastColumn="0" w:lastRow="0" w:noHBand="0" w:noVBand="1" w:val="04A0"/>
       </w:tblPr>
       <w:tblGrid>
-        <w:gridCol w:w="3312"/>
-        <w:gridCol w:w="3312"/>
-        <w:gridCol w:w="3312"/>
+        <w:gridCol w:w="2541"/>
+        <w:gridCol w:w="2541"/>
+        <w:gridCol w:w="2541"/>
+        <w:gridCol w:w="2541"/>
       </w:tblGrid>
       <w:tr>
         <w:trPr>
           <w:tblHeader w:val="true"/>
+          <w:cantSplit w:val="true"/>
         </w:trPr>
         <w:tc>
           <w:tcPr>
-            <w:tcW w:type="dxa" w:w="3312"/>
-            <w:shd w:fill="D9EAF7"/>
+            <w:tcW w:type="dxa" w:w="1080"/>
+            <w:shd w:fill="1F4E78"/>
+            <w:vAlign w:val="center"/>
+            <w:tcMar>
+              <w:top w:w="90" w:type="dxa"/>
+              <w:start w:w="100" w:type="dxa"/>
+              <w:bottom w:w="90" w:type="dxa"/>
+              <w:end w:w="100" w:type="dxa"/>
+            </w:tcMar>
           </w:tcPr>
           <w:p>
+            <w:pPr>
+              <w:jc w:val="center"/>
+            </w:pPr>
             <w:r>
+              <w:rPr>
+                <w:rFonts w:ascii="Arial" w:hAnsi="Arial"/>
+                <w:b/>
+                <w:color w:val="FFFFFF"/>
+                <w:sz w:val="15"/>
+              </w:rPr>
               <w:t>ID</w:t>
             </w:r>
           </w:p>
         </w:tc>
         <w:tc>
           <w:tcPr>
-            <w:tcW w:type="dxa" w:w="3312"/>
-            <w:shd w:fill="D9EAF7"/>
+            <w:tcW w:type="dxa" w:w="2880"/>
+            <w:shd w:fill="1F4E78"/>
+            <w:vAlign w:val="center"/>
+            <w:tcMar>
+              <w:top w:w="90" w:type="dxa"/>
+              <w:start w:w="100" w:type="dxa"/>
+              <w:bottom w:w="90" w:type="dxa"/>
+              <w:end w:w="100" w:type="dxa"/>
+            </w:tcMar>
           </w:tcPr>
           <w:p>
+            <w:pPr>
+              <w:jc w:val="center"/>
+            </w:pPr>
             <w:r>
-              <w:t>Sub-feature</w:t>
+              <w:rPr>
+                <w:rFonts w:ascii="Arial" w:hAnsi="Arial"/>
+                <w:b/>
+                <w:color w:val="FFFFFF"/>
+                <w:sz w:val="15"/>
+              </w:rPr>
+              <w:t>Sub-Feature</w:t>
             </w:r>
           </w:p>
         </w:tc>
         <w:tc>
           <w:tcPr>
-            <w:tcW w:type="dxa" w:w="3312"/>
-            <w:shd w:fill="D9EAF7"/>
+            <w:tcW w:type="dxa" w:w="1440"/>
+            <w:shd w:fill="1F4E78"/>
+            <w:vAlign w:val="center"/>
+            <w:tcMar>
+              <w:top w:w="90" w:type="dxa"/>
+              <w:start w:w="100" w:type="dxa"/>
+              <w:bottom w:w="90" w:type="dxa"/>
+              <w:end w:w="100" w:type="dxa"/>
+            </w:tcMar>
           </w:tcPr>
           <w:p>
+            <w:pPr>
+              <w:jc w:val="center"/>
+            </w:pPr>
             <w:r>
-              <w:t>Primary Actor(s)</w:t>
+              <w:rPr>
+                <w:rFonts w:ascii="Arial" w:hAnsi="Arial"/>
+                <w:b/>
+                <w:color w:val="FFFFFF"/>
+                <w:sz w:val="15"/>
+              </w:rPr>
+              <w:t>Primary Actor</w:t>
+            </w:r>
+          </w:p>
+        </w:tc>
+        <w:tc>
+          <w:tcPr>
+            <w:tcW w:type="dxa" w:w="4680"/>
+            <w:shd w:fill="1F4E78"/>
+            <w:vAlign w:val="center"/>
+            <w:tcMar>
+              <w:top w:w="90" w:type="dxa"/>
+              <w:start w:w="100" w:type="dxa"/>
+              <w:bottom w:w="90" w:type="dxa"/>
+              <w:end w:w="100" w:type="dxa"/>
+            </w:tcMar>
+          </w:tcPr>
+          <w:p>
+            <w:pPr>
+              <w:jc w:val="center"/>
+            </w:pPr>
+            <w:r>
+              <w:rPr>
+                <w:rFonts w:ascii="Arial" w:hAnsi="Arial"/>
+                <w:b/>
+                <w:color w:val="FFFFFF"/>
+                <w:sz w:val="15"/>
+              </w:rPr>
+              <w:t>Description</w:t>
             </w:r>
           </w:p>
         </w:tc>
       </w:tr>
       <w:tr>
+        <w:trPr>
+          <w:cantSplit w:val="true"/>
+        </w:trPr>
         <w:tc>
           <w:tcPr>
-            <w:tcW w:type="dxa" w:w="3312"/>
+            <w:tcW w:type="dxa" w:w="1080"/>
+            <w:vAlign w:val="center"/>
             <w:tcMar>
-              <w:top w:w="100" w:type="dxa"/>
+              <w:top w:w="90" w:type="dxa"/>
               <w:start w:w="100" w:type="dxa"/>
-              <w:bottom w:w="100" w:type="dxa"/>
+              <w:bottom w:w="90" w:type="dxa"/>
               <w:end w:w="100" w:type="dxa"/>
             </w:tcMar>
           </w:tcPr>
           <w:p>
+            <w:pPr>
+              <w:spacing w:after="0"/>
+              <w:jc w:val="center"/>
+            </w:pPr>
             <w:r>
+              <w:rPr>
+                <w:rFonts w:ascii="Arial" w:hAnsi="Arial"/>
+                <w:sz w:val="15"/>
+              </w:rPr>
               <w:t>FE-08.1</w:t>
             </w:r>
           </w:p>
         </w:tc>
         <w:tc>
           <w:tcPr>
-            <w:tcW w:type="dxa" w:w="3312"/>
+            <w:tcW w:type="dxa" w:w="2880"/>
+            <w:vAlign w:val="center"/>
             <w:tcMar>
-              <w:top w:w="100" w:type="dxa"/>
+              <w:top w:w="90" w:type="dxa"/>
               <w:start w:w="100" w:type="dxa"/>
-              <w:bottom w:w="100" w:type="dxa"/>
+              <w:bottom w:w="90" w:type="dxa"/>
               <w:end w:w="100" w:type="dxa"/>
             </w:tcMar>
           </w:tcPr>
           <w:p>
+            <w:pPr>
+              <w:spacing w:after="0"/>
+              <w:jc w:val="left"/>
+            </w:pPr>
             <w:r>
+              <w:rPr>
+                <w:rFonts w:ascii="Arial" w:hAnsi="Arial"/>
+                <w:sz w:val="15"/>
+              </w:rPr>
               <w:t>Manage Fee Types</w:t>
             </w:r>
           </w:p>
         </w:tc>
         <w:tc>
           <w:tcPr>
-            <w:tcW w:type="dxa" w:w="3312"/>
+            <w:tcW w:type="dxa" w:w="1440"/>
+            <w:vAlign w:val="center"/>
             <w:tcMar>
-              <w:top w:w="100" w:type="dxa"/>
+              <w:top w:w="90" w:type="dxa"/>
               <w:start w:w="100" w:type="dxa"/>
-              <w:bottom w:w="100" w:type="dxa"/>
+              <w:bottom w:w="90" w:type="dxa"/>
               <w:end w:w="100" w:type="dxa"/>
             </w:tcMar>
           </w:tcPr>
           <w:p>
+            <w:pPr>
+              <w:spacing w:after="0"/>
+              <w:jc w:val="left"/>
+            </w:pPr>
             <w:r>
+              <w:rPr>
+                <w:rFonts w:ascii="Arial" w:hAnsi="Arial"/>
+                <w:sz w:val="15"/>
+              </w:rPr>
               <w:t>Accountant</w:t>
+            </w:r>
+          </w:p>
+        </w:tc>
+        <w:tc>
+          <w:tcPr>
+            <w:tcW w:type="dxa" w:w="4680"/>
+            <w:vAlign w:val="center"/>
+            <w:tcMar>
+              <w:top w:w="90" w:type="dxa"/>
+              <w:start w:w="100" w:type="dxa"/>
+              <w:bottom w:w="90" w:type="dxa"/>
+              <w:end w:w="100" w:type="dxa"/>
+            </w:tcMar>
+          </w:tcPr>
+          <w:p>
+            <w:pPr>
+              <w:spacing w:after="0"/>
+              <w:jc w:val="left"/>
+            </w:pPr>
+            <w:r>
+              <w:rPr>
+                <w:rFonts w:ascii="Arial" w:hAnsi="Arial"/>
+                <w:sz w:val="15"/>
+              </w:rPr>
+              <w:t>Create and maintain supported fee types; deactivate referenced types instead of hard-deleting them.</w:t>
             </w:r>
           </w:p>
         </w:tc>
       </w:tr>
       <w:tr>
+        <w:trPr>
+          <w:cantSplit w:val="true"/>
+        </w:trPr>
         <w:tc>
           <w:tcPr>
-            <w:tcW w:type="dxa" w:w="3312"/>
+            <w:tcW w:type="dxa" w:w="1080"/>
+            <w:vAlign w:val="center"/>
             <w:tcMar>
-              <w:top w:w="100" w:type="dxa"/>
+              <w:top w:w="90" w:type="dxa"/>
               <w:start w:w="100" w:type="dxa"/>
-              <w:bottom w:w="100" w:type="dxa"/>
+              <w:bottom w:w="90" w:type="dxa"/>
               <w:end w:w="100" w:type="dxa"/>
             </w:tcMar>
+            <w:shd w:fill="EAF2F8"/>
           </w:tcPr>
           <w:p>
+            <w:pPr>
+              <w:spacing w:after="0"/>
+              <w:jc w:val="center"/>
+            </w:pPr>
             <w:r>
+              <w:rPr>
+                <w:rFonts w:ascii="Arial" w:hAnsi="Arial"/>
+                <w:sz w:val="15"/>
+              </w:rPr>
               <w:t>FE-08.2</w:t>
             </w:r>
           </w:p>
         </w:tc>
         <w:tc>
           <w:tcPr>
-            <w:tcW w:type="dxa" w:w="3312"/>
+            <w:tcW w:type="dxa" w:w="2880"/>
+            <w:vAlign w:val="center"/>
             <w:tcMar>
-              <w:top w:w="100" w:type="dxa"/>
+              <w:top w:w="90" w:type="dxa"/>
               <w:start w:w="100" w:type="dxa"/>
-              <w:bottom w:w="100" w:type="dxa"/>
+              <w:bottom w:w="90" w:type="dxa"/>
               <w:end w:w="100" w:type="dxa"/>
             </w:tcMar>
+            <w:shd w:fill="EAF2F8"/>
           </w:tcPr>
           <w:p>
+            <w:pPr>
+              <w:spacing w:after="0"/>
+              <w:jc w:val="left"/>
+            </w:pPr>
             <w:r>
-              <w:t>Configure Fee Rates / Charging Rules</w:t>
+              <w:rPr>
+                <w:rFonts w:ascii="Arial" w:hAnsi="Arial"/>
+                <w:sz w:val="15"/>
+              </w:rPr>
+              <w:t>Configure Fee Rates and Charging Rules</w:t>
             </w:r>
           </w:p>
         </w:tc>
         <w:tc>
           <w:tcPr>
-            <w:tcW w:type="dxa" w:w="3312"/>
+            <w:tcW w:type="dxa" w:w="1440"/>
+            <w:vAlign w:val="center"/>
             <w:tcMar>
-              <w:top w:w="100" w:type="dxa"/>
+              <w:top w:w="90" w:type="dxa"/>
               <w:start w:w="100" w:type="dxa"/>
-              <w:bottom w:w="100" w:type="dxa"/>
+              <w:bottom w:w="90" w:type="dxa"/>
               <w:end w:w="100" w:type="dxa"/>
             </w:tcMar>
+            <w:shd w:fill="EAF2F8"/>
           </w:tcPr>
           <w:p>
+            <w:pPr>
+              <w:spacing w:after="0"/>
+              <w:jc w:val="left"/>
+            </w:pPr>
             <w:r>
+              <w:rPr>
+                <w:rFonts w:ascii="Arial" w:hAnsi="Arial"/>
+                <w:sz w:val="15"/>
+              </w:rPr>
               <w:t>Accountant</w:t>
+            </w:r>
+          </w:p>
+        </w:tc>
+        <w:tc>
+          <w:tcPr>
+            <w:tcW w:type="dxa" w:w="4680"/>
+            <w:vAlign w:val="center"/>
+            <w:tcMar>
+              <w:top w:w="90" w:type="dxa"/>
+              <w:start w:w="100" w:type="dxa"/>
+              <w:bottom w:w="90" w:type="dxa"/>
+              <w:end w:w="100" w:type="dxa"/>
+            </w:tcMar>
+            <w:shd w:fill="EAF2F8"/>
+          </w:tcPr>
+          <w:p>
+            <w:pPr>
+              <w:spacing w:after="0"/>
+              <w:jc w:val="left"/>
+            </w:pPr>
+            <w:r>
+              <w:rPr>
+                <w:rFonts w:ascii="Arial" w:hAnsi="Arial"/>
+                <w:sz w:val="15"/>
+              </w:rPr>
+              <w:t>Maintain approved rates or charging rules without fixing unapproved formulas.</w:t>
             </w:r>
           </w:p>
         </w:tc>
       </w:tr>
       <w:tr>
+        <w:trPr>
+          <w:cantSplit w:val="true"/>
+        </w:trPr>
         <w:tc>
           <w:tcPr>
-            <w:tcW w:type="dxa" w:w="3312"/>
+            <w:tcW w:type="dxa" w:w="1080"/>
+            <w:vAlign w:val="center"/>
             <w:tcMar>
-              <w:top w:w="100" w:type="dxa"/>
+              <w:top w:w="90" w:type="dxa"/>
               <w:start w:w="100" w:type="dxa"/>
-              <w:bottom w:w="100" w:type="dxa"/>
+              <w:bottom w:w="90" w:type="dxa"/>
               <w:end w:w="100" w:type="dxa"/>
             </w:tcMar>
           </w:tcPr>
           <w:p>
+            <w:pPr>
+              <w:spacing w:after="0"/>
+              <w:jc w:val="center"/>
+            </w:pPr>
             <w:r>
+              <w:rPr>
+                <w:rFonts w:ascii="Arial" w:hAnsi="Arial"/>
+                <w:sz w:val="15"/>
+              </w:rPr>
               <w:t>FE-08.3</w:t>
             </w:r>
           </w:p>
         </w:tc>
         <w:tc>
           <w:tcPr>
-            <w:tcW w:type="dxa" w:w="3312"/>
+            <w:tcW w:type="dxa" w:w="2880"/>
+            <w:vAlign w:val="center"/>
             <w:tcMar>
-              <w:top w:w="100" w:type="dxa"/>
+              <w:top w:w="90" w:type="dxa"/>
               <w:start w:w="100" w:type="dxa"/>
-              <w:bottom w:w="100" w:type="dxa"/>
+              <w:bottom w:w="90" w:type="dxa"/>
               <w:end w:w="100" w:type="dxa"/>
             </w:tcMar>
           </w:tcPr>
           <w:p>
+            <w:pPr>
+              <w:spacing w:after="0"/>
+              <w:jc w:val="left"/>
+            </w:pPr>
             <w:r>
+              <w:rPr>
+                <w:rFonts w:ascii="Arial" w:hAnsi="Arial"/>
+                <w:sz w:val="15"/>
+              </w:rPr>
               <w:t>Generate Apartment Invoices</w:t>
             </w:r>
           </w:p>
         </w:tc>
         <w:tc>
           <w:tcPr>
-            <w:tcW w:type="dxa" w:w="3312"/>
+            <w:tcW w:type="dxa" w:w="1440"/>
+            <w:vAlign w:val="center"/>
             <w:tcMar>
-              <w:top w:w="100" w:type="dxa"/>
+              <w:top w:w="90" w:type="dxa"/>
               <w:start w:w="100" w:type="dxa"/>
-              <w:bottom w:w="100" w:type="dxa"/>
+              <w:bottom w:w="90" w:type="dxa"/>
               <w:end w:w="100" w:type="dxa"/>
             </w:tcMar>
           </w:tcPr>
           <w:p>
+            <w:pPr>
+              <w:spacing w:after="0"/>
+              <w:jc w:val="left"/>
+            </w:pPr>
             <w:r>
+              <w:rPr>
+                <w:rFonts w:ascii="Arial" w:hAnsi="Arial"/>
+                <w:sz w:val="15"/>
+              </w:rPr>
               <w:t>Accountant</w:t>
+            </w:r>
+          </w:p>
+        </w:tc>
+        <w:tc>
+          <w:tcPr>
+            <w:tcW w:type="dxa" w:w="4680"/>
+            <w:vAlign w:val="center"/>
+            <w:tcMar>
+              <w:top w:w="90" w:type="dxa"/>
+              <w:start w:w="100" w:type="dxa"/>
+              <w:bottom w:w="90" w:type="dxa"/>
+              <w:end w:w="100" w:type="dxa"/>
+            </w:tcMar>
+          </w:tcPr>
+          <w:p>
+            <w:pPr>
+              <w:spacing w:after="0"/>
+              <w:jc w:val="left"/>
+            </w:pPr>
+            <w:r>
+              <w:rPr>
+                <w:rFonts w:ascii="Arial" w:hAnsi="Arial"/>
+                <w:sz w:val="15"/>
+              </w:rPr>
+              <w:t>Generate draft invoices for valid apartment billing contexts and periods.</w:t>
             </w:r>
           </w:p>
         </w:tc>
       </w:tr>
       <w:tr>
+        <w:trPr>
+          <w:cantSplit w:val="true"/>
+        </w:trPr>
         <w:tc>
           <w:tcPr>
-            <w:tcW w:type="dxa" w:w="3312"/>
+            <w:tcW w:type="dxa" w:w="1080"/>
+            <w:vAlign w:val="center"/>
             <w:tcMar>
-              <w:top w:w="100" w:type="dxa"/>
+              <w:top w:w="90" w:type="dxa"/>
               <w:start w:w="100" w:type="dxa"/>
-              <w:bottom w:w="100" w:type="dxa"/>
+              <w:bottom w:w="90" w:type="dxa"/>
               <w:end w:w="100" w:type="dxa"/>
             </w:tcMar>
+            <w:shd w:fill="EAF2F8"/>
           </w:tcPr>
           <w:p>
+            <w:pPr>
+              <w:spacing w:after="0"/>
+              <w:jc w:val="center"/>
+            </w:pPr>
             <w:r>
+              <w:rPr>
+                <w:rFonts w:ascii="Arial" w:hAnsi="Arial"/>
+                <w:sz w:val="15"/>
+              </w:rPr>
               <w:t>FE-08.4</w:t>
             </w:r>
           </w:p>
         </w:tc>
         <w:tc>
           <w:tcPr>
-            <w:tcW w:type="dxa" w:w="3312"/>
+            <w:tcW w:type="dxa" w:w="2880"/>
+            <w:vAlign w:val="center"/>
             <w:tcMar>
-              <w:top w:w="100" w:type="dxa"/>
+              <w:top w:w="90" w:type="dxa"/>
               <w:start w:w="100" w:type="dxa"/>
-              <w:bottom w:w="100" w:type="dxa"/>
+              <w:bottom w:w="90" w:type="dxa"/>
               <w:end w:w="100" w:type="dxa"/>
             </w:tcMar>
+            <w:shd w:fill="EAF2F8"/>
           </w:tcPr>
           <w:p>
+            <w:pPr>
+              <w:spacing w:after="0"/>
+              <w:jc w:val="left"/>
+            </w:pPr>
             <w:r>
-              <w:t>Review &amp; Update Draft Invoices</w:t>
+              <w:rPr>
+                <w:rFonts w:ascii="Arial" w:hAnsi="Arial"/>
+                <w:sz w:val="15"/>
+              </w:rPr>
+              <w:t>Review and Update Draft Invoices</w:t>
             </w:r>
           </w:p>
         </w:tc>
         <w:tc>
           <w:tcPr>
-            <w:tcW w:type="dxa" w:w="3312"/>
+            <w:tcW w:type="dxa" w:w="1440"/>
+            <w:vAlign w:val="center"/>
             <w:tcMar>
-              <w:top w:w="100" w:type="dxa"/>
+              <w:top w:w="90" w:type="dxa"/>
               <w:start w:w="100" w:type="dxa"/>
-              <w:bottom w:w="100" w:type="dxa"/>
+              <w:bottom w:w="90" w:type="dxa"/>
               <w:end w:w="100" w:type="dxa"/>
             </w:tcMar>
+            <w:shd w:fill="EAF2F8"/>
           </w:tcPr>
           <w:p>
+            <w:pPr>
+              <w:spacing w:after="0"/>
+              <w:jc w:val="left"/>
+            </w:pPr>
             <w:r>
+              <w:rPr>
+                <w:rFonts w:ascii="Arial" w:hAnsi="Arial"/>
+                <w:sz w:val="15"/>
+              </w:rPr>
               <w:t>Accountant</w:t>
+            </w:r>
+          </w:p>
+        </w:tc>
+        <w:tc>
+          <w:tcPr>
+            <w:tcW w:type="dxa" w:w="4680"/>
+            <w:vAlign w:val="center"/>
+            <w:tcMar>
+              <w:top w:w="90" w:type="dxa"/>
+              <w:start w:w="100" w:type="dxa"/>
+              <w:bottom w:w="90" w:type="dxa"/>
+              <w:end w:w="100" w:type="dxa"/>
+            </w:tcMar>
+            <w:shd w:fill="EAF2F8"/>
+          </w:tcPr>
+          <w:p>
+            <w:pPr>
+              <w:spacing w:after="0"/>
+              <w:jc w:val="left"/>
+            </w:pPr>
+            <w:r>
+              <w:rPr>
+                <w:rFonts w:ascii="Arial" w:hAnsi="Arial"/>
+                <w:sz w:val="15"/>
+              </w:rPr>
+              <w:t>Inspect and correct draft invoice information before issuance.</w:t>
             </w:r>
           </w:p>
         </w:tc>
       </w:tr>
       <w:tr>
+        <w:trPr>
+          <w:cantSplit w:val="true"/>
+        </w:trPr>
         <w:tc>
           <w:tcPr>
-            <w:tcW w:type="dxa" w:w="3312"/>
+            <w:tcW w:type="dxa" w:w="1080"/>
+            <w:vAlign w:val="center"/>
             <w:tcMar>
-              <w:top w:w="100" w:type="dxa"/>
+              <w:top w:w="90" w:type="dxa"/>
               <w:start w:w="100" w:type="dxa"/>
-              <w:bottom w:w="100" w:type="dxa"/>
+              <w:bottom w:w="90" w:type="dxa"/>
               <w:end w:w="100" w:type="dxa"/>
             </w:tcMar>
           </w:tcPr>
           <w:p>
+            <w:pPr>
+              <w:spacing w:after="0"/>
+              <w:jc w:val="center"/>
+            </w:pPr>
             <w:r>
+              <w:rPr>
+                <w:rFonts w:ascii="Arial" w:hAnsi="Arial"/>
+                <w:sz w:val="15"/>
+              </w:rPr>
               <w:t>FE-08.5</w:t>
             </w:r>
           </w:p>
         </w:tc>
         <w:tc>
           <w:tcPr>
-            <w:tcW w:type="dxa" w:w="3312"/>
+            <w:tcW w:type="dxa" w:w="2880"/>
+            <w:vAlign w:val="center"/>
             <w:tcMar>
-              <w:top w:w="100" w:type="dxa"/>
+              <w:top w:w="90" w:type="dxa"/>
               <w:start w:w="100" w:type="dxa"/>
-              <w:bottom w:w="100" w:type="dxa"/>
+              <w:bottom w:w="90" w:type="dxa"/>
               <w:end w:w="100" w:type="dxa"/>
             </w:tcMar>
           </w:tcPr>
           <w:p>
+            <w:pPr>
+              <w:spacing w:after="0"/>
+              <w:jc w:val="left"/>
+            </w:pPr>
             <w:r>
-              <w:t>Issue / Publish Invoices</w:t>
+              <w:rPr>
+                <w:rFonts w:ascii="Arial" w:hAnsi="Arial"/>
+                <w:sz w:val="15"/>
+              </w:rPr>
+              <w:t>Issue Invoices</w:t>
             </w:r>
           </w:p>
         </w:tc>
         <w:tc>
           <w:tcPr>
-            <w:tcW w:type="dxa" w:w="3312"/>
+            <w:tcW w:type="dxa" w:w="1440"/>
+            <w:vAlign w:val="center"/>
             <w:tcMar>
-              <w:top w:w="100" w:type="dxa"/>
+              <w:top w:w="90" w:type="dxa"/>
               <w:start w:w="100" w:type="dxa"/>
-              <w:bottom w:w="100" w:type="dxa"/>
+              <w:bottom w:w="90" w:type="dxa"/>
               <w:end w:w="100" w:type="dxa"/>
             </w:tcMar>
           </w:tcPr>
           <w:p>
+            <w:pPr>
+              <w:spacing w:after="0"/>
+              <w:jc w:val="left"/>
+            </w:pPr>
             <w:r>
+              <w:rPr>
+                <w:rFonts w:ascii="Arial" w:hAnsi="Arial"/>
+                <w:sz w:val="15"/>
+              </w:rPr>
               <w:t>Accountant</w:t>
+            </w:r>
+          </w:p>
+        </w:tc>
+        <w:tc>
+          <w:tcPr>
+            <w:tcW w:type="dxa" w:w="4680"/>
+            <w:vAlign w:val="center"/>
+            <w:tcMar>
+              <w:top w:w="90" w:type="dxa"/>
+              <w:start w:w="100" w:type="dxa"/>
+              <w:bottom w:w="90" w:type="dxa"/>
+              <w:end w:w="100" w:type="dxa"/>
+            </w:tcMar>
+          </w:tcPr>
+          <w:p>
+            <w:pPr>
+              <w:spacing w:after="0"/>
+              <w:jc w:val="left"/>
+            </w:pPr>
+            <w:r>
+              <w:rPr>
+                <w:rFonts w:ascii="Arial" w:hAnsi="Arial"/>
+                <w:sz w:val="15"/>
+              </w:rPr>
+              <w:t>Finalize and issue reviewed invoices for authorized access.</w:t>
             </w:r>
           </w:p>
         </w:tc>
       </w:tr>
       <w:tr>
+        <w:trPr>
+          <w:cantSplit w:val="true"/>
+        </w:trPr>
         <w:tc>
           <w:tcPr>
-            <w:tcW w:type="dxa" w:w="3312"/>
+            <w:tcW w:type="dxa" w:w="1080"/>
+            <w:vAlign w:val="center"/>
             <w:tcMar>
-              <w:top w:w="100" w:type="dxa"/>
+              <w:top w:w="90" w:type="dxa"/>
               <w:start w:w="100" w:type="dxa"/>
-              <w:bottom w:w="100" w:type="dxa"/>
+              <w:bottom w:w="90" w:type="dxa"/>
               <w:end w:w="100" w:type="dxa"/>
             </w:tcMar>
+            <w:shd w:fill="EAF2F8"/>
           </w:tcPr>
           <w:p>
+            <w:pPr>
+              <w:spacing w:after="0"/>
+              <w:jc w:val="center"/>
+            </w:pPr>
             <w:r>
+              <w:rPr>
+                <w:rFonts w:ascii="Arial" w:hAnsi="Arial"/>
+                <w:sz w:val="15"/>
+              </w:rPr>
               <w:t>FE-08.6</w:t>
             </w:r>
           </w:p>
         </w:tc>
         <w:tc>
           <w:tcPr>
-            <w:tcW w:type="dxa" w:w="3312"/>
+            <w:tcW w:type="dxa" w:w="2880"/>
+            <w:vAlign w:val="center"/>
             <w:tcMar>
-              <w:top w:w="100" w:type="dxa"/>
+              <w:top w:w="90" w:type="dxa"/>
               <w:start w:w="100" w:type="dxa"/>
-              <w:bottom w:w="100" w:type="dxa"/>
+              <w:bottom w:w="90" w:type="dxa"/>
               <w:end w:w="100" w:type="dxa"/>
             </w:tcMar>
+            <w:shd w:fill="EAF2F8"/>
           </w:tcPr>
           <w:p>
+            <w:pPr>
+              <w:spacing w:after="0"/>
+              <w:jc w:val="left"/>
+            </w:pPr>
             <w:r>
+              <w:rPr>
+                <w:rFonts w:ascii="Arial" w:hAnsi="Arial"/>
+                <w:sz w:val="15"/>
+              </w:rPr>
               <w:t>View Invoice Details</w:t>
             </w:r>
           </w:p>
         </w:tc>
         <w:tc>
           <w:tcPr>
-            <w:tcW w:type="dxa" w:w="3312"/>
+            <w:tcW w:type="dxa" w:w="1440"/>
+            <w:vAlign w:val="center"/>
             <w:tcMar>
-              <w:top w:w="100" w:type="dxa"/>
+              <w:top w:w="90" w:type="dxa"/>
               <w:start w:w="100" w:type="dxa"/>
-              <w:bottom w:w="100" w:type="dxa"/>
+              <w:bottom w:w="90" w:type="dxa"/>
               <w:end w:w="100" w:type="dxa"/>
             </w:tcMar>
+            <w:shd w:fill="EAF2F8"/>
           </w:tcPr>
           <w:p>
+            <w:pPr>
+              <w:spacing w:after="0"/>
+              <w:jc w:val="left"/>
+            </w:pPr>
             <w:r>
-              <w:t>Accountant, Manager</w:t>
+              <w:rPr>
+                <w:rFonts w:ascii="Arial" w:hAnsi="Arial"/>
+                <w:sz w:val="15"/>
+              </w:rPr>
+              <w:t>Accountant</w:t>
+            </w:r>
+          </w:p>
+        </w:tc>
+        <w:tc>
+          <w:tcPr>
+            <w:tcW w:type="dxa" w:w="4680"/>
+            <w:vAlign w:val="center"/>
+            <w:tcMar>
+              <w:top w:w="90" w:type="dxa"/>
+              <w:start w:w="100" w:type="dxa"/>
+              <w:bottom w:w="90" w:type="dxa"/>
+              <w:end w:w="100" w:type="dxa"/>
+            </w:tcMar>
+            <w:shd w:fill="EAF2F8"/>
+          </w:tcPr>
+          <w:p>
+            <w:pPr>
+              <w:spacing w:after="0"/>
+              <w:jc w:val="left"/>
+            </w:pPr>
+            <w:r>
+              <w:rPr>
+                <w:rFonts w:ascii="Arial" w:hAnsi="Arial"/>
+                <w:sz w:val="15"/>
+              </w:rPr>
+              <w:t>View detailed invoice and invoice-line information for financial operations.</w:t>
             </w:r>
           </w:p>
         </w:tc>
       </w:tr>
       <w:tr>
+        <w:trPr>
+          <w:cantSplit w:val="true"/>
+        </w:trPr>
         <w:tc>
           <w:tcPr>
-            <w:tcW w:type="dxa" w:w="3312"/>
+            <w:tcW w:type="dxa" w:w="1080"/>
+            <w:vAlign w:val="center"/>
             <w:tcMar>
-              <w:top w:w="100" w:type="dxa"/>
+              <w:top w:w="90" w:type="dxa"/>
               <w:start w:w="100" w:type="dxa"/>
-              <w:bottom w:w="100" w:type="dxa"/>
+              <w:bottom w:w="90" w:type="dxa"/>
               <w:end w:w="100" w:type="dxa"/>
             </w:tcMar>
           </w:tcPr>
           <w:p>
+            <w:pPr>
+              <w:spacing w:after="0"/>
+              <w:jc w:val="center"/>
+            </w:pPr>
             <w:r>
+              <w:rPr>
+                <w:rFonts w:ascii="Arial" w:hAnsi="Arial"/>
+                <w:sz w:val="15"/>
+              </w:rPr>
               <w:t>FE-08.7</w:t>
             </w:r>
           </w:p>
         </w:tc>
         <w:tc>
           <w:tcPr>
-            <w:tcW w:type="dxa" w:w="3312"/>
+            <w:tcW w:type="dxa" w:w="2880"/>
+            <w:vAlign w:val="center"/>
             <w:tcMar>
-              <w:top w:w="100" w:type="dxa"/>
+              <w:top w:w="90" w:type="dxa"/>
               <w:start w:w="100" w:type="dxa"/>
-              <w:bottom w:w="100" w:type="dxa"/>
+              <w:bottom w:w="90" w:type="dxa"/>
               <w:end w:w="100" w:type="dxa"/>
             </w:tcMar>
           </w:tcPr>
           <w:p>
+            <w:pPr>
+              <w:spacing w:after="0"/>
+              <w:jc w:val="left"/>
+            </w:pPr>
             <w:r>
-              <w:t>Search &amp; Filter Invoices</w:t>
+              <w:rPr>
+                <w:rFonts w:ascii="Arial" w:hAnsi="Arial"/>
+                <w:sz w:val="15"/>
+              </w:rPr>
+              <w:t>Search and Filter Invoices</w:t>
             </w:r>
           </w:p>
         </w:tc>
         <w:tc>
           <w:tcPr>
-            <w:tcW w:type="dxa" w:w="3312"/>
+            <w:tcW w:type="dxa" w:w="1440"/>
+            <w:vAlign w:val="center"/>
             <w:tcMar>
-              <w:top w:w="100" w:type="dxa"/>
+              <w:top w:w="90" w:type="dxa"/>
               <w:start w:w="100" w:type="dxa"/>
-              <w:bottom w:w="100" w:type="dxa"/>
+              <w:bottom w:w="90" w:type="dxa"/>
               <w:end w:w="100" w:type="dxa"/>
             </w:tcMar>
           </w:tcPr>
           <w:p>
+            <w:pPr>
+              <w:spacing w:after="0"/>
+              <w:jc w:val="left"/>
+            </w:pPr>
             <w:r>
-              <w:t>Accountant, Manager</w:t>
+              <w:rPr>
+                <w:rFonts w:ascii="Arial" w:hAnsi="Arial"/>
+                <w:sz w:val="15"/>
+              </w:rPr>
+              <w:t>Accountant</w:t>
+            </w:r>
+          </w:p>
+        </w:tc>
+        <w:tc>
+          <w:tcPr>
+            <w:tcW w:type="dxa" w:w="4680"/>
+            <w:vAlign w:val="center"/>
+            <w:tcMar>
+              <w:top w:w="90" w:type="dxa"/>
+              <w:start w:w="100" w:type="dxa"/>
+              <w:bottom w:w="90" w:type="dxa"/>
+              <w:end w:w="100" w:type="dxa"/>
+            </w:tcMar>
+          </w:tcPr>
+          <w:p>
+            <w:pPr>
+              <w:spacing w:after="0"/>
+              <w:jc w:val="left"/>
+            </w:pPr>
+            <w:r>
+              <w:rPr>
+                <w:rFonts w:ascii="Arial" w:hAnsi="Arial"/>
+                <w:sz w:val="15"/>
+              </w:rPr>
+              <w:t>Search and filter invoice records within the permitted financial scope.</w:t>
             </w:r>
           </w:p>
         </w:tc>
       </w:tr>
       <w:tr>
+        <w:trPr>
+          <w:cantSplit w:val="true"/>
+        </w:trPr>
         <w:tc>
           <w:tcPr>
-            <w:tcW w:type="dxa" w:w="3312"/>
+            <w:tcW w:type="dxa" w:w="1080"/>
+            <w:vAlign w:val="center"/>
             <w:tcMar>
-              <w:top w:w="100" w:type="dxa"/>
+              <w:top w:w="90" w:type="dxa"/>
               <w:start w:w="100" w:type="dxa"/>
-              <w:bottom w:w="100" w:type="dxa"/>
+              <w:bottom w:w="90" w:type="dxa"/>
               <w:end w:w="100" w:type="dxa"/>
             </w:tcMar>
+            <w:shd w:fill="EAF2F8"/>
           </w:tcPr>
           <w:p>
+            <w:pPr>
+              <w:spacing w:after="0"/>
+              <w:jc w:val="center"/>
+            </w:pPr>
             <w:r>
+              <w:rPr>
+                <w:rFonts w:ascii="Arial" w:hAnsi="Arial"/>
+                <w:sz w:val="15"/>
+              </w:rPr>
               <w:t>FE-08.8</w:t>
             </w:r>
           </w:p>
         </w:tc>
         <w:tc>
           <w:tcPr>
-            <w:tcW w:type="dxa" w:w="3312"/>
+            <w:tcW w:type="dxa" w:w="2880"/>
+            <w:vAlign w:val="center"/>
             <w:tcMar>
-              <w:top w:w="100" w:type="dxa"/>
+              <w:top w:w="90" w:type="dxa"/>
               <w:start w:w="100" w:type="dxa"/>
-              <w:bottom w:w="100" w:type="dxa"/>
+              <w:bottom w:w="90" w:type="dxa"/>
               <w:end w:w="100" w:type="dxa"/>
             </w:tcMar>
+            <w:shd w:fill="EAF2F8"/>
           </w:tcPr>
           <w:p>
+            <w:pPr>
+              <w:spacing w:after="0"/>
+              <w:jc w:val="left"/>
+            </w:pPr>
             <w:r>
-              <w:t>Manage Invoice Billing Lifecycle Status</w:t>
+              <w:rPr>
+                <w:rFonts w:ascii="Arial" w:hAnsi="Arial"/>
+                <w:sz w:val="15"/>
+              </w:rPr>
+              <w:t>Manage Invoice Lifecycle Status</w:t>
             </w:r>
           </w:p>
         </w:tc>
         <w:tc>
           <w:tcPr>
-            <w:tcW w:type="dxa" w:w="3312"/>
+            <w:tcW w:type="dxa" w:w="1440"/>
+            <w:vAlign w:val="center"/>
             <w:tcMar>
-              <w:top w:w="100" w:type="dxa"/>
+              <w:top w:w="90" w:type="dxa"/>
               <w:start w:w="100" w:type="dxa"/>
-              <w:bottom w:w="100" w:type="dxa"/>
+              <w:bottom w:w="90" w:type="dxa"/>
               <w:end w:w="100" w:type="dxa"/>
             </w:tcMar>
+            <w:shd w:fill="EAF2F8"/>
           </w:tcPr>
           <w:p>
+            <w:pPr>
+              <w:spacing w:after="0"/>
+              <w:jc w:val="left"/>
+            </w:pPr>
             <w:r>
+              <w:rPr>
+                <w:rFonts w:ascii="Arial" w:hAnsi="Arial"/>
+                <w:sz w:val="15"/>
+              </w:rPr>
               <w:t>Accountant</w:t>
+            </w:r>
+          </w:p>
+        </w:tc>
+        <w:tc>
+          <w:tcPr>
+            <w:tcW w:type="dxa" w:w="4680"/>
+            <w:vAlign w:val="center"/>
+            <w:tcMar>
+              <w:top w:w="90" w:type="dxa"/>
+              <w:start w:w="100" w:type="dxa"/>
+              <w:bottom w:w="90" w:type="dxa"/>
+              <w:end w:w="100" w:type="dxa"/>
+            </w:tcMar>
+            <w:shd w:fill="EAF2F8"/>
+          </w:tcPr>
+          <w:p>
+            <w:pPr>
+              <w:spacing w:after="0"/>
+              <w:jc w:val="left"/>
+            </w:pPr>
+            <w:r>
+              <w:rPr>
+                <w:rFonts w:ascii="Arial" w:hAnsi="Arial"/>
+                <w:sz w:val="15"/>
+              </w:rPr>
+              <w:t>Manage invoice lifecycle states separately from payment and settlement states.</w:t>
             </w:r>
           </w:p>
         </w:tc>
       </w:tr>
       <w:tr>
+        <w:trPr>
+          <w:cantSplit w:val="true"/>
+        </w:trPr>
         <w:tc>
           <w:tcPr>
-            <w:tcW w:type="dxa" w:w="3312"/>
+            <w:tcW w:type="dxa" w:w="1080"/>
+            <w:vAlign w:val="center"/>
             <w:tcMar>
-              <w:top w:w="100" w:type="dxa"/>
+              <w:top w:w="90" w:type="dxa"/>
               <w:start w:w="100" w:type="dxa"/>
-              <w:bottom w:w="100" w:type="dxa"/>
+              <w:bottom w:w="90" w:type="dxa"/>
               <w:end w:w="100" w:type="dxa"/>
             </w:tcMar>
           </w:tcPr>
           <w:p>
+            <w:pPr>
+              <w:spacing w:after="0"/>
+              <w:jc w:val="center"/>
+            </w:pPr>
             <w:r>
+              <w:rPr>
+                <w:rFonts w:ascii="Arial" w:hAnsi="Arial"/>
+                <w:sz w:val="15"/>
+              </w:rPr>
               <w:t>FE-08.9</w:t>
             </w:r>
           </w:p>
         </w:tc>
         <w:tc>
           <w:tcPr>
-            <w:tcW w:type="dxa" w:w="3312"/>
+            <w:tcW w:type="dxa" w:w="2880"/>
+            <w:vAlign w:val="center"/>
             <w:tcMar>
-              <w:top w:w="100" w:type="dxa"/>
+              <w:top w:w="90" w:type="dxa"/>
               <w:start w:w="100" w:type="dxa"/>
-              <w:bottom w:w="100" w:type="dxa"/>
+              <w:bottom w:w="90" w:type="dxa"/>
               <w:end w:w="100" w:type="dxa"/>
             </w:tcMar>
           </w:tcPr>
           <w:p>
+            <w:pPr>
+              <w:spacing w:after="0"/>
+              <w:jc w:val="left"/>
+            </w:pPr>
             <w:r>
+              <w:rPr>
+                <w:rFonts w:ascii="Arial" w:hAnsi="Arial"/>
+                <w:sz w:val="15"/>
+              </w:rPr>
+              <w:t>View Fee and Invoice History</w:t>
+            </w:r>
+          </w:p>
+        </w:tc>
+        <w:tc>
+          <w:tcPr>
+            <w:tcW w:type="dxa" w:w="1440"/>
+            <w:vAlign w:val="center"/>
+            <w:tcMar>
+              <w:top w:w="90" w:type="dxa"/>
+              <w:start w:w="100" w:type="dxa"/>
+              <w:bottom w:w="90" w:type="dxa"/>
+              <w:end w:w="100" w:type="dxa"/>
+            </w:tcMar>
+          </w:tcPr>
+          <w:p>
+            <w:pPr>
+              <w:spacing w:after="0"/>
+              <w:jc w:val="left"/>
+            </w:pPr>
+            <w:r>
+              <w:rPr>
+                <w:rFonts w:ascii="Arial" w:hAnsi="Arial"/>
+                <w:sz w:val="15"/>
+              </w:rPr>
+              <w:t>Accountant</w:t>
+            </w:r>
+          </w:p>
+        </w:tc>
+        <w:tc>
+          <w:tcPr>
+            <w:tcW w:type="dxa" w:w="4680"/>
+            <w:vAlign w:val="center"/>
+            <w:tcMar>
+              <w:top w:w="90" w:type="dxa"/>
+              <w:start w:w="100" w:type="dxa"/>
+              <w:bottom w:w="90" w:type="dxa"/>
+              <w:end w:w="100" w:type="dxa"/>
+            </w:tcMar>
+          </w:tcPr>
+          <w:p>
+            <w:pPr>
+              <w:spacing w:after="0"/>
+              <w:jc w:val="left"/>
+            </w:pPr>
+            <w:r>
+              <w:rPr>
+                <w:rFonts w:ascii="Arial" w:hAnsi="Arial"/>
+                <w:sz w:val="15"/>
+              </w:rPr>
+              <w:t>View preserved fee and invoice history within the permitted financial scope.</w:t>
+            </w:r>
+          </w:p>
+        </w:tc>
+      </w:tr>
+      <w:tr>
+        <w:trPr>
+          <w:cantSplit w:val="true"/>
+        </w:trPr>
+        <w:tc>
+          <w:tcPr>
+            <w:tcW w:type="dxa" w:w="1080"/>
+            <w:vAlign w:val="center"/>
+            <w:tcMar>
+              <w:top w:w="90" w:type="dxa"/>
+              <w:start w:w="100" w:type="dxa"/>
+              <w:bottom w:w="90" w:type="dxa"/>
+              <w:end w:w="100" w:type="dxa"/>
+            </w:tcMar>
+            <w:shd w:fill="EAF2F8"/>
+          </w:tcPr>
+          <w:p>
+            <w:pPr>
+              <w:spacing w:after="0"/>
+              <w:jc w:val="center"/>
+            </w:pPr>
+            <w:r>
+              <w:rPr>
+                <w:rFonts w:ascii="Arial" w:hAnsi="Arial"/>
+                <w:sz w:val="15"/>
+              </w:rPr>
+              <w:t>FE-08.10</w:t>
+            </w:r>
+          </w:p>
+        </w:tc>
+        <w:tc>
+          <w:tcPr>
+            <w:tcW w:type="dxa" w:w="2880"/>
+            <w:vAlign w:val="center"/>
+            <w:tcMar>
+              <w:top w:w="90" w:type="dxa"/>
+              <w:start w:w="100" w:type="dxa"/>
+              <w:bottom w:w="90" w:type="dxa"/>
+              <w:end w:w="100" w:type="dxa"/>
+            </w:tcMar>
+            <w:shd w:fill="EAF2F8"/>
+          </w:tcPr>
+          <w:p>
+            <w:pPr>
+              <w:spacing w:after="0"/>
+              <w:jc w:val="left"/>
+            </w:pPr>
+            <w:r>
+              <w:rPr>
+                <w:rFonts w:ascii="Arial" w:hAnsi="Arial"/>
+                <w:sz w:val="15"/>
+              </w:rPr>
               <w:t>View Own Apartment Invoices</w:t>
             </w:r>
           </w:p>
         </w:tc>
         <w:tc>
           <w:tcPr>
-            <w:tcW w:type="dxa" w:w="3312"/>
+            <w:tcW w:type="dxa" w:w="1440"/>
+            <w:vAlign w:val="center"/>
             <w:tcMar>
-              <w:top w:w="100" w:type="dxa"/>
+              <w:top w:w="90" w:type="dxa"/>
               <w:start w:w="100" w:type="dxa"/>
-              <w:bottom w:w="100" w:type="dxa"/>
+              <w:bottom w:w="90" w:type="dxa"/>
               <w:end w:w="100" w:type="dxa"/>
             </w:tcMar>
+            <w:shd w:fill="EAF2F8"/>
           </w:tcPr>
           <w:p>
+            <w:pPr>
+              <w:spacing w:after="0"/>
+              <w:jc w:val="left"/>
+            </w:pPr>
             <w:r>
+              <w:rPr>
+                <w:rFonts w:ascii="Arial" w:hAnsi="Arial"/>
+                <w:sz w:val="15"/>
+              </w:rPr>
               <w:t>Resident</w:t>
+            </w:r>
+          </w:p>
+        </w:tc>
+        <w:tc>
+          <w:tcPr>
+            <w:tcW w:type="dxa" w:w="4680"/>
+            <w:vAlign w:val="center"/>
+            <w:tcMar>
+              <w:top w:w="90" w:type="dxa"/>
+              <w:start w:w="100" w:type="dxa"/>
+              <w:bottom w:w="90" w:type="dxa"/>
+              <w:end w:w="100" w:type="dxa"/>
+            </w:tcMar>
+            <w:shd w:fill="EAF2F8"/>
+          </w:tcPr>
+          <w:p>
+            <w:pPr>
+              <w:spacing w:after="0"/>
+              <w:jc w:val="left"/>
+            </w:pPr>
+            <w:r>
+              <w:rPr>
+                <w:rFonts w:ascii="Arial" w:hAnsi="Arial"/>
+                <w:sz w:val="15"/>
+              </w:rPr>
+              <w:t>View current and historical invoices for permitted apartment contexts.</w:t>
             </w:r>
           </w:p>
         </w:tc>
       </w:tr>
       <w:tr>
+        <w:trPr>
+          <w:cantSplit w:val="true"/>
+        </w:trPr>
         <w:tc>
           <w:tcPr>
-            <w:tcW w:type="dxa" w:w="3312"/>
+            <w:tcW w:type="dxa" w:w="1080"/>
+            <w:vAlign w:val="center"/>
             <w:tcMar>
-              <w:top w:w="100" w:type="dxa"/>
+              <w:top w:w="90" w:type="dxa"/>
               <w:start w:w="100" w:type="dxa"/>
-              <w:bottom w:w="100" w:type="dxa"/>
+              <w:bottom w:w="90" w:type="dxa"/>
               <w:end w:w="100" w:type="dxa"/>
             </w:tcMar>
           </w:tcPr>
           <w:p>
+            <w:pPr>
+              <w:spacing w:after="0"/>
+              <w:jc w:val="center"/>
+            </w:pPr>
             <w:r>
-              <w:t>FE-08.10</w:t>
+              <w:rPr>
+                <w:rFonts w:ascii="Arial" w:hAnsi="Arial"/>
+                <w:sz w:val="15"/>
+              </w:rPr>
+              <w:t>FE-08.11</w:t>
             </w:r>
           </w:p>
         </w:tc>
         <w:tc>
           <w:tcPr>
-            <w:tcW w:type="dxa" w:w="3312"/>
+            <w:tcW w:type="dxa" w:w="2880"/>
+            <w:vAlign w:val="center"/>
             <w:tcMar>
-              <w:top w:w="100" w:type="dxa"/>
+              <w:top w:w="90" w:type="dxa"/>
               <w:start w:w="100" w:type="dxa"/>
-              <w:bottom w:w="100" w:type="dxa"/>
+              <w:bottom w:w="90" w:type="dxa"/>
               <w:end w:w="100" w:type="dxa"/>
             </w:tcMar>
           </w:tcPr>
           <w:p>
+            <w:pPr>
+              <w:spacing w:after="0"/>
+              <w:jc w:val="left"/>
+            </w:pPr>
             <w:r>
-              <w:t>View Fee &amp; Invoice History</w:t>
+              <w:rPr>
+                <w:rFonts w:ascii="Arial" w:hAnsi="Arial"/>
+                <w:sz w:val="15"/>
+              </w:rPr>
+              <w:t>View and Monitor Fee and Invoice Information</w:t>
             </w:r>
           </w:p>
         </w:tc>
         <w:tc>
           <w:tcPr>
-            <w:tcW w:type="dxa" w:w="3312"/>
+            <w:tcW w:type="dxa" w:w="1440"/>
+            <w:vAlign w:val="center"/>
             <w:tcMar>
-              <w:top w:w="100" w:type="dxa"/>
+              <w:top w:w="90" w:type="dxa"/>
               <w:start w:w="100" w:type="dxa"/>
-              <w:bottom w:w="100" w:type="dxa"/>
+              <w:bottom w:w="90" w:type="dxa"/>
               <w:end w:w="100" w:type="dxa"/>
             </w:tcMar>
           </w:tcPr>
           <w:p>
+            <w:pPr>
+              <w:spacing w:after="0"/>
+              <w:jc w:val="left"/>
+            </w:pPr>
             <w:r>
-              <w:t>Resident, Accountant, Manager</w:t>
+              <w:rPr>
+                <w:rFonts w:ascii="Arial" w:hAnsi="Arial"/>
+                <w:sz w:val="15"/>
+              </w:rPr>
+              <w:t>Manager</w:t>
+            </w:r>
+          </w:p>
+        </w:tc>
+        <w:tc>
+          <w:tcPr>
+            <w:tcW w:type="dxa" w:w="4680"/>
+            <w:vAlign w:val="center"/>
+            <w:tcMar>
+              <w:top w:w="90" w:type="dxa"/>
+              <w:start w:w="100" w:type="dxa"/>
+              <w:bottom w:w="90" w:type="dxa"/>
+              <w:end w:w="100" w:type="dxa"/>
+            </w:tcMar>
+          </w:tcPr>
+          <w:p>
+            <w:pPr>
+              <w:spacing w:after="0"/>
+              <w:jc w:val="left"/>
+            </w:pPr>
+            <w:r>
+              <w:rPr>
+                <w:rFonts w:ascii="Arial" w:hAnsi="Arial"/>
+                <w:sz w:val="15"/>
+              </w:rPr>
+              <w:t>Monitor fee and invoice information without routine modification.</w:t>
+            </w:r>
+          </w:p>
+        </w:tc>
+      </w:tr>
+      <w:tr>
+        <w:trPr>
+          <w:cantSplit w:val="true"/>
+        </w:trPr>
+        <w:tc>
+          <w:tcPr>
+            <w:tcW w:type="dxa" w:w="1080"/>
+            <w:vAlign w:val="center"/>
+            <w:tcMar>
+              <w:top w:w="90" w:type="dxa"/>
+              <w:start w:w="100" w:type="dxa"/>
+              <w:bottom w:w="90" w:type="dxa"/>
+              <w:end w:w="100" w:type="dxa"/>
+            </w:tcMar>
+            <w:shd w:fill="EAF2F8"/>
+          </w:tcPr>
+          <w:p>
+            <w:pPr>
+              <w:spacing w:after="0"/>
+              <w:jc w:val="center"/>
+            </w:pPr>
+            <w:r>
+              <w:rPr>
+                <w:rFonts w:ascii="Arial" w:hAnsi="Arial"/>
+                <w:sz w:val="15"/>
+              </w:rPr>
+              <w:t>FE-08.12</w:t>
+            </w:r>
+          </w:p>
+        </w:tc>
+        <w:tc>
+          <w:tcPr>
+            <w:tcW w:type="dxa" w:w="2880"/>
+            <w:vAlign w:val="center"/>
+            <w:tcMar>
+              <w:top w:w="90" w:type="dxa"/>
+              <w:start w:w="100" w:type="dxa"/>
+              <w:bottom w:w="90" w:type="dxa"/>
+              <w:end w:w="100" w:type="dxa"/>
+            </w:tcMar>
+            <w:shd w:fill="EAF2F8"/>
+          </w:tcPr>
+          <w:p>
+            <w:pPr>
+              <w:spacing w:after="0"/>
+              <w:jc w:val="left"/>
+            </w:pPr>
+            <w:r>
+              <w:rPr>
+                <w:rFonts w:ascii="Arial" w:hAnsi="Arial"/>
+                <w:sz w:val="15"/>
+              </w:rPr>
+              <w:t>Search and Filter Invoice Records</w:t>
+            </w:r>
+          </w:p>
+        </w:tc>
+        <w:tc>
+          <w:tcPr>
+            <w:tcW w:type="dxa" w:w="1440"/>
+            <w:vAlign w:val="center"/>
+            <w:tcMar>
+              <w:top w:w="90" w:type="dxa"/>
+              <w:start w:w="100" w:type="dxa"/>
+              <w:bottom w:w="90" w:type="dxa"/>
+              <w:end w:w="100" w:type="dxa"/>
+            </w:tcMar>
+            <w:shd w:fill="EAF2F8"/>
+          </w:tcPr>
+          <w:p>
+            <w:pPr>
+              <w:spacing w:after="0"/>
+              <w:jc w:val="left"/>
+            </w:pPr>
+            <w:r>
+              <w:rPr>
+                <w:rFonts w:ascii="Arial" w:hAnsi="Arial"/>
+                <w:sz w:val="15"/>
+              </w:rPr>
+              <w:t>Manager</w:t>
+            </w:r>
+          </w:p>
+        </w:tc>
+        <w:tc>
+          <w:tcPr>
+            <w:tcW w:type="dxa" w:w="4680"/>
+            <w:vAlign w:val="center"/>
+            <w:tcMar>
+              <w:top w:w="90" w:type="dxa"/>
+              <w:start w:w="100" w:type="dxa"/>
+              <w:bottom w:w="90" w:type="dxa"/>
+              <w:end w:w="100" w:type="dxa"/>
+            </w:tcMar>
+            <w:shd w:fill="EAF2F8"/>
+          </w:tcPr>
+          <w:p>
+            <w:pPr>
+              <w:spacing w:after="0"/>
+              <w:jc w:val="left"/>
+            </w:pPr>
+            <w:r>
+              <w:rPr>
+                <w:rFonts w:ascii="Arial" w:hAnsi="Arial"/>
+                <w:sz w:val="15"/>
+              </w:rPr>
+              <w:t>Search and filter invoice records within the permitted management scope.</w:t>
             </w:r>
           </w:p>
         </w:tc>
@@ -1124,15 +2098,22 @@
     </w:tbl>
     <w:p>
       <w:pPr>
+        <w:spacing w:after="20"/>
+      </w:pPr>
+    </w:p>
+    <w:p>
+      <w:pPr>
         <w:pStyle w:val="Heading1"/>
+        <w:pageBreakBefore w:val="0"/>
       </w:pPr>
       <w:r>
-        <w:t>5. Detailed Sub-features</w:t>
+        <w:t>5. Detailed Sub-Feature Review</w:t>
       </w:r>
     </w:p>
     <w:p>
       <w:pPr>
         <w:pStyle w:val="Heading2"/>
+        <w:pageBreakBefore w:val="0"/>
       </w:pPr>
       <w:r>
         <w:t>FE-08.1 – Manage Fee Types</w:t>
@@ -1140,25 +2121,27 @@
     </w:p>
     <w:p>
       <w:r>
-        <w:t>Accountant creates and maintains fee types used for apartment billing. Fee types that have already been referenced by financial history should be deactivated rather than hard-deleted.</w:t>
+        <w:t>Create and maintain supported fee types; deactivate referenced types instead of hard-deleting them.</w:t>
       </w:r>
     </w:p>
     <w:p>
       <w:pPr>
         <w:pStyle w:val="Heading2"/>
+        <w:pageBreakBefore w:val="0"/>
       </w:pPr>
       <w:r>
-        <w:t>FE-08.2 – Configure Fee Rates / Charging Rules</w:t>
+        <w:t>FE-08.2 – Configure Fee Rates and Charging Rules</w:t>
       </w:r>
     </w:p>
     <w:p>
       <w:r>
-        <w:t>Accountant configures the supported rate or charging rule for a fee type. Report 1 should not lock the system into specific formulas such as per-square-meter, per-person, utility-meter, or parking tariffs unless those rules are later approved as scope.</w:t>
+        <w:t>Maintain approved rates or charging rules without fixing unapproved formulas.</w:t>
       </w:r>
     </w:p>
     <w:p>
       <w:pPr>
         <w:pStyle w:val="Heading2"/>
+        <w:pageBreakBefore w:val="0"/>
       </w:pPr>
       <w:r>
         <w:t>FE-08.3 – Generate Apartment Invoices</w:t>
@@ -1166,38 +2149,41 @@
     </w:p>
     <w:p>
       <w:r>
-        <w:t>Accountant generates invoices for valid apartment billing contexts and supported billing periods based on applicable configured fees. The baseline does not require fully automatic monthly background generation.</w:t>
+        <w:t>Generate draft invoices for valid apartment billing contexts and periods.</w:t>
       </w:r>
     </w:p>
     <w:p>
       <w:pPr>
         <w:pStyle w:val="Heading2"/>
+        <w:pageBreakBefore w:val="0"/>
       </w:pPr>
       <w:r>
-        <w:t>FE-08.4 – Review &amp; Update Draft Invoices</w:t>
+        <w:t>FE-08.4 – Review and Update Draft Invoices</w:t>
       </w:r>
     </w:p>
     <w:p>
       <w:r>
-        <w:t>Generated invoices enter a reviewable draft stage. Accountant can inspect and correct draft invoice information before issuance. Issued invoices should not be casually edited because they are financial history.</w:t>
+        <w:t>Inspect and correct draft invoice information before issuance.</w:t>
       </w:r>
     </w:p>
     <w:p>
       <w:pPr>
         <w:pStyle w:val="Heading2"/>
+        <w:pageBreakBefore w:val="0"/>
       </w:pPr>
       <w:r>
-        <w:t>FE-08.5 – Issue / Publish Invoices</w:t>
+        <w:t>FE-08.5 – Issue Invoices</w:t>
       </w:r>
     </w:p>
     <w:p>
       <w:r>
-        <w:t>After review, Accountant issues the finalized invoice. Issuance makes the invoice available to eligible Residents and may trigger a notification event handled by FE-13.</w:t>
+        <w:t>Finalize and issue reviewed invoices for authorized access.</w:t>
       </w:r>
     </w:p>
     <w:p>
       <w:pPr>
         <w:pStyle w:val="Heading2"/>
+        <w:pageBreakBefore w:val="0"/>
       </w:pPr>
       <w:r>
         <w:t>FE-08.6 – View Invoice Details</w:t>
@@ -1205,67 +2191,160 @@
     </w:p>
     <w:p>
       <w:r>
-        <w:t>Accountant can view detailed invoice data for financial operations. Manager can view invoice information for oversight. Payment transaction details remain owned by FE-09 even when a payment-status summary is displayed on an invoice screen.</w:t>
+        <w:t>View detailed invoice and invoice-line information for financial operations.</w:t>
       </w:r>
     </w:p>
     <w:p>
       <w:pPr>
         <w:pStyle w:val="Heading2"/>
+        <w:pageBreakBefore w:val="0"/>
       </w:pPr>
       <w:r>
-        <w:t>FE-08.7 – Search &amp; Filter Invoices</w:t>
+        <w:t>FE-08.7 – Search and Filter Invoices</w:t>
       </w:r>
     </w:p>
     <w:p>
       <w:r>
-        <w:t>Accountant and Manager can search and filter invoice records within their authorized scopes. Potential filters include apartment, invoice number, billing period, invoice lifecycle status, and payment status; the exact list is not fixed in Report 1.</w:t>
+        <w:t>Search and filter invoice records within the permitted financial scope.</w:t>
       </w:r>
     </w:p>
     <w:p>
       <w:pPr>
         <w:pStyle w:val="Heading2"/>
+        <w:pageBreakBefore w:val="0"/>
       </w:pPr>
       <w:r>
-        <w:t>FE-08.8 – Manage Invoice Billing Lifecycle Status</w:t>
+        <w:t>FE-08.8 – Manage Invoice Lifecycle Status</w:t>
       </w:r>
     </w:p>
     <w:p>
       <w:r>
-        <w:t>FE-08 manages the invoice lifecycle, such as draft and issued states. Payment state is separate and belongs to FE-09. The design should avoid a single status field that mixes invoice lifecycle and payment lifecycle.</w:t>
+        <w:t>Manage invoice lifecycle states separately from payment and settlement states.</w:t>
       </w:r>
     </w:p>
     <w:p>
       <w:pPr>
         <w:pStyle w:val="Heading2"/>
+        <w:pageBreakBefore w:val="0"/>
       </w:pPr>
       <w:r>
-        <w:t>FE-08.9 – View Own Apartment Invoices</w:t>
+        <w:t>FE-08.9 – View Fee and Invoice History</w:t>
       </w:r>
     </w:p>
     <w:p>
       <w:r>
-        <w:t>Resident can view invoices associated with apartment relationships permitted to that Resident. Backend authorization must validate the Resident–Apartment relationship; hiding unrelated invoices only in the UI is insufficient.</w:t>
+        <w:t>View preserved fee and invoice history within the permitted financial scope.</w:t>
       </w:r>
     </w:p>
     <w:p>
       <w:pPr>
         <w:pStyle w:val="Heading2"/>
+        <w:pageBreakBefore w:val="0"/>
       </w:pPr>
       <w:r>
-        <w:t>FE-08.10 – View Fee &amp; Invoice History</w:t>
+        <w:t>FE-08.10 – View Own Apartment Invoices</w:t>
       </w:r>
     </w:p>
     <w:p>
       <w:r>
-        <w:t>Authorized Residents, Accountant, and Manager can view historical billing records within their scopes. Historical invoices should remain available even after later Resident–Apartment relationship changes.</w:t>
+        <w:t>View current and historical invoices for permitted apartment contexts.</w:t>
+      </w:r>
+    </w:p>
+    <w:p>
+      <w:pPr>
+        <w:pStyle w:val="Heading2"/>
+        <w:pageBreakBefore w:val="0"/>
+      </w:pPr>
+      <w:r>
+        <w:t>FE-08.11 – View and Monitor Fee and Invoice Information</w:t>
+      </w:r>
+    </w:p>
+    <w:p>
+      <w:r>
+        <w:t>Monitor fee and invoice information without routine modification.</w:t>
+      </w:r>
+    </w:p>
+    <w:p>
+      <w:pPr>
+        <w:pStyle w:val="Heading2"/>
+        <w:pageBreakBefore w:val="0"/>
+      </w:pPr>
+      <w:r>
+        <w:t>FE-08.12 – Search and Filter Invoice Records</w:t>
+      </w:r>
+    </w:p>
+    <w:p>
+      <w:r>
+        <w:t>Search and filter invoice records within the permitted management scope.</w:t>
+      </w:r>
+    </w:p>
+    <w:p>
+      <w:r>
+        <w:t>For FE-08.5, issuance may create a billing event for FE-13 notification delivery. FE-08 does not deliver the notification itself.</w:t>
+      </w:r>
+    </w:p>
+    <w:p>
+      <w:r>
+        <w:t>For FE-08.6 and FE-08.11, an invoice view may display an FE-09 settlement summary, but FE-09 remains the source of payment and outstanding-balance state.</w:t>
       </w:r>
     </w:p>
     <w:p>
       <w:pPr>
         <w:pStyle w:val="Heading1"/>
+        <w:pageBreakBefore w:val="0"/>
       </w:pPr>
       <w:r>
-        <w:t>6. Important Feature Boundaries</w:t>
+        <w:t>6. Domain Relationship Baseline</w:t>
+      </w:r>
+    </w:p>
+    <w:p>
+      <w:pPr>
+        <w:spacing w:before="80" w:after="160"/>
+        <w:jc w:val="center"/>
+      </w:pPr>
+      <w:r>
+        <w:rPr>
+          <w:rFonts w:ascii="Consolas" w:hAnsi="Consolas"/>
+          <w:sz w:val="18"/>
+        </w:rPr>
+        <w:t>Apartment → Invoice → Invoice Line</w:t>
+        <w:br/>
+        <w:t>Fee Type → Fee Rate or Charging Rule → Invoice Line</w:t>
+        <w:br/>
+        <w:t>Issued Invoice → FE-09 Payment and Settlement</w:t>
+      </w:r>
+    </w:p>
+    <w:p>
+      <w:r>
+        <w:t>FE-08 references Apartment master data from FE-03 and Resident–Apartment relationships from FE-02. It does not duplicate or modify those records. Physical database fields and foreign-key names are deferred to approved data design.</w:t>
+      </w:r>
+    </w:p>
+    <w:p>
+      <w:pPr>
+        <w:pStyle w:val="Heading1"/>
+        <w:pageBreakBefore w:val="0"/>
+      </w:pPr>
+      <w:r>
+        <w:t>7. Authentication, Authorization, and Business-Scope Checks</w:t>
+      </w:r>
+    </w:p>
+    <w:p>
+      <w:r>
+        <w:t>FE-01 Authentication → Authenticated Identity → FE-15 Fixed Role and Permissions → FE-08 Business-Scope Check → Allow or Deny</w:t>
+      </w:r>
+    </w:p>
+    <w:p>
+      <w:r>
+        <w:t>UI visibility does not replace server authorization. Accountant and Manager access must remain within their approved business scope. Resident access must validate the current or historically valid Resident–Apartment relationship required by the approved access policy.</w:t>
+      </w:r>
+    </w:p>
+    <w:p>
+      <w:pPr>
+        <w:pStyle w:val="Heading1"/>
+        <w:pageBreakBefore/>
+      </w:pPr>
+      <w:r>
+        <w:t>8. Actor × Sub-Feature Matrix</w:t>
       </w:r>
     </w:p>
     <w:tbl>
@@ -1273,347 +2352,2029 @@
         <w:tblStyle w:val="TableGrid"/>
         <w:tblW w:type="auto" w:w="0"/>
         <w:jc w:val="center"/>
+        <w:tblLayout w:type="fixed"/>
         <w:tblLook w:firstColumn="1" w:firstRow="1" w:lastColumn="0" w:lastRow="0" w:noHBand="0" w:noVBand="1" w:val="04A0"/>
       </w:tblPr>
       <w:tblGrid>
-        <w:gridCol w:w="3312"/>
-        <w:gridCol w:w="3312"/>
-        <w:gridCol w:w="3312"/>
+        <w:gridCol w:w="1694"/>
+        <w:gridCol w:w="1694"/>
+        <w:gridCol w:w="1694"/>
+        <w:gridCol w:w="1694"/>
+        <w:gridCol w:w="1694"/>
+        <w:gridCol w:w="1694"/>
       </w:tblGrid>
       <w:tr>
         <w:trPr>
           <w:tblHeader w:val="true"/>
+          <w:cantSplit w:val="true"/>
         </w:trPr>
         <w:tc>
           <w:tcPr>
-            <w:tcW w:type="dxa" w:w="3312"/>
-            <w:shd w:fill="D9EAF7"/>
+            <w:tcW w:type="dxa" w:w="4608"/>
+            <w:shd w:fill="1F4E78"/>
+            <w:vAlign w:val="center"/>
+            <w:tcMar>
+              <w:top w:w="90" w:type="dxa"/>
+              <w:start w:w="100" w:type="dxa"/>
+              <w:bottom w:w="90" w:type="dxa"/>
+              <w:end w:w="100" w:type="dxa"/>
+            </w:tcMar>
           </w:tcPr>
           <w:p>
+            <w:pPr>
+              <w:jc w:val="center"/>
+            </w:pPr>
             <w:r>
-              <w:t>Related Feature</w:t>
+              <w:rPr>
+                <w:rFonts w:ascii="Arial" w:hAnsi="Arial"/>
+                <w:b/>
+                <w:color w:val="FFFFFF"/>
+                <w:sz w:val="14"/>
+              </w:rPr>
+              <w:t>Sub-Feature</w:t>
             </w:r>
           </w:p>
         </w:tc>
         <w:tc>
           <w:tcPr>
-            <w:tcW w:type="dxa" w:w="3312"/>
-            <w:shd w:fill="D9EAF7"/>
+            <w:tcW w:type="dxa" w:w="1080"/>
+            <w:shd w:fill="1F4E78"/>
+            <w:vAlign w:val="center"/>
+            <w:tcMar>
+              <w:top w:w="90" w:type="dxa"/>
+              <w:start w:w="100" w:type="dxa"/>
+              <w:bottom w:w="90" w:type="dxa"/>
+              <w:end w:w="100" w:type="dxa"/>
+            </w:tcMar>
           </w:tcPr>
           <w:p>
+            <w:pPr>
+              <w:jc w:val="center"/>
+            </w:pPr>
             <w:r>
-              <w:t>Owns</w:t>
+              <w:rPr>
+                <w:rFonts w:ascii="Arial" w:hAnsi="Arial"/>
+                <w:b/>
+                <w:color w:val="FFFFFF"/>
+                <w:sz w:val="14"/>
+              </w:rPr>
+              <w:t>Resident</w:t>
             </w:r>
           </w:p>
         </w:tc>
         <w:tc>
           <w:tcPr>
-            <w:tcW w:type="dxa" w:w="3312"/>
-            <w:shd w:fill="D9EAF7"/>
+            <w:tcW w:type="dxa" w:w="864"/>
+            <w:shd w:fill="1F4E78"/>
+            <w:vAlign w:val="center"/>
+            <w:tcMar>
+              <w:top w:w="90" w:type="dxa"/>
+              <w:start w:w="100" w:type="dxa"/>
+              <w:bottom w:w="90" w:type="dxa"/>
+              <w:end w:w="100" w:type="dxa"/>
+            </w:tcMar>
           </w:tcPr>
           <w:p>
+            <w:pPr>
+              <w:jc w:val="center"/>
+            </w:pPr>
             <w:r>
-              <w:t>Boundary with FE-08</w:t>
+              <w:rPr>
+                <w:rFonts w:ascii="Arial" w:hAnsi="Arial"/>
+                <w:b/>
+                <w:color w:val="FFFFFF"/>
+                <w:sz w:val="14"/>
+              </w:rPr>
+              <w:t>Staff</w:t>
+            </w:r>
+          </w:p>
+        </w:tc>
+        <w:tc>
+          <w:tcPr>
+            <w:tcW w:type="dxa" w:w="1224"/>
+            <w:shd w:fill="1F4E78"/>
+            <w:vAlign w:val="center"/>
+            <w:tcMar>
+              <w:top w:w="90" w:type="dxa"/>
+              <w:start w:w="100" w:type="dxa"/>
+              <w:bottom w:w="90" w:type="dxa"/>
+              <w:end w:w="100" w:type="dxa"/>
+            </w:tcMar>
+          </w:tcPr>
+          <w:p>
+            <w:pPr>
+              <w:jc w:val="center"/>
+            </w:pPr>
+            <w:r>
+              <w:rPr>
+                <w:rFonts w:ascii="Arial" w:hAnsi="Arial"/>
+                <w:b/>
+                <w:color w:val="FFFFFF"/>
+                <w:sz w:val="14"/>
+              </w:rPr>
+              <w:t>Accountant</w:t>
+            </w:r>
+          </w:p>
+        </w:tc>
+        <w:tc>
+          <w:tcPr>
+            <w:tcW w:type="dxa" w:w="1080"/>
+            <w:shd w:fill="1F4E78"/>
+            <w:vAlign w:val="center"/>
+            <w:tcMar>
+              <w:top w:w="90" w:type="dxa"/>
+              <w:start w:w="100" w:type="dxa"/>
+              <w:bottom w:w="90" w:type="dxa"/>
+              <w:end w:w="100" w:type="dxa"/>
+            </w:tcMar>
+          </w:tcPr>
+          <w:p>
+            <w:pPr>
+              <w:jc w:val="center"/>
+            </w:pPr>
+            <w:r>
+              <w:rPr>
+                <w:rFonts w:ascii="Arial" w:hAnsi="Arial"/>
+                <w:b/>
+                <w:color w:val="FFFFFF"/>
+                <w:sz w:val="14"/>
+              </w:rPr>
+              <w:t>Manager</w:t>
+            </w:r>
+          </w:p>
+        </w:tc>
+        <w:tc>
+          <w:tcPr>
+            <w:tcW w:type="dxa" w:w="936"/>
+            <w:shd w:fill="1F4E78"/>
+            <w:vAlign w:val="center"/>
+            <w:tcMar>
+              <w:top w:w="90" w:type="dxa"/>
+              <w:start w:w="100" w:type="dxa"/>
+              <w:bottom w:w="90" w:type="dxa"/>
+              <w:end w:w="100" w:type="dxa"/>
+            </w:tcMar>
+          </w:tcPr>
+          <w:p>
+            <w:pPr>
+              <w:jc w:val="center"/>
+            </w:pPr>
+            <w:r>
+              <w:rPr>
+                <w:rFonts w:ascii="Arial" w:hAnsi="Arial"/>
+                <w:b/>
+                <w:color w:val="FFFFFF"/>
+                <w:sz w:val="14"/>
+              </w:rPr>
+              <w:t>Admin</w:t>
             </w:r>
           </w:p>
         </w:tc>
       </w:tr>
       <w:tr>
+        <w:trPr>
+          <w:cantSplit w:val="true"/>
+        </w:trPr>
         <w:tc>
           <w:tcPr>
-            <w:tcW w:type="dxa" w:w="3312"/>
+            <w:tcW w:type="dxa" w:w="4608"/>
+            <w:vAlign w:val="center"/>
             <w:tcMar>
-              <w:top w:w="100" w:type="dxa"/>
+              <w:top w:w="90" w:type="dxa"/>
               <w:start w:w="100" w:type="dxa"/>
-              <w:bottom w:w="100" w:type="dxa"/>
+              <w:bottom w:w="90" w:type="dxa"/>
               <w:end w:w="100" w:type="dxa"/>
             </w:tcMar>
           </w:tcPr>
           <w:p>
+            <w:pPr>
+              <w:spacing w:after="0"/>
+              <w:jc w:val="center"/>
+            </w:pPr>
             <w:r>
-              <w:t>FE-02 Resident Management</w:t>
+              <w:rPr>
+                <w:rFonts w:ascii="Arial" w:hAnsi="Arial"/>
+                <w:sz w:val="14"/>
+              </w:rPr>
+              <w:t>FE-08.1 Manage Fee Types</w:t>
             </w:r>
           </w:p>
         </w:tc>
         <w:tc>
           <w:tcPr>
-            <w:tcW w:type="dxa" w:w="3312"/>
+            <w:tcW w:type="dxa" w:w="1080"/>
+            <w:vAlign w:val="center"/>
             <w:tcMar>
-              <w:top w:w="100" w:type="dxa"/>
+              <w:top w:w="90" w:type="dxa"/>
               <w:start w:w="100" w:type="dxa"/>
-              <w:bottom w:w="100" w:type="dxa"/>
+              <w:bottom w:w="90" w:type="dxa"/>
               <w:end w:w="100" w:type="dxa"/>
             </w:tcMar>
           </w:tcPr>
           <w:p>
+            <w:pPr>
+              <w:spacing w:after="0"/>
+              <w:jc w:val="left"/>
+            </w:pPr>
             <w:r>
-              <w:t>Resident business record and Resident–Apartment relationship</w:t>
+              <w:rPr>
+                <w:rFonts w:ascii="Arial" w:hAnsi="Arial"/>
+                <w:sz w:val="14"/>
+              </w:rPr>
             </w:r>
           </w:p>
         </w:tc>
         <w:tc>
           <w:tcPr>
-            <w:tcW w:type="dxa" w:w="3312"/>
+            <w:tcW w:type="dxa" w:w="864"/>
+            <w:vAlign w:val="center"/>
             <w:tcMar>
-              <w:top w:w="100" w:type="dxa"/>
+              <w:top w:w="90" w:type="dxa"/>
               <w:start w:w="100" w:type="dxa"/>
-              <w:bottom w:w="100" w:type="dxa"/>
+              <w:bottom w:w="90" w:type="dxa"/>
               <w:end w:w="100" w:type="dxa"/>
             </w:tcMar>
           </w:tcPr>
           <w:p>
+            <w:pPr>
+              <w:spacing w:after="0"/>
+              <w:jc w:val="left"/>
+            </w:pPr>
             <w:r>
-              <w:t>FE-08 references this data to determine permitted billing access; it does not modify residency.</w:t>
+              <w:rPr>
+                <w:rFonts w:ascii="Arial" w:hAnsi="Arial"/>
+                <w:sz w:val="14"/>
+              </w:rPr>
+            </w:r>
+          </w:p>
+        </w:tc>
+        <w:tc>
+          <w:tcPr>
+            <w:tcW w:type="dxa" w:w="1224"/>
+            <w:vAlign w:val="center"/>
+            <w:tcMar>
+              <w:top w:w="90" w:type="dxa"/>
+              <w:start w:w="100" w:type="dxa"/>
+              <w:bottom w:w="90" w:type="dxa"/>
+              <w:end w:w="100" w:type="dxa"/>
+            </w:tcMar>
+          </w:tcPr>
+          <w:p>
+            <w:pPr>
+              <w:spacing w:after="0"/>
+              <w:jc w:val="left"/>
+            </w:pPr>
+            <w:r>
+              <w:rPr>
+                <w:rFonts w:ascii="Arial" w:hAnsi="Arial"/>
+                <w:sz w:val="14"/>
+              </w:rPr>
+              <w:t>✓</w:t>
+            </w:r>
+          </w:p>
+        </w:tc>
+        <w:tc>
+          <w:tcPr>
+            <w:tcW w:type="dxa" w:w="1080"/>
+            <w:vAlign w:val="center"/>
+            <w:tcMar>
+              <w:top w:w="90" w:type="dxa"/>
+              <w:start w:w="100" w:type="dxa"/>
+              <w:bottom w:w="90" w:type="dxa"/>
+              <w:end w:w="100" w:type="dxa"/>
+            </w:tcMar>
+          </w:tcPr>
+          <w:p>
+            <w:pPr>
+              <w:spacing w:after="0"/>
+              <w:jc w:val="left"/>
+            </w:pPr>
+            <w:r>
+              <w:rPr>
+                <w:rFonts w:ascii="Arial" w:hAnsi="Arial"/>
+                <w:sz w:val="14"/>
+              </w:rPr>
+            </w:r>
+          </w:p>
+        </w:tc>
+        <w:tc>
+          <w:tcPr>
+            <w:tcW w:type="dxa" w:w="936"/>
+            <w:vAlign w:val="center"/>
+            <w:tcMar>
+              <w:top w:w="90" w:type="dxa"/>
+              <w:start w:w="100" w:type="dxa"/>
+              <w:bottom w:w="90" w:type="dxa"/>
+              <w:end w:w="100" w:type="dxa"/>
+            </w:tcMar>
+          </w:tcPr>
+          <w:p>
+            <w:pPr>
+              <w:spacing w:after="0"/>
+              <w:jc w:val="left"/>
+            </w:pPr>
+            <w:r>
+              <w:rPr>
+                <w:rFonts w:ascii="Arial" w:hAnsi="Arial"/>
+                <w:sz w:val="14"/>
+              </w:rPr>
             </w:r>
           </w:p>
         </w:tc>
       </w:tr>
       <w:tr>
+        <w:trPr>
+          <w:cantSplit w:val="true"/>
+        </w:trPr>
         <w:tc>
           <w:tcPr>
-            <w:tcW w:type="dxa" w:w="3312"/>
+            <w:tcW w:type="dxa" w:w="4608"/>
+            <w:vAlign w:val="center"/>
             <w:tcMar>
-              <w:top w:w="100" w:type="dxa"/>
+              <w:top w:w="90" w:type="dxa"/>
               <w:start w:w="100" w:type="dxa"/>
-              <w:bottom w:w="100" w:type="dxa"/>
+              <w:bottom w:w="90" w:type="dxa"/>
               <w:end w:w="100" w:type="dxa"/>
             </w:tcMar>
+            <w:shd w:fill="EAF2F8"/>
           </w:tcPr>
           <w:p>
+            <w:pPr>
+              <w:spacing w:after="0"/>
+              <w:jc w:val="center"/>
+            </w:pPr>
             <w:r>
-              <w:t>FE-03 Apartment Unit Management</w:t>
+              <w:rPr>
+                <w:rFonts w:ascii="Arial" w:hAnsi="Arial"/>
+                <w:sz w:val="14"/>
+              </w:rPr>
+              <w:t>FE-08.2 Configure Fee Rates and Charging Rules</w:t>
             </w:r>
           </w:p>
         </w:tc>
         <w:tc>
           <w:tcPr>
-            <w:tcW w:type="dxa" w:w="3312"/>
+            <w:tcW w:type="dxa" w:w="1080"/>
+            <w:vAlign w:val="center"/>
             <w:tcMar>
-              <w:top w:w="100" w:type="dxa"/>
+              <w:top w:w="90" w:type="dxa"/>
               <w:start w:w="100" w:type="dxa"/>
-              <w:bottom w:w="100" w:type="dxa"/>
+              <w:bottom w:w="90" w:type="dxa"/>
               <w:end w:w="100" w:type="dxa"/>
             </w:tcMar>
+            <w:shd w:fill="EAF2F8"/>
           </w:tcPr>
           <w:p>
+            <w:pPr>
+              <w:spacing w:after="0"/>
+              <w:jc w:val="left"/>
+            </w:pPr>
             <w:r>
-              <w:t>Apartment master data</w:t>
+              <w:rPr>
+                <w:rFonts w:ascii="Arial" w:hAnsi="Arial"/>
+                <w:sz w:val="14"/>
+              </w:rPr>
             </w:r>
           </w:p>
         </w:tc>
         <w:tc>
           <w:tcPr>
-            <w:tcW w:type="dxa" w:w="3312"/>
+            <w:tcW w:type="dxa" w:w="864"/>
+            <w:vAlign w:val="center"/>
             <w:tcMar>
-              <w:top w:w="100" w:type="dxa"/>
+              <w:top w:w="90" w:type="dxa"/>
               <w:start w:w="100" w:type="dxa"/>
-              <w:bottom w:w="100" w:type="dxa"/>
+              <w:bottom w:w="90" w:type="dxa"/>
               <w:end w:w="100" w:type="dxa"/>
             </w:tcMar>
+            <w:shd w:fill="EAF2F8"/>
           </w:tcPr>
           <w:p>
+            <w:pPr>
+              <w:spacing w:after="0"/>
+              <w:jc w:val="left"/>
+            </w:pPr>
             <w:r>
-              <w:t>FE-08 associates billing records with apartments but does not manage apartment master data.</w:t>
+              <w:rPr>
+                <w:rFonts w:ascii="Arial" w:hAnsi="Arial"/>
+                <w:sz w:val="14"/>
+              </w:rPr>
+            </w:r>
+          </w:p>
+        </w:tc>
+        <w:tc>
+          <w:tcPr>
+            <w:tcW w:type="dxa" w:w="1224"/>
+            <w:vAlign w:val="center"/>
+            <w:tcMar>
+              <w:top w:w="90" w:type="dxa"/>
+              <w:start w:w="100" w:type="dxa"/>
+              <w:bottom w:w="90" w:type="dxa"/>
+              <w:end w:w="100" w:type="dxa"/>
+            </w:tcMar>
+            <w:shd w:fill="EAF2F8"/>
+          </w:tcPr>
+          <w:p>
+            <w:pPr>
+              <w:spacing w:after="0"/>
+              <w:jc w:val="left"/>
+            </w:pPr>
+            <w:r>
+              <w:rPr>
+                <w:rFonts w:ascii="Arial" w:hAnsi="Arial"/>
+                <w:sz w:val="14"/>
+              </w:rPr>
+              <w:t>✓</w:t>
+            </w:r>
+          </w:p>
+        </w:tc>
+        <w:tc>
+          <w:tcPr>
+            <w:tcW w:type="dxa" w:w="1080"/>
+            <w:vAlign w:val="center"/>
+            <w:tcMar>
+              <w:top w:w="90" w:type="dxa"/>
+              <w:start w:w="100" w:type="dxa"/>
+              <w:bottom w:w="90" w:type="dxa"/>
+              <w:end w:w="100" w:type="dxa"/>
+            </w:tcMar>
+            <w:shd w:fill="EAF2F8"/>
+          </w:tcPr>
+          <w:p>
+            <w:pPr>
+              <w:spacing w:after="0"/>
+              <w:jc w:val="left"/>
+            </w:pPr>
+            <w:r>
+              <w:rPr>
+                <w:rFonts w:ascii="Arial" w:hAnsi="Arial"/>
+                <w:sz w:val="14"/>
+              </w:rPr>
+            </w:r>
+          </w:p>
+        </w:tc>
+        <w:tc>
+          <w:tcPr>
+            <w:tcW w:type="dxa" w:w="936"/>
+            <w:vAlign w:val="center"/>
+            <w:tcMar>
+              <w:top w:w="90" w:type="dxa"/>
+              <w:start w:w="100" w:type="dxa"/>
+              <w:bottom w:w="90" w:type="dxa"/>
+              <w:end w:w="100" w:type="dxa"/>
+            </w:tcMar>
+            <w:shd w:fill="EAF2F8"/>
+          </w:tcPr>
+          <w:p>
+            <w:pPr>
+              <w:spacing w:after="0"/>
+              <w:jc w:val="left"/>
+            </w:pPr>
+            <w:r>
+              <w:rPr>
+                <w:rFonts w:ascii="Arial" w:hAnsi="Arial"/>
+                <w:sz w:val="14"/>
+              </w:rPr>
             </w:r>
           </w:p>
         </w:tc>
       </w:tr>
       <w:tr>
+        <w:trPr>
+          <w:cantSplit w:val="true"/>
+        </w:trPr>
         <w:tc>
           <w:tcPr>
-            <w:tcW w:type="dxa" w:w="3312"/>
+            <w:tcW w:type="dxa" w:w="4608"/>
+            <w:vAlign w:val="center"/>
             <w:tcMar>
-              <w:top w:w="100" w:type="dxa"/>
+              <w:top w:w="90" w:type="dxa"/>
               <w:start w:w="100" w:type="dxa"/>
-              <w:bottom w:w="100" w:type="dxa"/>
+              <w:bottom w:w="90" w:type="dxa"/>
               <w:end w:w="100" w:type="dxa"/>
             </w:tcMar>
           </w:tcPr>
           <w:p>
+            <w:pPr>
+              <w:spacing w:after="0"/>
+              <w:jc w:val="center"/>
+            </w:pPr>
             <w:r>
-              <w:t>FE-09 Payment &amp; Debt Management</w:t>
+              <w:rPr>
+                <w:rFonts w:ascii="Arial" w:hAnsi="Arial"/>
+                <w:sz w:val="14"/>
+              </w:rPr>
+              <w:t>FE-08.3 Generate Apartment Invoices</w:t>
             </w:r>
           </w:p>
         </w:tc>
         <w:tc>
           <w:tcPr>
-            <w:tcW w:type="dxa" w:w="3312"/>
+            <w:tcW w:type="dxa" w:w="1080"/>
+            <w:vAlign w:val="center"/>
             <w:tcMar>
-              <w:top w:w="100" w:type="dxa"/>
+              <w:top w:w="90" w:type="dxa"/>
               <w:start w:w="100" w:type="dxa"/>
-              <w:bottom w:w="100" w:type="dxa"/>
+              <w:bottom w:w="90" w:type="dxa"/>
               <w:end w:w="100" w:type="dxa"/>
             </w:tcMar>
           </w:tcPr>
           <w:p>
+            <w:pPr>
+              <w:spacing w:after="0"/>
+              <w:jc w:val="left"/>
+            </w:pPr>
             <w:r>
-              <w:t>Payments, outstanding balances, debt, overdue processing</w:t>
+              <w:rPr>
+                <w:rFonts w:ascii="Arial" w:hAnsi="Arial"/>
+                <w:sz w:val="14"/>
+              </w:rPr>
             </w:r>
           </w:p>
         </w:tc>
         <w:tc>
           <w:tcPr>
-            <w:tcW w:type="dxa" w:w="3312"/>
+            <w:tcW w:type="dxa" w:w="864"/>
+            <w:vAlign w:val="center"/>
             <w:tcMar>
-              <w:top w:w="100" w:type="dxa"/>
+              <w:top w:w="90" w:type="dxa"/>
               <w:start w:w="100" w:type="dxa"/>
-              <w:bottom w:w="100" w:type="dxa"/>
+              <w:bottom w:w="90" w:type="dxa"/>
               <w:end w:w="100" w:type="dxa"/>
             </w:tcMar>
           </w:tcPr>
           <w:p>
+            <w:pPr>
+              <w:spacing w:after="0"/>
+              <w:jc w:val="left"/>
+            </w:pPr>
             <w:r>
-              <w:t>FE-08 determines amount due; FE-09 determines amount paid and remaining balance.</w:t>
+              <w:rPr>
+                <w:rFonts w:ascii="Arial" w:hAnsi="Arial"/>
+                <w:sz w:val="14"/>
+              </w:rPr>
+            </w:r>
+          </w:p>
+        </w:tc>
+        <w:tc>
+          <w:tcPr>
+            <w:tcW w:type="dxa" w:w="1224"/>
+            <w:vAlign w:val="center"/>
+            <w:tcMar>
+              <w:top w:w="90" w:type="dxa"/>
+              <w:start w:w="100" w:type="dxa"/>
+              <w:bottom w:w="90" w:type="dxa"/>
+              <w:end w:w="100" w:type="dxa"/>
+            </w:tcMar>
+          </w:tcPr>
+          <w:p>
+            <w:pPr>
+              <w:spacing w:after="0"/>
+              <w:jc w:val="left"/>
+            </w:pPr>
+            <w:r>
+              <w:rPr>
+                <w:rFonts w:ascii="Arial" w:hAnsi="Arial"/>
+                <w:sz w:val="14"/>
+              </w:rPr>
+              <w:t>✓</w:t>
+            </w:r>
+          </w:p>
+        </w:tc>
+        <w:tc>
+          <w:tcPr>
+            <w:tcW w:type="dxa" w:w="1080"/>
+            <w:vAlign w:val="center"/>
+            <w:tcMar>
+              <w:top w:w="90" w:type="dxa"/>
+              <w:start w:w="100" w:type="dxa"/>
+              <w:bottom w:w="90" w:type="dxa"/>
+              <w:end w:w="100" w:type="dxa"/>
+            </w:tcMar>
+          </w:tcPr>
+          <w:p>
+            <w:pPr>
+              <w:spacing w:after="0"/>
+              <w:jc w:val="left"/>
+            </w:pPr>
+            <w:r>
+              <w:rPr>
+                <w:rFonts w:ascii="Arial" w:hAnsi="Arial"/>
+                <w:sz w:val="14"/>
+              </w:rPr>
+            </w:r>
+          </w:p>
+        </w:tc>
+        <w:tc>
+          <w:tcPr>
+            <w:tcW w:type="dxa" w:w="936"/>
+            <w:vAlign w:val="center"/>
+            <w:tcMar>
+              <w:top w:w="90" w:type="dxa"/>
+              <w:start w:w="100" w:type="dxa"/>
+              <w:bottom w:w="90" w:type="dxa"/>
+              <w:end w:w="100" w:type="dxa"/>
+            </w:tcMar>
+          </w:tcPr>
+          <w:p>
+            <w:pPr>
+              <w:spacing w:after="0"/>
+              <w:jc w:val="left"/>
+            </w:pPr>
+            <w:r>
+              <w:rPr>
+                <w:rFonts w:ascii="Arial" w:hAnsi="Arial"/>
+                <w:sz w:val="14"/>
+              </w:rPr>
             </w:r>
           </w:p>
         </w:tc>
       </w:tr>
       <w:tr>
+        <w:trPr>
+          <w:cantSplit w:val="true"/>
+        </w:trPr>
         <w:tc>
           <w:tcPr>
-            <w:tcW w:type="dxa" w:w="3312"/>
+            <w:tcW w:type="dxa" w:w="4608"/>
+            <w:vAlign w:val="center"/>
             <w:tcMar>
-              <w:top w:w="100" w:type="dxa"/>
+              <w:top w:w="90" w:type="dxa"/>
               <w:start w:w="100" w:type="dxa"/>
-              <w:bottom w:w="100" w:type="dxa"/>
+              <w:bottom w:w="90" w:type="dxa"/>
               <w:end w:w="100" w:type="dxa"/>
             </w:tcMar>
+            <w:shd w:fill="EAF2F8"/>
           </w:tcPr>
           <w:p>
+            <w:pPr>
+              <w:spacing w:after="0"/>
+              <w:jc w:val="center"/>
+            </w:pPr>
             <w:r>
-              <w:t>FE-13 Notification &amp; Announcement Management</w:t>
+              <w:rPr>
+                <w:rFonts w:ascii="Arial" w:hAnsi="Arial"/>
+                <w:sz w:val="14"/>
+              </w:rPr>
+              <w:t>FE-08.4 Review and Update Draft Invoices</w:t>
             </w:r>
           </w:p>
         </w:tc>
         <w:tc>
           <w:tcPr>
-            <w:tcW w:type="dxa" w:w="3312"/>
+            <w:tcW w:type="dxa" w:w="1080"/>
+            <w:vAlign w:val="center"/>
             <w:tcMar>
-              <w:top w:w="100" w:type="dxa"/>
+              <w:top w:w="90" w:type="dxa"/>
               <w:start w:w="100" w:type="dxa"/>
-              <w:bottom w:w="100" w:type="dxa"/>
+              <w:bottom w:w="90" w:type="dxa"/>
               <w:end w:w="100" w:type="dxa"/>
             </w:tcMar>
+            <w:shd w:fill="EAF2F8"/>
           </w:tcPr>
           <w:p>
+            <w:pPr>
+              <w:spacing w:after="0"/>
+              <w:jc w:val="left"/>
+            </w:pPr>
             <w:r>
-              <w:t>Notification delivery</w:t>
+              <w:rPr>
+                <w:rFonts w:ascii="Arial" w:hAnsi="Arial"/>
+                <w:sz w:val="14"/>
+              </w:rPr>
             </w:r>
           </w:p>
         </w:tc>
         <w:tc>
           <w:tcPr>
-            <w:tcW w:type="dxa" w:w="3312"/>
+            <w:tcW w:type="dxa" w:w="864"/>
+            <w:vAlign w:val="center"/>
             <w:tcMar>
-              <w:top w:w="100" w:type="dxa"/>
+              <w:top w:w="90" w:type="dxa"/>
               <w:start w:w="100" w:type="dxa"/>
-              <w:bottom w:w="100" w:type="dxa"/>
+              <w:bottom w:w="90" w:type="dxa"/>
               <w:end w:w="100" w:type="dxa"/>
             </w:tcMar>
+            <w:shd w:fill="EAF2F8"/>
           </w:tcPr>
           <w:p>
+            <w:pPr>
+              <w:spacing w:after="0"/>
+              <w:jc w:val="left"/>
+            </w:pPr>
             <w:r>
-              <w:t>FE-08 emits billing events such as invoice issuance; FE-13 delivers notifications.</w:t>
+              <w:rPr>
+                <w:rFonts w:ascii="Arial" w:hAnsi="Arial"/>
+                <w:sz w:val="14"/>
+              </w:rPr>
+            </w:r>
+          </w:p>
+        </w:tc>
+        <w:tc>
+          <w:tcPr>
+            <w:tcW w:type="dxa" w:w="1224"/>
+            <w:vAlign w:val="center"/>
+            <w:tcMar>
+              <w:top w:w="90" w:type="dxa"/>
+              <w:start w:w="100" w:type="dxa"/>
+              <w:bottom w:w="90" w:type="dxa"/>
+              <w:end w:w="100" w:type="dxa"/>
+            </w:tcMar>
+            <w:shd w:fill="EAF2F8"/>
+          </w:tcPr>
+          <w:p>
+            <w:pPr>
+              <w:spacing w:after="0"/>
+              <w:jc w:val="left"/>
+            </w:pPr>
+            <w:r>
+              <w:rPr>
+                <w:rFonts w:ascii="Arial" w:hAnsi="Arial"/>
+                <w:sz w:val="14"/>
+              </w:rPr>
+              <w:t>✓</w:t>
+            </w:r>
+          </w:p>
+        </w:tc>
+        <w:tc>
+          <w:tcPr>
+            <w:tcW w:type="dxa" w:w="1080"/>
+            <w:vAlign w:val="center"/>
+            <w:tcMar>
+              <w:top w:w="90" w:type="dxa"/>
+              <w:start w:w="100" w:type="dxa"/>
+              <w:bottom w:w="90" w:type="dxa"/>
+              <w:end w:w="100" w:type="dxa"/>
+            </w:tcMar>
+            <w:shd w:fill="EAF2F8"/>
+          </w:tcPr>
+          <w:p>
+            <w:pPr>
+              <w:spacing w:after="0"/>
+              <w:jc w:val="left"/>
+            </w:pPr>
+            <w:r>
+              <w:rPr>
+                <w:rFonts w:ascii="Arial" w:hAnsi="Arial"/>
+                <w:sz w:val="14"/>
+              </w:rPr>
+            </w:r>
+          </w:p>
+        </w:tc>
+        <w:tc>
+          <w:tcPr>
+            <w:tcW w:type="dxa" w:w="936"/>
+            <w:vAlign w:val="center"/>
+            <w:tcMar>
+              <w:top w:w="90" w:type="dxa"/>
+              <w:start w:w="100" w:type="dxa"/>
+              <w:bottom w:w="90" w:type="dxa"/>
+              <w:end w:w="100" w:type="dxa"/>
+            </w:tcMar>
+            <w:shd w:fill="EAF2F8"/>
+          </w:tcPr>
+          <w:p>
+            <w:pPr>
+              <w:spacing w:after="0"/>
+              <w:jc w:val="left"/>
+            </w:pPr>
+            <w:r>
+              <w:rPr>
+                <w:rFonts w:ascii="Arial" w:hAnsi="Arial"/>
+                <w:sz w:val="14"/>
+              </w:rPr>
             </w:r>
           </w:p>
         </w:tc>
       </w:tr>
       <w:tr>
+        <w:trPr>
+          <w:cantSplit w:val="true"/>
+        </w:trPr>
         <w:tc>
           <w:tcPr>
-            <w:tcW w:type="dxa" w:w="3312"/>
+            <w:tcW w:type="dxa" w:w="4608"/>
+            <w:vAlign w:val="center"/>
             <w:tcMar>
-              <w:top w:w="100" w:type="dxa"/>
+              <w:top w:w="90" w:type="dxa"/>
               <w:start w:w="100" w:type="dxa"/>
-              <w:bottom w:w="100" w:type="dxa"/>
+              <w:bottom w:w="90" w:type="dxa"/>
               <w:end w:w="100" w:type="dxa"/>
             </w:tcMar>
           </w:tcPr>
           <w:p>
+            <w:pPr>
+              <w:spacing w:after="0"/>
+              <w:jc w:val="center"/>
+            </w:pPr>
             <w:r>
-              <w:t>FE-14 Dashboards, Reports &amp; Operational Analytics</w:t>
+              <w:rPr>
+                <w:rFonts w:ascii="Arial" w:hAnsi="Arial"/>
+                <w:sz w:val="14"/>
+              </w:rPr>
+              <w:t>FE-08.5 Issue Invoices</w:t>
             </w:r>
           </w:p>
         </w:tc>
         <w:tc>
           <w:tcPr>
-            <w:tcW w:type="dxa" w:w="3312"/>
+            <w:tcW w:type="dxa" w:w="1080"/>
+            <w:vAlign w:val="center"/>
             <w:tcMar>
-              <w:top w:w="100" w:type="dxa"/>
+              <w:top w:w="90" w:type="dxa"/>
               <w:start w:w="100" w:type="dxa"/>
-              <w:bottom w:w="100" w:type="dxa"/>
+              <w:bottom w:w="90" w:type="dxa"/>
               <w:end w:w="100" w:type="dxa"/>
             </w:tcMar>
           </w:tcPr>
           <w:p>
+            <w:pPr>
+              <w:spacing w:after="0"/>
+              <w:jc w:val="left"/>
+            </w:pPr>
             <w:r>
-              <w:t>Financial aggregation and reporting</w:t>
+              <w:rPr>
+                <w:rFonts w:ascii="Arial" w:hAnsi="Arial"/>
+                <w:sz w:val="14"/>
+              </w:rPr>
             </w:r>
           </w:p>
         </w:tc>
         <w:tc>
           <w:tcPr>
-            <w:tcW w:type="dxa" w:w="3312"/>
+            <w:tcW w:type="dxa" w:w="864"/>
+            <w:vAlign w:val="center"/>
             <w:tcMar>
-              <w:top w:w="100" w:type="dxa"/>
+              <w:top w:w="90" w:type="dxa"/>
               <w:start w:w="100" w:type="dxa"/>
-              <w:bottom w:w="100" w:type="dxa"/>
+              <w:bottom w:w="90" w:type="dxa"/>
               <w:end w:w="100" w:type="dxa"/>
             </w:tcMar>
           </w:tcPr>
           <w:p>
+            <w:pPr>
+              <w:spacing w:after="0"/>
+              <w:jc w:val="left"/>
+            </w:pPr>
             <w:r>
-              <w:t>FE-08 owns transaction/billing source records; FE-14 summarizes and analyzes them.</w:t>
+              <w:rPr>
+                <w:rFonts w:ascii="Arial" w:hAnsi="Arial"/>
+                <w:sz w:val="14"/>
+              </w:rPr>
+            </w:r>
+          </w:p>
+        </w:tc>
+        <w:tc>
+          <w:tcPr>
+            <w:tcW w:type="dxa" w:w="1224"/>
+            <w:vAlign w:val="center"/>
+            <w:tcMar>
+              <w:top w:w="90" w:type="dxa"/>
+              <w:start w:w="100" w:type="dxa"/>
+              <w:bottom w:w="90" w:type="dxa"/>
+              <w:end w:w="100" w:type="dxa"/>
+            </w:tcMar>
+          </w:tcPr>
+          <w:p>
+            <w:pPr>
+              <w:spacing w:after="0"/>
+              <w:jc w:val="left"/>
+            </w:pPr>
+            <w:r>
+              <w:rPr>
+                <w:rFonts w:ascii="Arial" w:hAnsi="Arial"/>
+                <w:sz w:val="14"/>
+              </w:rPr>
+              <w:t>✓</w:t>
+            </w:r>
+          </w:p>
+        </w:tc>
+        <w:tc>
+          <w:tcPr>
+            <w:tcW w:type="dxa" w:w="1080"/>
+            <w:vAlign w:val="center"/>
+            <w:tcMar>
+              <w:top w:w="90" w:type="dxa"/>
+              <w:start w:w="100" w:type="dxa"/>
+              <w:bottom w:w="90" w:type="dxa"/>
+              <w:end w:w="100" w:type="dxa"/>
+            </w:tcMar>
+          </w:tcPr>
+          <w:p>
+            <w:pPr>
+              <w:spacing w:after="0"/>
+              <w:jc w:val="left"/>
+            </w:pPr>
+            <w:r>
+              <w:rPr>
+                <w:rFonts w:ascii="Arial" w:hAnsi="Arial"/>
+                <w:sz w:val="14"/>
+              </w:rPr>
+            </w:r>
+          </w:p>
+        </w:tc>
+        <w:tc>
+          <w:tcPr>
+            <w:tcW w:type="dxa" w:w="936"/>
+            <w:vAlign w:val="center"/>
+            <w:tcMar>
+              <w:top w:w="90" w:type="dxa"/>
+              <w:start w:w="100" w:type="dxa"/>
+              <w:bottom w:w="90" w:type="dxa"/>
+              <w:end w:w="100" w:type="dxa"/>
+            </w:tcMar>
+          </w:tcPr>
+          <w:p>
+            <w:pPr>
+              <w:spacing w:after="0"/>
+              <w:jc w:val="left"/>
+            </w:pPr>
+            <w:r>
+              <w:rPr>
+                <w:rFonts w:ascii="Arial" w:hAnsi="Arial"/>
+                <w:sz w:val="14"/>
+              </w:rPr>
             </w:r>
           </w:p>
         </w:tc>
       </w:tr>
       <w:tr>
+        <w:trPr>
+          <w:cantSplit w:val="true"/>
+        </w:trPr>
         <w:tc>
           <w:tcPr>
-            <w:tcW w:type="dxa" w:w="3312"/>
+            <w:tcW w:type="dxa" w:w="4608"/>
+            <w:vAlign w:val="center"/>
             <w:tcMar>
-              <w:top w:w="100" w:type="dxa"/>
+              <w:top w:w="90" w:type="dxa"/>
               <w:start w:w="100" w:type="dxa"/>
-              <w:bottom w:w="100" w:type="dxa"/>
+              <w:bottom w:w="90" w:type="dxa"/>
               <w:end w:w="100" w:type="dxa"/>
             </w:tcMar>
+            <w:shd w:fill="EAF2F8"/>
           </w:tcPr>
           <w:p>
+            <w:pPr>
+              <w:spacing w:after="0"/>
+              <w:jc w:val="center"/>
+            </w:pPr>
             <w:r>
-              <w:t>FE-15 System Administration &amp; RBAC</w:t>
+              <w:rPr>
+                <w:rFonts w:ascii="Arial" w:hAnsi="Arial"/>
+                <w:sz w:val="14"/>
+              </w:rPr>
+              <w:t>FE-08.6 View Invoice Details</w:t>
             </w:r>
           </w:p>
         </w:tc>
         <w:tc>
           <w:tcPr>
-            <w:tcW w:type="dxa" w:w="3312"/>
+            <w:tcW w:type="dxa" w:w="1080"/>
+            <w:vAlign w:val="center"/>
             <w:tcMar>
-              <w:top w:w="100" w:type="dxa"/>
+              <w:top w:w="90" w:type="dxa"/>
               <w:start w:w="100" w:type="dxa"/>
-              <w:bottom w:w="100" w:type="dxa"/>
+              <w:bottom w:w="90" w:type="dxa"/>
               <w:end w:w="100" w:type="dxa"/>
             </w:tcMar>
+            <w:shd w:fill="EAF2F8"/>
           </w:tcPr>
           <w:p>
+            <w:pPr>
+              <w:spacing w:after="0"/>
+              <w:jc w:val="left"/>
+            </w:pPr>
             <w:r>
-              <w:t>Roles and permissions</w:t>
+              <w:rPr>
+                <w:rFonts w:ascii="Arial" w:hAnsi="Arial"/>
+                <w:sz w:val="14"/>
+              </w:rPr>
             </w:r>
           </w:p>
         </w:tc>
         <w:tc>
           <w:tcPr>
-            <w:tcW w:type="dxa" w:w="3312"/>
+            <w:tcW w:type="dxa" w:w="864"/>
+            <w:vAlign w:val="center"/>
             <w:tcMar>
-              <w:top w:w="100" w:type="dxa"/>
+              <w:top w:w="90" w:type="dxa"/>
               <w:start w:w="100" w:type="dxa"/>
-              <w:bottom w:w="100" w:type="dxa"/>
+              <w:bottom w:w="90" w:type="dxa"/>
+              <w:end w:w="100" w:type="dxa"/>
+            </w:tcMar>
+            <w:shd w:fill="EAF2F8"/>
+          </w:tcPr>
+          <w:p>
+            <w:pPr>
+              <w:spacing w:after="0"/>
+              <w:jc w:val="left"/>
+            </w:pPr>
+            <w:r>
+              <w:rPr>
+                <w:rFonts w:ascii="Arial" w:hAnsi="Arial"/>
+                <w:sz w:val="14"/>
+              </w:rPr>
+            </w:r>
+          </w:p>
+        </w:tc>
+        <w:tc>
+          <w:tcPr>
+            <w:tcW w:type="dxa" w:w="1224"/>
+            <w:vAlign w:val="center"/>
+            <w:tcMar>
+              <w:top w:w="90" w:type="dxa"/>
+              <w:start w:w="100" w:type="dxa"/>
+              <w:bottom w:w="90" w:type="dxa"/>
+              <w:end w:w="100" w:type="dxa"/>
+            </w:tcMar>
+            <w:shd w:fill="EAF2F8"/>
+          </w:tcPr>
+          <w:p>
+            <w:pPr>
+              <w:spacing w:after="0"/>
+              <w:jc w:val="left"/>
+            </w:pPr>
+            <w:r>
+              <w:rPr>
+                <w:rFonts w:ascii="Arial" w:hAnsi="Arial"/>
+                <w:sz w:val="14"/>
+              </w:rPr>
+              <w:t>✓</w:t>
+            </w:r>
+          </w:p>
+        </w:tc>
+        <w:tc>
+          <w:tcPr>
+            <w:tcW w:type="dxa" w:w="1080"/>
+            <w:vAlign w:val="center"/>
+            <w:tcMar>
+              <w:top w:w="90" w:type="dxa"/>
+              <w:start w:w="100" w:type="dxa"/>
+              <w:bottom w:w="90" w:type="dxa"/>
+              <w:end w:w="100" w:type="dxa"/>
+            </w:tcMar>
+            <w:shd w:fill="EAF2F8"/>
+          </w:tcPr>
+          <w:p>
+            <w:pPr>
+              <w:spacing w:after="0"/>
+              <w:jc w:val="left"/>
+            </w:pPr>
+            <w:r>
+              <w:rPr>
+                <w:rFonts w:ascii="Arial" w:hAnsi="Arial"/>
+                <w:sz w:val="14"/>
+              </w:rPr>
+            </w:r>
+          </w:p>
+        </w:tc>
+        <w:tc>
+          <w:tcPr>
+            <w:tcW w:type="dxa" w:w="936"/>
+            <w:vAlign w:val="center"/>
+            <w:tcMar>
+              <w:top w:w="90" w:type="dxa"/>
+              <w:start w:w="100" w:type="dxa"/>
+              <w:bottom w:w="90" w:type="dxa"/>
+              <w:end w:w="100" w:type="dxa"/>
+            </w:tcMar>
+            <w:shd w:fill="EAF2F8"/>
+          </w:tcPr>
+          <w:p>
+            <w:pPr>
+              <w:spacing w:after="0"/>
+              <w:jc w:val="left"/>
+            </w:pPr>
+            <w:r>
+              <w:rPr>
+                <w:rFonts w:ascii="Arial" w:hAnsi="Arial"/>
+                <w:sz w:val="14"/>
+              </w:rPr>
+            </w:r>
+          </w:p>
+        </w:tc>
+      </w:tr>
+      <w:tr>
+        <w:trPr>
+          <w:cantSplit w:val="true"/>
+        </w:trPr>
+        <w:tc>
+          <w:tcPr>
+            <w:tcW w:type="dxa" w:w="4608"/>
+            <w:vAlign w:val="center"/>
+            <w:tcMar>
+              <w:top w:w="90" w:type="dxa"/>
+              <w:start w:w="100" w:type="dxa"/>
+              <w:bottom w:w="90" w:type="dxa"/>
               <w:end w:w="100" w:type="dxa"/>
             </w:tcMar>
           </w:tcPr>
           <w:p>
+            <w:pPr>
+              <w:spacing w:after="0"/>
+              <w:jc w:val="center"/>
+            </w:pPr>
             <w:r>
-              <w:t>FE-08 relies on access-control decisions but does not manage roles or permissions.</w:t>
+              <w:rPr>
+                <w:rFonts w:ascii="Arial" w:hAnsi="Arial"/>
+                <w:sz w:val="14"/>
+              </w:rPr>
+              <w:t>FE-08.7 Search and Filter Invoices</w:t>
+            </w:r>
+          </w:p>
+        </w:tc>
+        <w:tc>
+          <w:tcPr>
+            <w:tcW w:type="dxa" w:w="1080"/>
+            <w:vAlign w:val="center"/>
+            <w:tcMar>
+              <w:top w:w="90" w:type="dxa"/>
+              <w:start w:w="100" w:type="dxa"/>
+              <w:bottom w:w="90" w:type="dxa"/>
+              <w:end w:w="100" w:type="dxa"/>
+            </w:tcMar>
+          </w:tcPr>
+          <w:p>
+            <w:pPr>
+              <w:spacing w:after="0"/>
+              <w:jc w:val="left"/>
+            </w:pPr>
+            <w:r>
+              <w:rPr>
+                <w:rFonts w:ascii="Arial" w:hAnsi="Arial"/>
+                <w:sz w:val="14"/>
+              </w:rPr>
+            </w:r>
+          </w:p>
+        </w:tc>
+        <w:tc>
+          <w:tcPr>
+            <w:tcW w:type="dxa" w:w="864"/>
+            <w:vAlign w:val="center"/>
+            <w:tcMar>
+              <w:top w:w="90" w:type="dxa"/>
+              <w:start w:w="100" w:type="dxa"/>
+              <w:bottom w:w="90" w:type="dxa"/>
+              <w:end w:w="100" w:type="dxa"/>
+            </w:tcMar>
+          </w:tcPr>
+          <w:p>
+            <w:pPr>
+              <w:spacing w:after="0"/>
+              <w:jc w:val="left"/>
+            </w:pPr>
+            <w:r>
+              <w:rPr>
+                <w:rFonts w:ascii="Arial" w:hAnsi="Arial"/>
+                <w:sz w:val="14"/>
+              </w:rPr>
+            </w:r>
+          </w:p>
+        </w:tc>
+        <w:tc>
+          <w:tcPr>
+            <w:tcW w:type="dxa" w:w="1224"/>
+            <w:vAlign w:val="center"/>
+            <w:tcMar>
+              <w:top w:w="90" w:type="dxa"/>
+              <w:start w:w="100" w:type="dxa"/>
+              <w:bottom w:w="90" w:type="dxa"/>
+              <w:end w:w="100" w:type="dxa"/>
+            </w:tcMar>
+          </w:tcPr>
+          <w:p>
+            <w:pPr>
+              <w:spacing w:after="0"/>
+              <w:jc w:val="left"/>
+            </w:pPr>
+            <w:r>
+              <w:rPr>
+                <w:rFonts w:ascii="Arial" w:hAnsi="Arial"/>
+                <w:sz w:val="14"/>
+              </w:rPr>
+              <w:t>✓</w:t>
+            </w:r>
+          </w:p>
+        </w:tc>
+        <w:tc>
+          <w:tcPr>
+            <w:tcW w:type="dxa" w:w="1080"/>
+            <w:vAlign w:val="center"/>
+            <w:tcMar>
+              <w:top w:w="90" w:type="dxa"/>
+              <w:start w:w="100" w:type="dxa"/>
+              <w:bottom w:w="90" w:type="dxa"/>
+              <w:end w:w="100" w:type="dxa"/>
+            </w:tcMar>
+          </w:tcPr>
+          <w:p>
+            <w:pPr>
+              <w:spacing w:after="0"/>
+              <w:jc w:val="left"/>
+            </w:pPr>
+            <w:r>
+              <w:rPr>
+                <w:rFonts w:ascii="Arial" w:hAnsi="Arial"/>
+                <w:sz w:val="14"/>
+              </w:rPr>
+            </w:r>
+          </w:p>
+        </w:tc>
+        <w:tc>
+          <w:tcPr>
+            <w:tcW w:type="dxa" w:w="936"/>
+            <w:vAlign w:val="center"/>
+            <w:tcMar>
+              <w:top w:w="90" w:type="dxa"/>
+              <w:start w:w="100" w:type="dxa"/>
+              <w:bottom w:w="90" w:type="dxa"/>
+              <w:end w:w="100" w:type="dxa"/>
+            </w:tcMar>
+          </w:tcPr>
+          <w:p>
+            <w:pPr>
+              <w:spacing w:after="0"/>
+              <w:jc w:val="left"/>
+            </w:pPr>
+            <w:r>
+              <w:rPr>
+                <w:rFonts w:ascii="Arial" w:hAnsi="Arial"/>
+                <w:sz w:val="14"/>
+              </w:rPr>
+            </w:r>
+          </w:p>
+        </w:tc>
+      </w:tr>
+      <w:tr>
+        <w:trPr>
+          <w:cantSplit w:val="true"/>
+        </w:trPr>
+        <w:tc>
+          <w:tcPr>
+            <w:tcW w:type="dxa" w:w="4608"/>
+            <w:vAlign w:val="center"/>
+            <w:tcMar>
+              <w:top w:w="90" w:type="dxa"/>
+              <w:start w:w="100" w:type="dxa"/>
+              <w:bottom w:w="90" w:type="dxa"/>
+              <w:end w:w="100" w:type="dxa"/>
+            </w:tcMar>
+            <w:shd w:fill="EAF2F8"/>
+          </w:tcPr>
+          <w:p>
+            <w:pPr>
+              <w:spacing w:after="0"/>
+              <w:jc w:val="center"/>
+            </w:pPr>
+            <w:r>
+              <w:rPr>
+                <w:rFonts w:ascii="Arial" w:hAnsi="Arial"/>
+                <w:sz w:val="14"/>
+              </w:rPr>
+              <w:t>FE-08.8 Manage Invoice Lifecycle Status</w:t>
+            </w:r>
+          </w:p>
+        </w:tc>
+        <w:tc>
+          <w:tcPr>
+            <w:tcW w:type="dxa" w:w="1080"/>
+            <w:vAlign w:val="center"/>
+            <w:tcMar>
+              <w:top w:w="90" w:type="dxa"/>
+              <w:start w:w="100" w:type="dxa"/>
+              <w:bottom w:w="90" w:type="dxa"/>
+              <w:end w:w="100" w:type="dxa"/>
+            </w:tcMar>
+            <w:shd w:fill="EAF2F8"/>
+          </w:tcPr>
+          <w:p>
+            <w:pPr>
+              <w:spacing w:after="0"/>
+              <w:jc w:val="left"/>
+            </w:pPr>
+            <w:r>
+              <w:rPr>
+                <w:rFonts w:ascii="Arial" w:hAnsi="Arial"/>
+                <w:sz w:val="14"/>
+              </w:rPr>
+            </w:r>
+          </w:p>
+        </w:tc>
+        <w:tc>
+          <w:tcPr>
+            <w:tcW w:type="dxa" w:w="864"/>
+            <w:vAlign w:val="center"/>
+            <w:tcMar>
+              <w:top w:w="90" w:type="dxa"/>
+              <w:start w:w="100" w:type="dxa"/>
+              <w:bottom w:w="90" w:type="dxa"/>
+              <w:end w:w="100" w:type="dxa"/>
+            </w:tcMar>
+            <w:shd w:fill="EAF2F8"/>
+          </w:tcPr>
+          <w:p>
+            <w:pPr>
+              <w:spacing w:after="0"/>
+              <w:jc w:val="left"/>
+            </w:pPr>
+            <w:r>
+              <w:rPr>
+                <w:rFonts w:ascii="Arial" w:hAnsi="Arial"/>
+                <w:sz w:val="14"/>
+              </w:rPr>
+            </w:r>
+          </w:p>
+        </w:tc>
+        <w:tc>
+          <w:tcPr>
+            <w:tcW w:type="dxa" w:w="1224"/>
+            <w:vAlign w:val="center"/>
+            <w:tcMar>
+              <w:top w:w="90" w:type="dxa"/>
+              <w:start w:w="100" w:type="dxa"/>
+              <w:bottom w:w="90" w:type="dxa"/>
+              <w:end w:w="100" w:type="dxa"/>
+            </w:tcMar>
+            <w:shd w:fill="EAF2F8"/>
+          </w:tcPr>
+          <w:p>
+            <w:pPr>
+              <w:spacing w:after="0"/>
+              <w:jc w:val="left"/>
+            </w:pPr>
+            <w:r>
+              <w:rPr>
+                <w:rFonts w:ascii="Arial" w:hAnsi="Arial"/>
+                <w:sz w:val="14"/>
+              </w:rPr>
+              <w:t>✓</w:t>
+            </w:r>
+          </w:p>
+        </w:tc>
+        <w:tc>
+          <w:tcPr>
+            <w:tcW w:type="dxa" w:w="1080"/>
+            <w:vAlign w:val="center"/>
+            <w:tcMar>
+              <w:top w:w="90" w:type="dxa"/>
+              <w:start w:w="100" w:type="dxa"/>
+              <w:bottom w:w="90" w:type="dxa"/>
+              <w:end w:w="100" w:type="dxa"/>
+            </w:tcMar>
+            <w:shd w:fill="EAF2F8"/>
+          </w:tcPr>
+          <w:p>
+            <w:pPr>
+              <w:spacing w:after="0"/>
+              <w:jc w:val="left"/>
+            </w:pPr>
+            <w:r>
+              <w:rPr>
+                <w:rFonts w:ascii="Arial" w:hAnsi="Arial"/>
+                <w:sz w:val="14"/>
+              </w:rPr>
+            </w:r>
+          </w:p>
+        </w:tc>
+        <w:tc>
+          <w:tcPr>
+            <w:tcW w:type="dxa" w:w="936"/>
+            <w:vAlign w:val="center"/>
+            <w:tcMar>
+              <w:top w:w="90" w:type="dxa"/>
+              <w:start w:w="100" w:type="dxa"/>
+              <w:bottom w:w="90" w:type="dxa"/>
+              <w:end w:w="100" w:type="dxa"/>
+            </w:tcMar>
+            <w:shd w:fill="EAF2F8"/>
+          </w:tcPr>
+          <w:p>
+            <w:pPr>
+              <w:spacing w:after="0"/>
+              <w:jc w:val="left"/>
+            </w:pPr>
+            <w:r>
+              <w:rPr>
+                <w:rFonts w:ascii="Arial" w:hAnsi="Arial"/>
+                <w:sz w:val="14"/>
+              </w:rPr>
+            </w:r>
+          </w:p>
+        </w:tc>
+      </w:tr>
+      <w:tr>
+        <w:trPr>
+          <w:cantSplit w:val="true"/>
+        </w:trPr>
+        <w:tc>
+          <w:tcPr>
+            <w:tcW w:type="dxa" w:w="4608"/>
+            <w:vAlign w:val="center"/>
+            <w:tcMar>
+              <w:top w:w="90" w:type="dxa"/>
+              <w:start w:w="100" w:type="dxa"/>
+              <w:bottom w:w="90" w:type="dxa"/>
+              <w:end w:w="100" w:type="dxa"/>
+            </w:tcMar>
+          </w:tcPr>
+          <w:p>
+            <w:pPr>
+              <w:spacing w:after="0"/>
+              <w:jc w:val="center"/>
+            </w:pPr>
+            <w:r>
+              <w:rPr>
+                <w:rFonts w:ascii="Arial" w:hAnsi="Arial"/>
+                <w:sz w:val="14"/>
+              </w:rPr>
+              <w:t>FE-08.9 View Fee and Invoice History</w:t>
+            </w:r>
+          </w:p>
+        </w:tc>
+        <w:tc>
+          <w:tcPr>
+            <w:tcW w:type="dxa" w:w="1080"/>
+            <w:vAlign w:val="center"/>
+            <w:tcMar>
+              <w:top w:w="90" w:type="dxa"/>
+              <w:start w:w="100" w:type="dxa"/>
+              <w:bottom w:w="90" w:type="dxa"/>
+              <w:end w:w="100" w:type="dxa"/>
+            </w:tcMar>
+          </w:tcPr>
+          <w:p>
+            <w:pPr>
+              <w:spacing w:after="0"/>
+              <w:jc w:val="left"/>
+            </w:pPr>
+            <w:r>
+              <w:rPr>
+                <w:rFonts w:ascii="Arial" w:hAnsi="Arial"/>
+                <w:sz w:val="14"/>
+              </w:rPr>
+            </w:r>
+          </w:p>
+        </w:tc>
+        <w:tc>
+          <w:tcPr>
+            <w:tcW w:type="dxa" w:w="864"/>
+            <w:vAlign w:val="center"/>
+            <w:tcMar>
+              <w:top w:w="90" w:type="dxa"/>
+              <w:start w:w="100" w:type="dxa"/>
+              <w:bottom w:w="90" w:type="dxa"/>
+              <w:end w:w="100" w:type="dxa"/>
+            </w:tcMar>
+          </w:tcPr>
+          <w:p>
+            <w:pPr>
+              <w:spacing w:after="0"/>
+              <w:jc w:val="left"/>
+            </w:pPr>
+            <w:r>
+              <w:rPr>
+                <w:rFonts w:ascii="Arial" w:hAnsi="Arial"/>
+                <w:sz w:val="14"/>
+              </w:rPr>
+            </w:r>
+          </w:p>
+        </w:tc>
+        <w:tc>
+          <w:tcPr>
+            <w:tcW w:type="dxa" w:w="1224"/>
+            <w:vAlign w:val="center"/>
+            <w:tcMar>
+              <w:top w:w="90" w:type="dxa"/>
+              <w:start w:w="100" w:type="dxa"/>
+              <w:bottom w:w="90" w:type="dxa"/>
+              <w:end w:w="100" w:type="dxa"/>
+            </w:tcMar>
+          </w:tcPr>
+          <w:p>
+            <w:pPr>
+              <w:spacing w:after="0"/>
+              <w:jc w:val="left"/>
+            </w:pPr>
+            <w:r>
+              <w:rPr>
+                <w:rFonts w:ascii="Arial" w:hAnsi="Arial"/>
+                <w:sz w:val="14"/>
+              </w:rPr>
+              <w:t>✓</w:t>
+            </w:r>
+          </w:p>
+        </w:tc>
+        <w:tc>
+          <w:tcPr>
+            <w:tcW w:type="dxa" w:w="1080"/>
+            <w:vAlign w:val="center"/>
+            <w:tcMar>
+              <w:top w:w="90" w:type="dxa"/>
+              <w:start w:w="100" w:type="dxa"/>
+              <w:bottom w:w="90" w:type="dxa"/>
+              <w:end w:w="100" w:type="dxa"/>
+            </w:tcMar>
+          </w:tcPr>
+          <w:p>
+            <w:pPr>
+              <w:spacing w:after="0"/>
+              <w:jc w:val="left"/>
+            </w:pPr>
+            <w:r>
+              <w:rPr>
+                <w:rFonts w:ascii="Arial" w:hAnsi="Arial"/>
+                <w:sz w:val="14"/>
+              </w:rPr>
+            </w:r>
+          </w:p>
+        </w:tc>
+        <w:tc>
+          <w:tcPr>
+            <w:tcW w:type="dxa" w:w="936"/>
+            <w:vAlign w:val="center"/>
+            <w:tcMar>
+              <w:top w:w="90" w:type="dxa"/>
+              <w:start w:w="100" w:type="dxa"/>
+              <w:bottom w:w="90" w:type="dxa"/>
+              <w:end w:w="100" w:type="dxa"/>
+            </w:tcMar>
+          </w:tcPr>
+          <w:p>
+            <w:pPr>
+              <w:spacing w:after="0"/>
+              <w:jc w:val="left"/>
+            </w:pPr>
+            <w:r>
+              <w:rPr>
+                <w:rFonts w:ascii="Arial" w:hAnsi="Arial"/>
+                <w:sz w:val="14"/>
+              </w:rPr>
+            </w:r>
+          </w:p>
+        </w:tc>
+      </w:tr>
+      <w:tr>
+        <w:trPr>
+          <w:cantSplit w:val="true"/>
+        </w:trPr>
+        <w:tc>
+          <w:tcPr>
+            <w:tcW w:type="dxa" w:w="4608"/>
+            <w:vAlign w:val="center"/>
+            <w:tcMar>
+              <w:top w:w="90" w:type="dxa"/>
+              <w:start w:w="100" w:type="dxa"/>
+              <w:bottom w:w="90" w:type="dxa"/>
+              <w:end w:w="100" w:type="dxa"/>
+            </w:tcMar>
+            <w:shd w:fill="EAF2F8"/>
+          </w:tcPr>
+          <w:p>
+            <w:pPr>
+              <w:spacing w:after="0"/>
+              <w:jc w:val="center"/>
+            </w:pPr>
+            <w:r>
+              <w:rPr>
+                <w:rFonts w:ascii="Arial" w:hAnsi="Arial"/>
+                <w:sz w:val="14"/>
+              </w:rPr>
+              <w:t>FE-08.10 View Own Apartment Invoices</w:t>
+            </w:r>
+          </w:p>
+        </w:tc>
+        <w:tc>
+          <w:tcPr>
+            <w:tcW w:type="dxa" w:w="1080"/>
+            <w:vAlign w:val="center"/>
+            <w:tcMar>
+              <w:top w:w="90" w:type="dxa"/>
+              <w:start w:w="100" w:type="dxa"/>
+              <w:bottom w:w="90" w:type="dxa"/>
+              <w:end w:w="100" w:type="dxa"/>
+            </w:tcMar>
+            <w:shd w:fill="EAF2F8"/>
+          </w:tcPr>
+          <w:p>
+            <w:pPr>
+              <w:spacing w:after="0"/>
+              <w:jc w:val="left"/>
+            </w:pPr>
+            <w:r>
+              <w:rPr>
+                <w:rFonts w:ascii="Arial" w:hAnsi="Arial"/>
+                <w:sz w:val="14"/>
+              </w:rPr>
+              <w:t>✓</w:t>
+            </w:r>
+          </w:p>
+        </w:tc>
+        <w:tc>
+          <w:tcPr>
+            <w:tcW w:type="dxa" w:w="864"/>
+            <w:vAlign w:val="center"/>
+            <w:tcMar>
+              <w:top w:w="90" w:type="dxa"/>
+              <w:start w:w="100" w:type="dxa"/>
+              <w:bottom w:w="90" w:type="dxa"/>
+              <w:end w:w="100" w:type="dxa"/>
+            </w:tcMar>
+            <w:shd w:fill="EAF2F8"/>
+          </w:tcPr>
+          <w:p>
+            <w:pPr>
+              <w:spacing w:after="0"/>
+              <w:jc w:val="left"/>
+            </w:pPr>
+            <w:r>
+              <w:rPr>
+                <w:rFonts w:ascii="Arial" w:hAnsi="Arial"/>
+                <w:sz w:val="14"/>
+              </w:rPr>
+            </w:r>
+          </w:p>
+        </w:tc>
+        <w:tc>
+          <w:tcPr>
+            <w:tcW w:type="dxa" w:w="1224"/>
+            <w:vAlign w:val="center"/>
+            <w:tcMar>
+              <w:top w:w="90" w:type="dxa"/>
+              <w:start w:w="100" w:type="dxa"/>
+              <w:bottom w:w="90" w:type="dxa"/>
+              <w:end w:w="100" w:type="dxa"/>
+            </w:tcMar>
+            <w:shd w:fill="EAF2F8"/>
+          </w:tcPr>
+          <w:p>
+            <w:pPr>
+              <w:spacing w:after="0"/>
+              <w:jc w:val="left"/>
+            </w:pPr>
+            <w:r>
+              <w:rPr>
+                <w:rFonts w:ascii="Arial" w:hAnsi="Arial"/>
+                <w:sz w:val="14"/>
+              </w:rPr>
+            </w:r>
+          </w:p>
+        </w:tc>
+        <w:tc>
+          <w:tcPr>
+            <w:tcW w:type="dxa" w:w="1080"/>
+            <w:vAlign w:val="center"/>
+            <w:tcMar>
+              <w:top w:w="90" w:type="dxa"/>
+              <w:start w:w="100" w:type="dxa"/>
+              <w:bottom w:w="90" w:type="dxa"/>
+              <w:end w:w="100" w:type="dxa"/>
+            </w:tcMar>
+            <w:shd w:fill="EAF2F8"/>
+          </w:tcPr>
+          <w:p>
+            <w:pPr>
+              <w:spacing w:after="0"/>
+              <w:jc w:val="left"/>
+            </w:pPr>
+            <w:r>
+              <w:rPr>
+                <w:rFonts w:ascii="Arial" w:hAnsi="Arial"/>
+                <w:sz w:val="14"/>
+              </w:rPr>
+            </w:r>
+          </w:p>
+        </w:tc>
+        <w:tc>
+          <w:tcPr>
+            <w:tcW w:type="dxa" w:w="936"/>
+            <w:vAlign w:val="center"/>
+            <w:tcMar>
+              <w:top w:w="90" w:type="dxa"/>
+              <w:start w:w="100" w:type="dxa"/>
+              <w:bottom w:w="90" w:type="dxa"/>
+              <w:end w:w="100" w:type="dxa"/>
+            </w:tcMar>
+            <w:shd w:fill="EAF2F8"/>
+          </w:tcPr>
+          <w:p>
+            <w:pPr>
+              <w:spacing w:after="0"/>
+              <w:jc w:val="left"/>
+            </w:pPr>
+            <w:r>
+              <w:rPr>
+                <w:rFonts w:ascii="Arial" w:hAnsi="Arial"/>
+                <w:sz w:val="14"/>
+              </w:rPr>
+            </w:r>
+          </w:p>
+        </w:tc>
+      </w:tr>
+      <w:tr>
+        <w:trPr>
+          <w:cantSplit w:val="true"/>
+        </w:trPr>
+        <w:tc>
+          <w:tcPr>
+            <w:tcW w:type="dxa" w:w="4608"/>
+            <w:vAlign w:val="center"/>
+            <w:tcMar>
+              <w:top w:w="90" w:type="dxa"/>
+              <w:start w:w="100" w:type="dxa"/>
+              <w:bottom w:w="90" w:type="dxa"/>
+              <w:end w:w="100" w:type="dxa"/>
+            </w:tcMar>
+          </w:tcPr>
+          <w:p>
+            <w:pPr>
+              <w:spacing w:after="0"/>
+              <w:jc w:val="center"/>
+            </w:pPr>
+            <w:r>
+              <w:rPr>
+                <w:rFonts w:ascii="Arial" w:hAnsi="Arial"/>
+                <w:sz w:val="14"/>
+              </w:rPr>
+              <w:t>FE-08.11 View and Monitor Fee and Invoice Information</w:t>
+            </w:r>
+          </w:p>
+        </w:tc>
+        <w:tc>
+          <w:tcPr>
+            <w:tcW w:type="dxa" w:w="1080"/>
+            <w:vAlign w:val="center"/>
+            <w:tcMar>
+              <w:top w:w="90" w:type="dxa"/>
+              <w:start w:w="100" w:type="dxa"/>
+              <w:bottom w:w="90" w:type="dxa"/>
+              <w:end w:w="100" w:type="dxa"/>
+            </w:tcMar>
+          </w:tcPr>
+          <w:p>
+            <w:pPr>
+              <w:spacing w:after="0"/>
+              <w:jc w:val="left"/>
+            </w:pPr>
+            <w:r>
+              <w:rPr>
+                <w:rFonts w:ascii="Arial" w:hAnsi="Arial"/>
+                <w:sz w:val="14"/>
+              </w:rPr>
+            </w:r>
+          </w:p>
+        </w:tc>
+        <w:tc>
+          <w:tcPr>
+            <w:tcW w:type="dxa" w:w="864"/>
+            <w:vAlign w:val="center"/>
+            <w:tcMar>
+              <w:top w:w="90" w:type="dxa"/>
+              <w:start w:w="100" w:type="dxa"/>
+              <w:bottom w:w="90" w:type="dxa"/>
+              <w:end w:w="100" w:type="dxa"/>
+            </w:tcMar>
+          </w:tcPr>
+          <w:p>
+            <w:pPr>
+              <w:spacing w:after="0"/>
+              <w:jc w:val="left"/>
+            </w:pPr>
+            <w:r>
+              <w:rPr>
+                <w:rFonts w:ascii="Arial" w:hAnsi="Arial"/>
+                <w:sz w:val="14"/>
+              </w:rPr>
+            </w:r>
+          </w:p>
+        </w:tc>
+        <w:tc>
+          <w:tcPr>
+            <w:tcW w:type="dxa" w:w="1224"/>
+            <w:vAlign w:val="center"/>
+            <w:tcMar>
+              <w:top w:w="90" w:type="dxa"/>
+              <w:start w:w="100" w:type="dxa"/>
+              <w:bottom w:w="90" w:type="dxa"/>
+              <w:end w:w="100" w:type="dxa"/>
+            </w:tcMar>
+          </w:tcPr>
+          <w:p>
+            <w:pPr>
+              <w:spacing w:after="0"/>
+              <w:jc w:val="left"/>
+            </w:pPr>
+            <w:r>
+              <w:rPr>
+                <w:rFonts w:ascii="Arial" w:hAnsi="Arial"/>
+                <w:sz w:val="14"/>
+              </w:rPr>
+            </w:r>
+          </w:p>
+        </w:tc>
+        <w:tc>
+          <w:tcPr>
+            <w:tcW w:type="dxa" w:w="1080"/>
+            <w:vAlign w:val="center"/>
+            <w:tcMar>
+              <w:top w:w="90" w:type="dxa"/>
+              <w:start w:w="100" w:type="dxa"/>
+              <w:bottom w:w="90" w:type="dxa"/>
+              <w:end w:w="100" w:type="dxa"/>
+            </w:tcMar>
+          </w:tcPr>
+          <w:p>
+            <w:pPr>
+              <w:spacing w:after="0"/>
+              <w:jc w:val="left"/>
+            </w:pPr>
+            <w:r>
+              <w:rPr>
+                <w:rFonts w:ascii="Arial" w:hAnsi="Arial"/>
+                <w:sz w:val="14"/>
+              </w:rPr>
+              <w:t>✓</w:t>
+            </w:r>
+          </w:p>
+        </w:tc>
+        <w:tc>
+          <w:tcPr>
+            <w:tcW w:type="dxa" w:w="936"/>
+            <w:vAlign w:val="center"/>
+            <w:tcMar>
+              <w:top w:w="90" w:type="dxa"/>
+              <w:start w:w="100" w:type="dxa"/>
+              <w:bottom w:w="90" w:type="dxa"/>
+              <w:end w:w="100" w:type="dxa"/>
+            </w:tcMar>
+          </w:tcPr>
+          <w:p>
+            <w:pPr>
+              <w:spacing w:after="0"/>
+              <w:jc w:val="left"/>
+            </w:pPr>
+            <w:r>
+              <w:rPr>
+                <w:rFonts w:ascii="Arial" w:hAnsi="Arial"/>
+                <w:sz w:val="14"/>
+              </w:rPr>
+            </w:r>
+          </w:p>
+        </w:tc>
+      </w:tr>
+      <w:tr>
+        <w:trPr>
+          <w:cantSplit w:val="true"/>
+        </w:trPr>
+        <w:tc>
+          <w:tcPr>
+            <w:tcW w:type="dxa" w:w="4608"/>
+            <w:vAlign w:val="center"/>
+            <w:tcMar>
+              <w:top w:w="90" w:type="dxa"/>
+              <w:start w:w="100" w:type="dxa"/>
+              <w:bottom w:w="90" w:type="dxa"/>
+              <w:end w:w="100" w:type="dxa"/>
+            </w:tcMar>
+            <w:shd w:fill="EAF2F8"/>
+          </w:tcPr>
+          <w:p>
+            <w:pPr>
+              <w:spacing w:after="0"/>
+              <w:jc w:val="center"/>
+            </w:pPr>
+            <w:r>
+              <w:rPr>
+                <w:rFonts w:ascii="Arial" w:hAnsi="Arial"/>
+                <w:sz w:val="14"/>
+              </w:rPr>
+              <w:t>FE-08.12 Search and Filter Invoice Records</w:t>
+            </w:r>
+          </w:p>
+        </w:tc>
+        <w:tc>
+          <w:tcPr>
+            <w:tcW w:type="dxa" w:w="1080"/>
+            <w:vAlign w:val="center"/>
+            <w:tcMar>
+              <w:top w:w="90" w:type="dxa"/>
+              <w:start w:w="100" w:type="dxa"/>
+              <w:bottom w:w="90" w:type="dxa"/>
+              <w:end w:w="100" w:type="dxa"/>
+            </w:tcMar>
+            <w:shd w:fill="EAF2F8"/>
+          </w:tcPr>
+          <w:p>
+            <w:pPr>
+              <w:spacing w:after="0"/>
+              <w:jc w:val="left"/>
+            </w:pPr>
+            <w:r>
+              <w:rPr>
+                <w:rFonts w:ascii="Arial" w:hAnsi="Arial"/>
+                <w:sz w:val="14"/>
+              </w:rPr>
+            </w:r>
+          </w:p>
+        </w:tc>
+        <w:tc>
+          <w:tcPr>
+            <w:tcW w:type="dxa" w:w="864"/>
+            <w:vAlign w:val="center"/>
+            <w:tcMar>
+              <w:top w:w="90" w:type="dxa"/>
+              <w:start w:w="100" w:type="dxa"/>
+              <w:bottom w:w="90" w:type="dxa"/>
+              <w:end w:w="100" w:type="dxa"/>
+            </w:tcMar>
+            <w:shd w:fill="EAF2F8"/>
+          </w:tcPr>
+          <w:p>
+            <w:pPr>
+              <w:spacing w:after="0"/>
+              <w:jc w:val="left"/>
+            </w:pPr>
+            <w:r>
+              <w:rPr>
+                <w:rFonts w:ascii="Arial" w:hAnsi="Arial"/>
+                <w:sz w:val="14"/>
+              </w:rPr>
+            </w:r>
+          </w:p>
+        </w:tc>
+        <w:tc>
+          <w:tcPr>
+            <w:tcW w:type="dxa" w:w="1224"/>
+            <w:vAlign w:val="center"/>
+            <w:tcMar>
+              <w:top w:w="90" w:type="dxa"/>
+              <w:start w:w="100" w:type="dxa"/>
+              <w:bottom w:w="90" w:type="dxa"/>
+              <w:end w:w="100" w:type="dxa"/>
+            </w:tcMar>
+            <w:shd w:fill="EAF2F8"/>
+          </w:tcPr>
+          <w:p>
+            <w:pPr>
+              <w:spacing w:after="0"/>
+              <w:jc w:val="left"/>
+            </w:pPr>
+            <w:r>
+              <w:rPr>
+                <w:rFonts w:ascii="Arial" w:hAnsi="Arial"/>
+                <w:sz w:val="14"/>
+              </w:rPr>
+            </w:r>
+          </w:p>
+        </w:tc>
+        <w:tc>
+          <w:tcPr>
+            <w:tcW w:type="dxa" w:w="1080"/>
+            <w:vAlign w:val="center"/>
+            <w:tcMar>
+              <w:top w:w="90" w:type="dxa"/>
+              <w:start w:w="100" w:type="dxa"/>
+              <w:bottom w:w="90" w:type="dxa"/>
+              <w:end w:w="100" w:type="dxa"/>
+            </w:tcMar>
+            <w:shd w:fill="EAF2F8"/>
+          </w:tcPr>
+          <w:p>
+            <w:pPr>
+              <w:spacing w:after="0"/>
+              <w:jc w:val="left"/>
+            </w:pPr>
+            <w:r>
+              <w:rPr>
+                <w:rFonts w:ascii="Arial" w:hAnsi="Arial"/>
+                <w:sz w:val="14"/>
+              </w:rPr>
+              <w:t>✓</w:t>
+            </w:r>
+          </w:p>
+        </w:tc>
+        <w:tc>
+          <w:tcPr>
+            <w:tcW w:type="dxa" w:w="936"/>
+            <w:vAlign w:val="center"/>
+            <w:tcMar>
+              <w:top w:w="90" w:type="dxa"/>
+              <w:start w:w="100" w:type="dxa"/>
+              <w:bottom w:w="90" w:type="dxa"/>
+              <w:end w:w="100" w:type="dxa"/>
+            </w:tcMar>
+            <w:shd w:fill="EAF2F8"/>
+          </w:tcPr>
+          <w:p>
+            <w:pPr>
+              <w:spacing w:after="0"/>
+              <w:jc w:val="left"/>
+            </w:pPr>
+            <w:r>
+              <w:rPr>
+                <w:rFonts w:ascii="Arial" w:hAnsi="Arial"/>
+                <w:sz w:val="14"/>
+              </w:rPr>
             </w:r>
           </w:p>
         </w:tc>
@@ -1621,61 +4382,569 @@
     </w:tbl>
     <w:p>
       <w:pPr>
+        <w:spacing w:after="20"/>
+      </w:pPr>
+    </w:p>
+    <w:p>
+      <w:pPr>
         <w:pStyle w:val="Heading1"/>
+        <w:pageBreakBefore w:val="0"/>
       </w:pPr>
       <w:r>
-        <w:t>7. Invoice Lifecycle vs Payment Lifecycle</w:t>
-      </w:r>
-    </w:p>
-    <w:p>
-      <w:r>
-        <w:t>The invoice lifecycle and payment lifecycle should be modeled separately. This is the most important boundary between FE-08 and FE-09.</w:t>
+        <w:t>9. Main Workflows</w:t>
       </w:r>
     </w:p>
     <w:p>
       <w:pPr>
-        <w:pStyle w:val="CodeBlock"/>
+        <w:pStyle w:val="Heading2"/>
+        <w:pageBreakBefore w:val="0"/>
       </w:pPr>
       <w:r>
-        <w:t>FE-08: Invoice Lifecycle</w:t>
-        <w:br/>
+        <w:t>9.1 Invoice Preparation and Issuance</w:t>
       </w:r>
+    </w:p>
+    <w:p>
+      <w:pPr>
+        <w:spacing w:before="80" w:after="160"/>
+        <w:jc w:val="center"/>
+      </w:pPr>
       <w:r>
-        <w:t>DRAFT → ISSUED → (controlled final state)</w:t>
-        <w:br/>
+        <w:rPr>
+          <w:rFonts w:ascii="Consolas" w:hAnsi="Consolas"/>
+          <w:sz w:val="18"/>
+        </w:rPr>
+        <w:t>Accountant Configures Supported Fees → Generates Draft Invoice → Reviews and Corrects Draft → Issues Invoice → Invoice Becomes Available to Authorized Users</w:t>
       </w:r>
+    </w:p>
+    <w:p>
+      <w:pPr>
+        <w:pStyle w:val="Heading2"/>
+        <w:pageBreakBefore w:val="0"/>
+      </w:pPr>
       <w:r>
-        <w:br/>
+        <w:t>9.2 Resident Invoice Access</w:t>
       </w:r>
+    </w:p>
+    <w:p>
+      <w:pPr>
+        <w:spacing w:before="80" w:after="160"/>
+        <w:jc w:val="center"/>
+      </w:pPr>
       <w:r>
-        <w:t>FE-09: Payment Lifecycle</w:t>
-        <w:br/>
+        <w:rPr>
+          <w:rFonts w:ascii="Consolas" w:hAnsi="Consolas"/>
+          <w:sz w:val="18"/>
+        </w:rPr>
+        <w:t>Resident Authenticates through FE-01 → FE-15 Authorization → FE-08 Validates Permitted Apartment Context → Current and Historical Invoices Display</w:t>
       </w:r>
+    </w:p>
+    <w:p>
+      <w:pPr>
+        <w:pStyle w:val="Heading2"/>
+        <w:pageBreakBefore w:val="0"/>
+      </w:pPr>
       <w:r>
-        <w:t>UNPAID → PARTIALLY PAID → PAID</w:t>
-        <w:br/>
+        <w:t>9.3 Invoice to Payment Handoff</w:t>
       </w:r>
+    </w:p>
+    <w:p>
+      <w:pPr>
+        <w:spacing w:before="80" w:after="160"/>
+        <w:jc w:val="center"/>
+      </w:pPr>
       <w:r>
-        <w:br/>
-      </w:r>
-      <w:r>
-        <w:t>Example:</w:t>
-        <w:br/>
-      </w:r>
-      <w:r>
-        <w:t>Invoice Lifecycle = ISSUED</w:t>
-        <w:br/>
-      </w:r>
-      <w:r>
-        <w:t>Payment Status    = UNPAID</w:t>
+        <w:rPr>
+          <w:rFonts w:ascii="Consolas" w:hAnsi="Consolas"/>
+          <w:sz w:val="18"/>
+        </w:rPr>
+        <w:t>FE-08 Issued Invoice → FE-09 Payment Submission or Recording → FE-09 Verification and Settlement → FE-08 May Display Read-Only Settlement Summary</w:t>
       </w:r>
     </w:p>
     <w:p>
       <w:pPr>
         <w:pStyle w:val="Heading1"/>
+        <w:pageBreakBefore w:val="0"/>
       </w:pPr>
       <w:r>
-        <w:t>8. Baseline Business Rules</w:t>
+        <w:t>10. Feature Boundaries</w:t>
+      </w:r>
+    </w:p>
+    <w:tbl>
+      <w:tblPr>
+        <w:tblStyle w:val="TableGrid"/>
+        <w:tblW w:type="auto" w:w="0"/>
+        <w:jc w:val="center"/>
+        <w:tblLayout w:type="fixed"/>
+        <w:tblLook w:firstColumn="1" w:firstRow="1" w:lastColumn="0" w:lastRow="0" w:noHBand="0" w:noVBand="1" w:val="04A0"/>
+      </w:tblPr>
+      <w:tblGrid>
+        <w:gridCol w:w="5083"/>
+        <w:gridCol w:w="5083"/>
+      </w:tblGrid>
+      <w:tr>
+        <w:trPr>
+          <w:tblHeader w:val="true"/>
+          <w:cantSplit w:val="true"/>
+        </w:trPr>
+        <w:tc>
+          <w:tcPr>
+            <w:tcW w:type="dxa" w:w="3384"/>
+            <w:shd w:fill="1F4E78"/>
+            <w:vAlign w:val="center"/>
+            <w:tcMar>
+              <w:top w:w="90" w:type="dxa"/>
+              <w:start w:w="100" w:type="dxa"/>
+              <w:bottom w:w="90" w:type="dxa"/>
+              <w:end w:w="100" w:type="dxa"/>
+            </w:tcMar>
+          </w:tcPr>
+          <w:p>
+            <w:pPr>
+              <w:jc w:val="center"/>
+            </w:pPr>
+            <w:r>
+              <w:rPr>
+                <w:rFonts w:ascii="Arial" w:hAnsi="Arial"/>
+                <w:b/>
+                <w:color w:val="FFFFFF"/>
+                <w:sz w:val="16"/>
+              </w:rPr>
+              <w:t>Related Feature</w:t>
+            </w:r>
+          </w:p>
+        </w:tc>
+        <w:tc>
+          <w:tcPr>
+            <w:tcW w:type="dxa" w:w="6696"/>
+            <w:shd w:fill="1F4E78"/>
+            <w:vAlign w:val="center"/>
+            <w:tcMar>
+              <w:top w:w="90" w:type="dxa"/>
+              <w:start w:w="100" w:type="dxa"/>
+              <w:bottom w:w="90" w:type="dxa"/>
+              <w:end w:w="100" w:type="dxa"/>
+            </w:tcMar>
+          </w:tcPr>
+          <w:p>
+            <w:pPr>
+              <w:jc w:val="center"/>
+            </w:pPr>
+            <w:r>
+              <w:rPr>
+                <w:rFonts w:ascii="Arial" w:hAnsi="Arial"/>
+                <w:b/>
+                <w:color w:val="FFFFFF"/>
+                <w:sz w:val="16"/>
+              </w:rPr>
+              <w:t>Boundary with FE-08</w:t>
+            </w:r>
+          </w:p>
+        </w:tc>
+      </w:tr>
+      <w:tr>
+        <w:trPr>
+          <w:cantSplit w:val="true"/>
+        </w:trPr>
+        <w:tc>
+          <w:tcPr>
+            <w:tcW w:type="dxa" w:w="3384"/>
+            <w:vAlign w:val="center"/>
+            <w:tcMar>
+              <w:top w:w="90" w:type="dxa"/>
+              <w:start w:w="100" w:type="dxa"/>
+              <w:bottom w:w="90" w:type="dxa"/>
+              <w:end w:w="100" w:type="dxa"/>
+            </w:tcMar>
+          </w:tcPr>
+          <w:p>
+            <w:pPr>
+              <w:spacing w:after="0"/>
+              <w:jc w:val="left"/>
+            </w:pPr>
+            <w:r>
+              <w:rPr>
+                <w:rFonts w:ascii="Arial" w:hAnsi="Arial"/>
+                <w:sz w:val="16"/>
+              </w:rPr>
+              <w:t>FE-01 Authentication and Account Management</w:t>
+            </w:r>
+          </w:p>
+        </w:tc>
+        <w:tc>
+          <w:tcPr>
+            <w:tcW w:type="dxa" w:w="6696"/>
+            <w:vAlign w:val="center"/>
+            <w:tcMar>
+              <w:top w:w="90" w:type="dxa"/>
+              <w:start w:w="100" w:type="dxa"/>
+              <w:bottom w:w="90" w:type="dxa"/>
+              <w:end w:w="100" w:type="dxa"/>
+            </w:tcMar>
+          </w:tcPr>
+          <w:p>
+            <w:pPr>
+              <w:spacing w:after="0"/>
+              <w:jc w:val="left"/>
+            </w:pPr>
+            <w:r>
+              <w:rPr>
+                <w:rFonts w:ascii="Arial" w:hAnsi="Arial"/>
+                <w:sz w:val="16"/>
+              </w:rPr>
+              <w:t>Authenticates users; FE-08 does not manage credentials or sessions.</w:t>
+            </w:r>
+          </w:p>
+        </w:tc>
+      </w:tr>
+      <w:tr>
+        <w:trPr>
+          <w:cantSplit w:val="true"/>
+        </w:trPr>
+        <w:tc>
+          <w:tcPr>
+            <w:tcW w:type="dxa" w:w="3384"/>
+            <w:vAlign w:val="center"/>
+            <w:tcMar>
+              <w:top w:w="90" w:type="dxa"/>
+              <w:start w:w="100" w:type="dxa"/>
+              <w:bottom w:w="90" w:type="dxa"/>
+              <w:end w:w="100" w:type="dxa"/>
+            </w:tcMar>
+            <w:shd w:fill="EAF2F8"/>
+          </w:tcPr>
+          <w:p>
+            <w:pPr>
+              <w:spacing w:after="0"/>
+              <w:jc w:val="left"/>
+            </w:pPr>
+            <w:r>
+              <w:rPr>
+                <w:rFonts w:ascii="Arial" w:hAnsi="Arial"/>
+                <w:sz w:val="16"/>
+              </w:rPr>
+              <w:t>FE-02 Resident Management</w:t>
+            </w:r>
+          </w:p>
+        </w:tc>
+        <w:tc>
+          <w:tcPr>
+            <w:tcW w:type="dxa" w:w="6696"/>
+            <w:vAlign w:val="center"/>
+            <w:tcMar>
+              <w:top w:w="90" w:type="dxa"/>
+              <w:start w:w="100" w:type="dxa"/>
+              <w:bottom w:w="90" w:type="dxa"/>
+              <w:end w:w="100" w:type="dxa"/>
+            </w:tcMar>
+            <w:shd w:fill="EAF2F8"/>
+          </w:tcPr>
+          <w:p>
+            <w:pPr>
+              <w:spacing w:after="0"/>
+              <w:jc w:val="left"/>
+            </w:pPr>
+            <w:r>
+              <w:rPr>
+                <w:rFonts w:ascii="Arial" w:hAnsi="Arial"/>
+                <w:sz w:val="16"/>
+              </w:rPr>
+              <w:t>Owns Resident data and Resident–Apartment relationships used to determine permitted Resident access.</w:t>
+            </w:r>
+          </w:p>
+        </w:tc>
+      </w:tr>
+      <w:tr>
+        <w:trPr>
+          <w:cantSplit w:val="true"/>
+        </w:trPr>
+        <w:tc>
+          <w:tcPr>
+            <w:tcW w:type="dxa" w:w="3384"/>
+            <w:vAlign w:val="center"/>
+            <w:tcMar>
+              <w:top w:w="90" w:type="dxa"/>
+              <w:start w:w="100" w:type="dxa"/>
+              <w:bottom w:w="90" w:type="dxa"/>
+              <w:end w:w="100" w:type="dxa"/>
+            </w:tcMar>
+          </w:tcPr>
+          <w:p>
+            <w:pPr>
+              <w:spacing w:after="0"/>
+              <w:jc w:val="left"/>
+            </w:pPr>
+            <w:r>
+              <w:rPr>
+                <w:rFonts w:ascii="Arial" w:hAnsi="Arial"/>
+                <w:sz w:val="16"/>
+              </w:rPr>
+              <w:t>FE-03 Apartment Unit Management</w:t>
+            </w:r>
+          </w:p>
+        </w:tc>
+        <w:tc>
+          <w:tcPr>
+            <w:tcW w:type="dxa" w:w="6696"/>
+            <w:vAlign w:val="center"/>
+            <w:tcMar>
+              <w:top w:w="90" w:type="dxa"/>
+              <w:start w:w="100" w:type="dxa"/>
+              <w:bottom w:w="90" w:type="dxa"/>
+              <w:end w:w="100" w:type="dxa"/>
+            </w:tcMar>
+          </w:tcPr>
+          <w:p>
+            <w:pPr>
+              <w:spacing w:after="0"/>
+              <w:jc w:val="left"/>
+            </w:pPr>
+            <w:r>
+              <w:rPr>
+                <w:rFonts w:ascii="Arial" w:hAnsi="Arial"/>
+                <w:sz w:val="16"/>
+              </w:rPr>
+              <w:t>Owns Apartment master data; FE-08 associates invoices with a valid apartment billing context.</w:t>
+            </w:r>
+          </w:p>
+        </w:tc>
+      </w:tr>
+      <w:tr>
+        <w:trPr>
+          <w:cantSplit w:val="true"/>
+        </w:trPr>
+        <w:tc>
+          <w:tcPr>
+            <w:tcW w:type="dxa" w:w="3384"/>
+            <w:vAlign w:val="center"/>
+            <w:tcMar>
+              <w:top w:w="90" w:type="dxa"/>
+              <w:start w:w="100" w:type="dxa"/>
+              <w:bottom w:w="90" w:type="dxa"/>
+              <w:end w:w="100" w:type="dxa"/>
+            </w:tcMar>
+            <w:shd w:fill="EAF2F8"/>
+          </w:tcPr>
+          <w:p>
+            <w:pPr>
+              <w:spacing w:after="0"/>
+              <w:jc w:val="left"/>
+            </w:pPr>
+            <w:r>
+              <w:rPr>
+                <w:rFonts w:ascii="Arial" w:hAnsi="Arial"/>
+                <w:sz w:val="16"/>
+              </w:rPr>
+              <w:t>FE-09 Payment and Debt Management</w:t>
+            </w:r>
+          </w:p>
+        </w:tc>
+        <w:tc>
+          <w:tcPr>
+            <w:tcW w:type="dxa" w:w="6696"/>
+            <w:vAlign w:val="center"/>
+            <w:tcMar>
+              <w:top w:w="90" w:type="dxa"/>
+              <w:start w:w="100" w:type="dxa"/>
+              <w:bottom w:w="90" w:type="dxa"/>
+              <w:end w:w="100" w:type="dxa"/>
+            </w:tcMar>
+            <w:shd w:fill="EAF2F8"/>
+          </w:tcPr>
+          <w:p>
+            <w:pPr>
+              <w:spacing w:after="0"/>
+              <w:jc w:val="left"/>
+            </w:pPr>
+            <w:r>
+              <w:rPr>
+                <w:rFonts w:ascii="Arial" w:hAnsi="Arial"/>
+                <w:sz w:val="16"/>
+              </w:rPr>
+              <w:t>Owns payments, settlement, outstanding balances, and overdue debt. FE-08 owns fees, invoice lines, totals, due dates, and invoice lifecycle.</w:t>
+            </w:r>
+          </w:p>
+        </w:tc>
+      </w:tr>
+      <w:tr>
+        <w:trPr>
+          <w:cantSplit w:val="true"/>
+        </w:trPr>
+        <w:tc>
+          <w:tcPr>
+            <w:tcW w:type="dxa" w:w="3384"/>
+            <w:vAlign w:val="center"/>
+            <w:tcMar>
+              <w:top w:w="90" w:type="dxa"/>
+              <w:start w:w="100" w:type="dxa"/>
+              <w:bottom w:w="90" w:type="dxa"/>
+              <w:end w:w="100" w:type="dxa"/>
+            </w:tcMar>
+          </w:tcPr>
+          <w:p>
+            <w:pPr>
+              <w:spacing w:after="0"/>
+              <w:jc w:val="left"/>
+            </w:pPr>
+            <w:r>
+              <w:rPr>
+                <w:rFonts w:ascii="Arial" w:hAnsi="Arial"/>
+                <w:sz w:val="16"/>
+              </w:rPr>
+              <w:t>FE-13 Notification and Announcement Management</w:t>
+            </w:r>
+          </w:p>
+        </w:tc>
+        <w:tc>
+          <w:tcPr>
+            <w:tcW w:type="dxa" w:w="6696"/>
+            <w:vAlign w:val="center"/>
+            <w:tcMar>
+              <w:top w:w="90" w:type="dxa"/>
+              <w:start w:w="100" w:type="dxa"/>
+              <w:bottom w:w="90" w:type="dxa"/>
+              <w:end w:w="100" w:type="dxa"/>
+            </w:tcMar>
+          </w:tcPr>
+          <w:p>
+            <w:pPr>
+              <w:spacing w:after="0"/>
+              <w:jc w:val="left"/>
+            </w:pPr>
+            <w:r>
+              <w:rPr>
+                <w:rFonts w:ascii="Arial" w:hAnsi="Arial"/>
+                <w:sz w:val="16"/>
+              </w:rPr>
+              <w:t>Delivers invoice notifications created from FE-08 billing events.</w:t>
+            </w:r>
+          </w:p>
+        </w:tc>
+      </w:tr>
+      <w:tr>
+        <w:trPr>
+          <w:cantSplit w:val="true"/>
+        </w:trPr>
+        <w:tc>
+          <w:tcPr>
+            <w:tcW w:type="dxa" w:w="3384"/>
+            <w:vAlign w:val="center"/>
+            <w:tcMar>
+              <w:top w:w="90" w:type="dxa"/>
+              <w:start w:w="100" w:type="dxa"/>
+              <w:bottom w:w="90" w:type="dxa"/>
+              <w:end w:w="100" w:type="dxa"/>
+            </w:tcMar>
+            <w:shd w:fill="EAF2F8"/>
+          </w:tcPr>
+          <w:p>
+            <w:pPr>
+              <w:spacing w:after="0"/>
+              <w:jc w:val="left"/>
+            </w:pPr>
+            <w:r>
+              <w:rPr>
+                <w:rFonts w:ascii="Arial" w:hAnsi="Arial"/>
+                <w:sz w:val="16"/>
+              </w:rPr>
+              <w:t>FE-14 Dashboards Reports and Operational Analytics</w:t>
+            </w:r>
+          </w:p>
+        </w:tc>
+        <w:tc>
+          <w:tcPr>
+            <w:tcW w:type="dxa" w:w="6696"/>
+            <w:vAlign w:val="center"/>
+            <w:tcMar>
+              <w:top w:w="90" w:type="dxa"/>
+              <w:start w:w="100" w:type="dxa"/>
+              <w:bottom w:w="90" w:type="dxa"/>
+              <w:end w:w="100" w:type="dxa"/>
+            </w:tcMar>
+            <w:shd w:fill="EAF2F8"/>
+          </w:tcPr>
+          <w:p>
+            <w:pPr>
+              <w:spacing w:after="0"/>
+              <w:jc w:val="left"/>
+            </w:pPr>
+            <w:r>
+              <w:rPr>
+                <w:rFonts w:ascii="Arial" w:hAnsi="Arial"/>
+                <w:sz w:val="16"/>
+              </w:rPr>
+              <w:t>Aggregates financial information; FE-08 remains the source of billing records.</w:t>
+            </w:r>
+          </w:p>
+        </w:tc>
+      </w:tr>
+      <w:tr>
+        <w:trPr>
+          <w:cantSplit w:val="true"/>
+        </w:trPr>
+        <w:tc>
+          <w:tcPr>
+            <w:tcW w:type="dxa" w:w="3384"/>
+            <w:vAlign w:val="center"/>
+            <w:tcMar>
+              <w:top w:w="90" w:type="dxa"/>
+              <w:start w:w="100" w:type="dxa"/>
+              <w:bottom w:w="90" w:type="dxa"/>
+              <w:end w:w="100" w:type="dxa"/>
+            </w:tcMar>
+          </w:tcPr>
+          <w:p>
+            <w:pPr>
+              <w:spacing w:after="0"/>
+              <w:jc w:val="left"/>
+            </w:pPr>
+            <w:r>
+              <w:rPr>
+                <w:rFonts w:ascii="Arial" w:hAnsi="Arial"/>
+                <w:sz w:val="16"/>
+              </w:rPr>
+              <w:t>FE-15 System Administration and RBAC</w:t>
+            </w:r>
+          </w:p>
+        </w:tc>
+        <w:tc>
+          <w:tcPr>
+            <w:tcW w:type="dxa" w:w="6696"/>
+            <w:vAlign w:val="center"/>
+            <w:tcMar>
+              <w:top w:w="90" w:type="dxa"/>
+              <w:start w:w="100" w:type="dxa"/>
+              <w:bottom w:w="90" w:type="dxa"/>
+              <w:end w:w="100" w:type="dxa"/>
+            </w:tcMar>
+          </w:tcPr>
+          <w:p>
+            <w:pPr>
+              <w:spacing w:after="0"/>
+              <w:jc w:val="left"/>
+            </w:pPr>
+            <w:r>
+              <w:rPr>
+                <w:rFonts w:ascii="Arial" w:hAnsi="Arial"/>
+                <w:sz w:val="16"/>
+              </w:rPr>
+              <w:t>Owns internal-account administration and fixed access control; FE-08 applies financial business-scope checks.</w:t>
+            </w:r>
+          </w:p>
+        </w:tc>
+      </w:tr>
+    </w:tbl>
+    <w:p>
+      <w:pPr>
+        <w:spacing w:after="20"/>
+      </w:pPr>
+    </w:p>
+    <w:p>
+      <w:pPr>
+        <w:pStyle w:val="Heading1"/>
+        <w:pageBreakBefore w:val="0"/>
+      </w:pPr>
+      <w:r>
+        <w:t>11. Business Rules</w:t>
       </w:r>
     </w:p>
     <w:p>
@@ -1683,7 +4952,7 @@
         <w:pStyle w:val="ListBullet"/>
       </w:pPr>
       <w:r>
-        <w:t>BR-08.1: Only authorized Accountant users can create or modify fee and invoice business records.</w:t>
+        <w:t>BR-08.1 Only authorized Accountant users can create or modify fee and invoice business records.</w:t>
       </w:r>
     </w:p>
     <w:p>
@@ -1691,7 +4960,7 @@
         <w:pStyle w:val="ListBullet"/>
       </w:pPr>
       <w:r>
-        <w:t>BR-08.2: Invoices are generated for valid apartment billing contexts using supported configured fees.</w:t>
+        <w:t>BR-08.2 Invoices are generated for valid apartment billing contexts and supported billing periods using approved fee configuration.</w:t>
       </w:r>
     </w:p>
     <w:p>
@@ -1699,7 +4968,7 @@
         <w:pStyle w:val="ListBullet"/>
       </w:pPr>
       <w:r>
-        <w:t>BR-08.3: Draft invoices may be reviewed and corrected before issuance.</w:t>
+        <w:t>BR-08.3 Draft invoices may be reviewed and corrected before issuance.</w:t>
       </w:r>
     </w:p>
     <w:p>
@@ -1707,7 +4976,7 @@
         <w:pStyle w:val="ListBullet"/>
       </w:pPr>
       <w:r>
-        <w:t>BR-08.4: Issued invoices must preserve billing history and must not be casually modified or deleted.</w:t>
+        <w:t>BR-08.4 Issued invoices preserve financial history and are not casually modified or hard-deleted.</w:t>
       </w:r>
     </w:p>
     <w:p>
@@ -1715,7 +4984,7 @@
         <w:pStyle w:val="ListBullet"/>
       </w:pPr>
       <w:r>
-        <w:t>BR-08.5: Residents can access only invoices associated with apartment relationships permitted to them.</w:t>
+        <w:t>BR-08.5 Residents can access only invoices associated with apartment contexts permitted by the approved access policy.</w:t>
       </w:r>
     </w:p>
     <w:p>
@@ -1723,7 +4992,7 @@
         <w:pStyle w:val="ListBullet"/>
       </w:pPr>
       <w:r>
-        <w:t>BR-08.6: Manager has monitoring access but does not perform routine fee or invoice modification in the baseline.</w:t>
+        <w:t>BR-08.6 Manager has read and monitoring access and does not perform routine fee or invoice modification in the baseline.</w:t>
       </w:r>
     </w:p>
     <w:p>
@@ -1731,7 +5000,7 @@
         <w:pStyle w:val="ListBullet"/>
       </w:pPr>
       <w:r>
-        <w:t>BR-08.7: Invoice lifecycle status is managed separately from payment status.</w:t>
+        <w:t>BR-08.7 Invoice lifecycle status remains separate from payment transaction and invoice settlement status.</w:t>
       </w:r>
     </w:p>
     <w:p>
@@ -1739,7 +5008,7 @@
         <w:pStyle w:val="ListBullet"/>
       </w:pPr>
       <w:r>
-        <w:t>BR-08.8: Payment transactions, outstanding balances, and debt management belong to FE-09.</w:t>
+        <w:t>BR-08.8 Payment transactions, outstanding balances, and debt management belong to FE-09.</w:t>
       </w:r>
     </w:p>
     <w:p>
@@ -1747,7 +5016,7 @@
         <w:pStyle w:val="ListBullet"/>
       </w:pPr>
       <w:r>
-        <w:t>BR-08.9: Fee and invoice records referenced by financial history should be preserved instead of hard-deleted.</w:t>
+        <w:t>BR-08.9 Fee types and invoices referenced by financial history are preserved instead of hard-deleted.</w:t>
       </w:r>
     </w:p>
     <w:p>
@@ -1755,15 +5024,7 @@
         <w:pStyle w:val="ListBullet"/>
       </w:pPr>
       <w:r>
-        <w:t>BR-08.10: Financial visibility must respect role and permission boundaries.</w:t>
-      </w:r>
-    </w:p>
-    <w:p>
-      <w:pPr>
-        <w:pStyle w:val="Heading1"/>
-      </w:pPr>
-      <w:r>
-        <w:t>9. Acceptance Criteria</w:t>
+        <w:t>BR-08.10 All financial visibility requires authentication, fixed authorization, and applicable business-scope checks.</w:t>
       </w:r>
     </w:p>
     <w:p>
@@ -1771,7 +5032,7 @@
         <w:pStyle w:val="ListBullet"/>
       </w:pPr>
       <w:r>
-        <w:t>AC-01: Accountant can create and maintain supported fee types.</w:t>
+        <w:t>BR-08.11 FE-08 does not expose a Building selector because each PropFlow deployment represents the current condominium.</w:t>
       </w:r>
     </w:p>
     <w:p>
@@ -1779,7 +5040,16 @@
         <w:pStyle w:val="ListBullet"/>
       </w:pPr>
       <w:r>
-        <w:t>AC-02: Accountant can configure supported fee rates or charging rules.</w:t>
+        <w:t>BR-08.12 Search and filter behavior uses approved server-side criteria; no default sort order is fixed at Report 1 level.</w:t>
+      </w:r>
+    </w:p>
+    <w:p>
+      <w:pPr>
+        <w:pStyle w:val="Heading1"/>
+        <w:pageBreakBefore w:val="0"/>
+      </w:pPr>
+      <w:r>
+        <w:t>12. Acceptance Criteria</w:t>
       </w:r>
     </w:p>
     <w:p>
@@ -1787,7 +5057,7 @@
         <w:pStyle w:val="ListBullet"/>
       </w:pPr>
       <w:r>
-        <w:t>AC-03: Accountant can generate invoices for valid apartment billing contexts.</w:t>
+        <w:t>AC-01 Accountant can create and maintain supported fee types.</w:t>
       </w:r>
     </w:p>
     <w:p>
@@ -1795,7 +5065,7 @@
         <w:pStyle w:val="ListBullet"/>
       </w:pPr>
       <w:r>
-        <w:t>AC-04: Accountant can review and update draft invoices before issuance.</w:t>
+        <w:t>AC-02 Accountant can configure approved fee rates or charging rules.</w:t>
       </w:r>
     </w:p>
     <w:p>
@@ -1803,7 +5073,7 @@
         <w:pStyle w:val="ListBullet"/>
       </w:pPr>
       <w:r>
-        <w:t>AC-05: Accountant can issue finalized invoices for Resident access.</w:t>
+        <w:t>AC-03 Accountant can generate invoices for valid apartment billing contexts and periods.</w:t>
       </w:r>
     </w:p>
     <w:p>
@@ -1811,7 +5081,7 @@
         <w:pStyle w:val="ListBullet"/>
       </w:pPr>
       <w:r>
-        <w:t>AC-06: Accountant and Manager can search and view invoice information according to their permissions.</w:t>
+        <w:t>AC-04 Accountant can review and update draft invoices before issuance.</w:t>
       </w:r>
     </w:p>
     <w:p>
@@ -1819,7 +5089,7 @@
         <w:pStyle w:val="ListBullet"/>
       </w:pPr>
       <w:r>
-        <w:t>AC-07: Resident can view invoices belonging to permitted apartment contexts.</w:t>
+        <w:t>AC-05 Accountant can issue finalized invoices for authorized access.</w:t>
       </w:r>
     </w:p>
     <w:p>
@@ -1827,7 +5097,7 @@
         <w:pStyle w:val="ListBullet"/>
       </w:pPr>
       <w:r>
-        <w:t>AC-08: Resident cannot access invoices belonging to unrelated apartments.</w:t>
+        <w:t>AC-06 Accountant can view, search, and filter invoice information within the permitted financial scope.</w:t>
       </w:r>
     </w:p>
     <w:p>
@@ -1835,7 +5105,7 @@
         <w:pStyle w:val="ListBullet"/>
       </w:pPr>
       <w:r>
-        <w:t>AC-09: Issued invoice history remains preserved after billing or residency changes.</w:t>
+        <w:t>AC-07 Resident can view current and historical invoices for permitted apartment contexts and cannot access unrelated invoices.</w:t>
       </w:r>
     </w:p>
     <w:p>
@@ -1843,7 +5113,7 @@
         <w:pStyle w:val="ListBullet"/>
       </w:pPr>
       <w:r>
-        <w:t>AC-10: Invoice lifecycle and payment lifecycle remain separated.</w:t>
+        <w:t>AC-08 Manager can view, search, and monitor fee and invoice information without routine modification.</w:t>
       </w:r>
     </w:p>
     <w:p>
@@ -1851,35 +5121,658 @@
         <w:pStyle w:val="ListBullet"/>
       </w:pPr>
       <w:r>
-        <w:t>AC-11: Payment and outstanding debt processing is delegated to FE-09.</w:t>
+        <w:t>AC-09 Issued invoice history remains preserved after fee-configuration or residency changes.</w:t>
+      </w:r>
+    </w:p>
+    <w:p>
+      <w:pPr>
+        <w:pStyle w:val="ListBullet"/>
+      </w:pPr>
+      <w:r>
+        <w:t>AC-10 Invoice lifecycle and FE-09 payment and settlement lifecycles remain separate.</w:t>
+      </w:r>
+    </w:p>
+    <w:p>
+      <w:pPr>
+        <w:pStyle w:val="ListBullet"/>
+      </w:pPr>
+      <w:r>
+        <w:t>AC-11 FE-08 access requires successful authentication, fixed authorization, and applicable business-scope checks.</w:t>
+      </w:r>
+    </w:p>
+    <w:p>
+      <w:pPr>
+        <w:pStyle w:val="ListBullet"/>
+      </w:pPr>
+      <w:r>
+        <w:t>AC-12 FE-08 does not expose cross-condominium selection or filtering.</w:t>
       </w:r>
     </w:p>
     <w:p>
       <w:pPr>
         <w:pStyle w:val="Heading1"/>
+        <w:pageBreakBefore w:val="0"/>
       </w:pPr>
       <w:r>
-        <w:t>10. Report 1 Ready Version</w:t>
+        <w:t>13. Detailed Specification Coverage</w:t>
       </w:r>
     </w:p>
     <w:p>
       <w:r>
-        <w:t>The following wording is suitable for the Major Features section of Report 1.</w:t>
+        <w:t>This document defines the Report 1 business baseline. The reference FE-01, FE-04, and FE-15 reviews do not define screen-item catalogs, message catalogs, API payloads, or physical database columns. Those artifacts require approved UI, API, and data-design specifications and must preserve the rules in this document.</w:t>
+      </w:r>
+    </w:p>
+    <w:tbl>
+      <w:tblPr>
+        <w:tblStyle w:val="TableGrid"/>
+        <w:tblW w:type="auto" w:w="0"/>
+        <w:jc w:val="center"/>
+        <w:tblLayout w:type="fixed"/>
+        <w:tblLook w:firstColumn="1" w:firstRow="1" w:lastColumn="0" w:lastRow="0" w:noHBand="0" w:noVBand="1" w:val="04A0"/>
+      </w:tblPr>
+      <w:tblGrid>
+        <w:gridCol w:w="3389"/>
+        <w:gridCol w:w="3389"/>
+        <w:gridCol w:w="3389"/>
+      </w:tblGrid>
+      <w:tr>
+        <w:trPr>
+          <w:tblHeader w:val="true"/>
+          <w:cantSplit w:val="true"/>
+        </w:trPr>
+        <w:tc>
+          <w:tcPr>
+            <w:tcW w:type="dxa" w:w="3024"/>
+            <w:shd w:fill="1F4E78"/>
+            <w:vAlign w:val="center"/>
+            <w:tcMar>
+              <w:top w:w="90" w:type="dxa"/>
+              <w:start w:w="100" w:type="dxa"/>
+              <w:bottom w:w="90" w:type="dxa"/>
+              <w:end w:w="100" w:type="dxa"/>
+            </w:tcMar>
+          </w:tcPr>
+          <w:p>
+            <w:pPr>
+              <w:jc w:val="center"/>
+            </w:pPr>
+            <w:r>
+              <w:rPr>
+                <w:rFonts w:ascii="Arial" w:hAnsi="Arial"/>
+                <w:b/>
+                <w:color w:val="FFFFFF"/>
+                <w:sz w:val="16"/>
+              </w:rPr>
+              <w:t>Artifact</w:t>
+            </w:r>
+          </w:p>
+        </w:tc>
+        <w:tc>
+          <w:tcPr>
+            <w:tcW w:type="dxa" w:w="1655"/>
+            <w:shd w:fill="1F4E78"/>
+            <w:vAlign w:val="center"/>
+            <w:tcMar>
+              <w:top w:w="90" w:type="dxa"/>
+              <w:start w:w="100" w:type="dxa"/>
+              <w:bottom w:w="90" w:type="dxa"/>
+              <w:end w:w="100" w:type="dxa"/>
+            </w:tcMar>
+          </w:tcPr>
+          <w:p>
+            <w:pPr>
+              <w:jc w:val="center"/>
+            </w:pPr>
+            <w:r>
+              <w:rPr>
+                <w:rFonts w:ascii="Arial" w:hAnsi="Arial"/>
+                <w:b/>
+                <w:color w:val="FFFFFF"/>
+                <w:sz w:val="16"/>
+              </w:rPr>
+              <w:t>Report 1 Status</w:t>
+            </w:r>
+          </w:p>
+        </w:tc>
+        <w:tc>
+          <w:tcPr>
+            <w:tcW w:type="dxa" w:w="5400"/>
+            <w:shd w:fill="1F4E78"/>
+            <w:vAlign w:val="center"/>
+            <w:tcMar>
+              <w:top w:w="90" w:type="dxa"/>
+              <w:start w:w="100" w:type="dxa"/>
+              <w:bottom w:w="90" w:type="dxa"/>
+              <w:end w:w="100" w:type="dxa"/>
+            </w:tcMar>
+          </w:tcPr>
+          <w:p>
+            <w:pPr>
+              <w:jc w:val="center"/>
+            </w:pPr>
+            <w:r>
+              <w:rPr>
+                <w:rFonts w:ascii="Arial" w:hAnsi="Arial"/>
+                <w:b/>
+                <w:color w:val="FFFFFF"/>
+                <w:sz w:val="16"/>
+              </w:rPr>
+              <w:t>Consistency Requirement</w:t>
+            </w:r>
+          </w:p>
+        </w:tc>
+      </w:tr>
+      <w:tr>
+        <w:trPr>
+          <w:cantSplit w:val="true"/>
+        </w:trPr>
+        <w:tc>
+          <w:tcPr>
+            <w:tcW w:type="dxa" w:w="3024"/>
+            <w:vAlign w:val="center"/>
+            <w:tcMar>
+              <w:top w:w="90" w:type="dxa"/>
+              <w:start w:w="100" w:type="dxa"/>
+              <w:bottom w:w="90" w:type="dxa"/>
+              <w:end w:w="100" w:type="dxa"/>
+            </w:tcMar>
+          </w:tcPr>
+          <w:p>
+            <w:pPr>
+              <w:spacing w:after="0"/>
+              <w:jc w:val="center"/>
+            </w:pPr>
+            <w:r>
+              <w:rPr>
+                <w:rFonts w:ascii="Arial" w:hAnsi="Arial"/>
+                <w:sz w:val="16"/>
+              </w:rPr>
+              <w:t>Screen titles, screen items, initial display, navigation, and transitions</w:t>
+            </w:r>
+          </w:p>
+        </w:tc>
+        <w:tc>
+          <w:tcPr>
+            <w:tcW w:type="dxa" w:w="1655"/>
+            <w:vAlign w:val="center"/>
+            <w:tcMar>
+              <w:top w:w="90" w:type="dxa"/>
+              <w:start w:w="100" w:type="dxa"/>
+              <w:bottom w:w="90" w:type="dxa"/>
+              <w:end w:w="100" w:type="dxa"/>
+            </w:tcMar>
+          </w:tcPr>
+          <w:p>
+            <w:pPr>
+              <w:spacing w:after="0"/>
+              <w:jc w:val="left"/>
+            </w:pPr>
+            <w:r>
+              <w:rPr>
+                <w:rFonts w:ascii="Arial" w:hAnsi="Arial"/>
+                <w:sz w:val="16"/>
+              </w:rPr>
+              <w:t>Deferred</w:t>
+            </w:r>
+          </w:p>
+        </w:tc>
+        <w:tc>
+          <w:tcPr>
+            <w:tcW w:type="dxa" w:w="5400"/>
+            <w:vAlign w:val="center"/>
+            <w:tcMar>
+              <w:top w:w="90" w:type="dxa"/>
+              <w:start w:w="100" w:type="dxa"/>
+              <w:bottom w:w="90" w:type="dxa"/>
+              <w:end w:w="100" w:type="dxa"/>
+            </w:tcMar>
+          </w:tcPr>
+          <w:p>
+            <w:pPr>
+              <w:spacing w:after="0"/>
+              <w:jc w:val="left"/>
+            </w:pPr>
+            <w:r>
+              <w:rPr>
+                <w:rFonts w:ascii="Arial" w:hAnsi="Arial"/>
+                <w:sz w:val="16"/>
+              </w:rPr>
+              <w:t>Use the approved PropFlow UI standard and the actor, scope, and workflow rules in this document.</w:t>
+            </w:r>
+          </w:p>
+        </w:tc>
+      </w:tr>
+      <w:tr>
+        <w:trPr>
+          <w:cantSplit w:val="true"/>
+        </w:trPr>
+        <w:tc>
+          <w:tcPr>
+            <w:tcW w:type="dxa" w:w="3024"/>
+            <w:vAlign w:val="center"/>
+            <w:tcMar>
+              <w:top w:w="90" w:type="dxa"/>
+              <w:start w:w="100" w:type="dxa"/>
+              <w:bottom w:w="90" w:type="dxa"/>
+              <w:end w:w="100" w:type="dxa"/>
+            </w:tcMar>
+            <w:shd w:fill="EAF2F8"/>
+          </w:tcPr>
+          <w:p>
+            <w:pPr>
+              <w:spacing w:after="0"/>
+              <w:jc w:val="center"/>
+            </w:pPr>
+            <w:r>
+              <w:rPr>
+                <w:rFonts w:ascii="Arial" w:hAnsi="Arial"/>
+                <w:sz w:val="16"/>
+              </w:rPr>
+              <w:t>Input/output fields, required/optional notation, and validation messages</w:t>
+            </w:r>
+          </w:p>
+        </w:tc>
+        <w:tc>
+          <w:tcPr>
+            <w:tcW w:type="dxa" w:w="1655"/>
+            <w:vAlign w:val="center"/>
+            <w:tcMar>
+              <w:top w:w="90" w:type="dxa"/>
+              <w:start w:w="100" w:type="dxa"/>
+              <w:bottom w:w="90" w:type="dxa"/>
+              <w:end w:w="100" w:type="dxa"/>
+            </w:tcMar>
+            <w:shd w:fill="EAF2F8"/>
+          </w:tcPr>
+          <w:p>
+            <w:pPr>
+              <w:spacing w:after="0"/>
+              <w:jc w:val="left"/>
+            </w:pPr>
+            <w:r>
+              <w:rPr>
+                <w:rFonts w:ascii="Arial" w:hAnsi="Arial"/>
+                <w:sz w:val="16"/>
+              </w:rPr>
+              <w:t>Deferred</w:t>
+            </w:r>
+          </w:p>
+        </w:tc>
+        <w:tc>
+          <w:tcPr>
+            <w:tcW w:type="dxa" w:w="5400"/>
+            <w:vAlign w:val="center"/>
+            <w:tcMar>
+              <w:top w:w="90" w:type="dxa"/>
+              <w:start w:w="100" w:type="dxa"/>
+              <w:bottom w:w="90" w:type="dxa"/>
+              <w:end w:w="100" w:type="dxa"/>
+            </w:tcMar>
+            <w:shd w:fill="EAF2F8"/>
+          </w:tcPr>
+          <w:p>
+            <w:pPr>
+              <w:spacing w:after="0"/>
+              <w:jc w:val="left"/>
+            </w:pPr>
+            <w:r>
+              <w:rPr>
+                <w:rFonts w:ascii="Arial" w:hAnsi="Arial"/>
+                <w:sz w:val="16"/>
+              </w:rPr>
+              <w:t>Do not add fields or validation rules that change the approved financial business baseline.</w:t>
+            </w:r>
+          </w:p>
+        </w:tc>
+      </w:tr>
+      <w:tr>
+        <w:trPr>
+          <w:cantSplit w:val="true"/>
+        </w:trPr>
+        <w:tc>
+          <w:tcPr>
+            <w:tcW w:type="dxa" w:w="3024"/>
+            <w:vAlign w:val="center"/>
+            <w:tcMar>
+              <w:top w:w="90" w:type="dxa"/>
+              <w:start w:w="100" w:type="dxa"/>
+              <w:bottom w:w="90" w:type="dxa"/>
+              <w:end w:w="100" w:type="dxa"/>
+            </w:tcMar>
+          </w:tcPr>
+          <w:p>
+            <w:pPr>
+              <w:spacing w:after="0"/>
+              <w:jc w:val="center"/>
+            </w:pPr>
+            <w:r>
+              <w:rPr>
+                <w:rFonts w:ascii="Arial" w:hAnsi="Arial"/>
+                <w:sz w:val="16"/>
+              </w:rPr>
+              <w:t>Message IDs and localized wording</w:t>
+            </w:r>
+          </w:p>
+        </w:tc>
+        <w:tc>
+          <w:tcPr>
+            <w:tcW w:type="dxa" w:w="1655"/>
+            <w:vAlign w:val="center"/>
+            <w:tcMar>
+              <w:top w:w="90" w:type="dxa"/>
+              <w:start w:w="100" w:type="dxa"/>
+              <w:bottom w:w="90" w:type="dxa"/>
+              <w:end w:w="100" w:type="dxa"/>
+            </w:tcMar>
+          </w:tcPr>
+          <w:p>
+            <w:pPr>
+              <w:spacing w:after="0"/>
+              <w:jc w:val="left"/>
+            </w:pPr>
+            <w:r>
+              <w:rPr>
+                <w:rFonts w:ascii="Arial" w:hAnsi="Arial"/>
+                <w:sz w:val="16"/>
+              </w:rPr>
+              <w:t>Deferred</w:t>
+            </w:r>
+          </w:p>
+        </w:tc>
+        <w:tc>
+          <w:tcPr>
+            <w:tcW w:type="dxa" w:w="5400"/>
+            <w:vAlign w:val="center"/>
+            <w:tcMar>
+              <w:top w:w="90" w:type="dxa"/>
+              <w:start w:w="100" w:type="dxa"/>
+              <w:bottom w:w="90" w:type="dxa"/>
+              <w:end w:w="100" w:type="dxa"/>
+            </w:tcMar>
+          </w:tcPr>
+          <w:p>
+            <w:pPr>
+              <w:spacing w:after="0"/>
+              <w:jc w:val="left"/>
+            </w:pPr>
+            <w:r>
+              <w:rPr>
+                <w:rFonts w:ascii="Arial" w:hAnsi="Arial"/>
+                <w:sz w:val="16"/>
+              </w:rPr>
+              <w:t>Use the approved message catalog when available. No Japanese wording standard exists in the reference documents.</w:t>
+            </w:r>
+          </w:p>
+        </w:tc>
+      </w:tr>
+      <w:tr>
+        <w:trPr>
+          <w:cantSplit w:val="true"/>
+        </w:trPr>
+        <w:tc>
+          <w:tcPr>
+            <w:tcW w:type="dxa" w:w="3024"/>
+            <w:vAlign w:val="center"/>
+            <w:tcMar>
+              <w:top w:w="90" w:type="dxa"/>
+              <w:start w:w="100" w:type="dxa"/>
+              <w:bottom w:w="90" w:type="dxa"/>
+              <w:end w:w="100" w:type="dxa"/>
+            </w:tcMar>
+            <w:shd w:fill="EAF2F8"/>
+          </w:tcPr>
+          <w:p>
+            <w:pPr>
+              <w:spacing w:after="0"/>
+              <w:jc w:val="center"/>
+            </w:pPr>
+            <w:r>
+              <w:rPr>
+                <w:rFonts w:ascii="Arial" w:hAnsi="Arial"/>
+                <w:sz w:val="16"/>
+              </w:rPr>
+              <w:t>API endpoints, request parameters, response parameters, and errors</w:t>
+            </w:r>
+          </w:p>
+        </w:tc>
+        <w:tc>
+          <w:tcPr>
+            <w:tcW w:type="dxa" w:w="1655"/>
+            <w:vAlign w:val="center"/>
+            <w:tcMar>
+              <w:top w:w="90" w:type="dxa"/>
+              <w:start w:w="100" w:type="dxa"/>
+              <w:bottom w:w="90" w:type="dxa"/>
+              <w:end w:w="100" w:type="dxa"/>
+            </w:tcMar>
+            <w:shd w:fill="EAF2F8"/>
+          </w:tcPr>
+          <w:p>
+            <w:pPr>
+              <w:spacing w:after="0"/>
+              <w:jc w:val="left"/>
+            </w:pPr>
+            <w:r>
+              <w:rPr>
+                <w:rFonts w:ascii="Arial" w:hAnsi="Arial"/>
+                <w:sz w:val="16"/>
+              </w:rPr>
+              <w:t>Deferred</w:t>
+            </w:r>
+          </w:p>
+        </w:tc>
+        <w:tc>
+          <w:tcPr>
+            <w:tcW w:type="dxa" w:w="5400"/>
+            <w:vAlign w:val="center"/>
+            <w:tcMar>
+              <w:top w:w="90" w:type="dxa"/>
+              <w:start w:w="100" w:type="dxa"/>
+              <w:bottom w:w="90" w:type="dxa"/>
+              <w:end w:w="100" w:type="dxa"/>
+            </w:tcMar>
+            <w:shd w:fill="EAF2F8"/>
+          </w:tcPr>
+          <w:p>
+            <w:pPr>
+              <w:spacing w:after="0"/>
+              <w:jc w:val="left"/>
+            </w:pPr>
+            <w:r>
+              <w:rPr>
+                <w:rFonts w:ascii="Arial" w:hAnsi="Arial"/>
+                <w:sz w:val="16"/>
+              </w:rPr>
+              <w:t>Use typed versioned contracts; enforce authentication, authorization, business scope, and authoritative financial state on the server.</w:t>
+            </w:r>
+          </w:p>
+        </w:tc>
+      </w:tr>
+      <w:tr>
+        <w:trPr>
+          <w:cantSplit w:val="true"/>
+        </w:trPr>
+        <w:tc>
+          <w:tcPr>
+            <w:tcW w:type="dxa" w:w="3024"/>
+            <w:vAlign w:val="center"/>
+            <w:tcMar>
+              <w:top w:w="90" w:type="dxa"/>
+              <w:start w:w="100" w:type="dxa"/>
+              <w:bottom w:w="90" w:type="dxa"/>
+              <w:end w:w="100" w:type="dxa"/>
+            </w:tcMar>
+          </w:tcPr>
+          <w:p>
+            <w:pPr>
+              <w:spacing w:after="0"/>
+              <w:jc w:val="center"/>
+            </w:pPr>
+            <w:r>
+              <w:rPr>
+                <w:rFonts w:ascii="Arial" w:hAnsi="Arial"/>
+                <w:sz w:val="16"/>
+              </w:rPr>
+              <w:t>Database tables, columns, keys, and physical names</w:t>
+            </w:r>
+          </w:p>
+        </w:tc>
+        <w:tc>
+          <w:tcPr>
+            <w:tcW w:type="dxa" w:w="1655"/>
+            <w:vAlign w:val="center"/>
+            <w:tcMar>
+              <w:top w:w="90" w:type="dxa"/>
+              <w:start w:w="100" w:type="dxa"/>
+              <w:bottom w:w="90" w:type="dxa"/>
+              <w:end w:w="100" w:type="dxa"/>
+            </w:tcMar>
+          </w:tcPr>
+          <w:p>
+            <w:pPr>
+              <w:spacing w:after="0"/>
+              <w:jc w:val="left"/>
+            </w:pPr>
+            <w:r>
+              <w:rPr>
+                <w:rFonts w:ascii="Arial" w:hAnsi="Arial"/>
+                <w:sz w:val="16"/>
+              </w:rPr>
+              <w:t>Deferred</w:t>
+            </w:r>
+          </w:p>
+        </w:tc>
+        <w:tc>
+          <w:tcPr>
+            <w:tcW w:type="dxa" w:w="5400"/>
+            <w:vAlign w:val="center"/>
+            <w:tcMar>
+              <w:top w:w="90" w:type="dxa"/>
+              <w:start w:w="100" w:type="dxa"/>
+              <w:bottom w:w="90" w:type="dxa"/>
+              <w:end w:w="100" w:type="dxa"/>
+            </w:tcMar>
+          </w:tcPr>
+          <w:p>
+            <w:pPr>
+              <w:spacing w:after="0"/>
+              <w:jc w:val="left"/>
+            </w:pPr>
+            <w:r>
+              <w:rPr>
+                <w:rFonts w:ascii="Arial" w:hAnsi="Arial"/>
+                <w:sz w:val="16"/>
+              </w:rPr>
+              <w:t>Preserve feature ownership and domain relationships; do not infer physical names from this Report 1 document.</w:t>
+            </w:r>
+          </w:p>
+        </w:tc>
+      </w:tr>
+      <w:tr>
+        <w:trPr>
+          <w:cantSplit w:val="true"/>
+        </w:trPr>
+        <w:tc>
+          <w:tcPr>
+            <w:tcW w:type="dxa" w:w="3024"/>
+            <w:vAlign w:val="center"/>
+            <w:tcMar>
+              <w:top w:w="90" w:type="dxa"/>
+              <w:start w:w="100" w:type="dxa"/>
+              <w:bottom w:w="90" w:type="dxa"/>
+              <w:end w:w="100" w:type="dxa"/>
+            </w:tcMar>
+            <w:shd w:fill="EAF2F8"/>
+          </w:tcPr>
+          <w:p>
+            <w:pPr>
+              <w:spacing w:after="0"/>
+              <w:jc w:val="center"/>
+            </w:pPr>
+            <w:r>
+              <w:rPr>
+                <w:rFonts w:ascii="Arial" w:hAnsi="Arial"/>
+                <w:sz w:val="16"/>
+              </w:rPr>
+              <w:t>Search and sort defaults</w:t>
+            </w:r>
+          </w:p>
+        </w:tc>
+        <w:tc>
+          <w:tcPr>
+            <w:tcW w:type="dxa" w:w="1655"/>
+            <w:vAlign w:val="center"/>
+            <w:tcMar>
+              <w:top w:w="90" w:type="dxa"/>
+              <w:start w:w="100" w:type="dxa"/>
+              <w:bottom w:w="90" w:type="dxa"/>
+              <w:end w:w="100" w:type="dxa"/>
+            </w:tcMar>
+            <w:shd w:fill="EAF2F8"/>
+          </w:tcPr>
+          <w:p>
+            <w:pPr>
+              <w:spacing w:after="0"/>
+              <w:jc w:val="left"/>
+            </w:pPr>
+            <w:r>
+              <w:rPr>
+                <w:rFonts w:ascii="Arial" w:hAnsi="Arial"/>
+                <w:sz w:val="16"/>
+              </w:rPr>
+              <w:t>Partially defined</w:t>
+            </w:r>
+          </w:p>
+        </w:tc>
+        <w:tc>
+          <w:tcPr>
+            <w:tcW w:type="dxa" w:w="5400"/>
+            <w:vAlign w:val="center"/>
+            <w:tcMar>
+              <w:top w:w="90" w:type="dxa"/>
+              <w:start w:w="100" w:type="dxa"/>
+              <w:bottom w:w="90" w:type="dxa"/>
+              <w:end w:w="100" w:type="dxa"/>
+            </w:tcMar>
+            <w:shd w:fill="EAF2F8"/>
+          </w:tcPr>
+          <w:p>
+            <w:pPr>
+              <w:spacing w:after="0"/>
+              <w:jc w:val="left"/>
+            </w:pPr>
+            <w:r>
+              <w:rPr>
+                <w:rFonts w:ascii="Arial" w:hAnsi="Arial"/>
+                <w:sz w:val="16"/>
+              </w:rPr>
+              <w:t>Use only approved criteria and server-side behavior; no default sort order is fixed here.</w:t>
+            </w:r>
+          </w:p>
+        </w:tc>
+      </w:tr>
+    </w:tbl>
+    <w:p>
+      <w:pPr>
+        <w:spacing w:after="20"/>
+      </w:pPr>
+    </w:p>
+    <w:p>
+      <w:pPr>
+        <w:pStyle w:val="Heading1"/>
+        <w:pageBreakBefore w:val="0"/>
+      </w:pPr>
+      <w:r>
+        <w:t>14. Report 1 – Ready-to-Use Major Feature Description</w:t>
       </w:r>
     </w:p>
     <w:p>
-      <w:pPr>
-        <w:pStyle w:val="Heading2"/>
-      </w:pPr>
       <w:r>
         <w:t>FE-08: Fee &amp; Invoice Management</w:t>
       </w:r>
     </w:p>
     <w:p>
       <w:r>
-        <w:rPr>
-          <w:b/>
-        </w:rPr>
         <w:t>Accountant Side:</w:t>
       </w:r>
     </w:p>
@@ -1888,7 +5781,7 @@
         <w:pStyle w:val="ListBullet"/>
       </w:pPr>
       <w:r>
-        <w:t>FE-08.1: Create and manage fee types used for apartment billing.</w:t>
+        <w:t>FE-08.1: Create and maintain supported fee types; deactivate referenced types instead of hard-deleting them.</w:t>
       </w:r>
     </w:p>
     <w:p>
@@ -1896,7 +5789,7 @@
         <w:pStyle w:val="ListBullet"/>
       </w:pPr>
       <w:r>
-        <w:t>FE-08.2: Configure fee rates and supported charging rules.</w:t>
+        <w:t>FE-08.2: Maintain approved rates or charging rules without fixing unapproved formulas.</w:t>
       </w:r>
     </w:p>
     <w:p>
@@ -1904,7 +5797,7 @@
         <w:pStyle w:val="ListBullet"/>
       </w:pPr>
       <w:r>
-        <w:t>FE-08.3: Generate invoices for valid apartment billing periods based on applicable fees.</w:t>
+        <w:t>FE-08.3: Generate draft invoices for valid apartment billing contexts and periods.</w:t>
       </w:r>
     </w:p>
     <w:p>
@@ -1912,7 +5805,7 @@
         <w:pStyle w:val="ListBullet"/>
       </w:pPr>
       <w:r>
-        <w:t>FE-08.4: Review and update draft invoices before issuance.</w:t>
+        <w:t>FE-08.4: Inspect and correct draft invoice information before issuance.</w:t>
       </w:r>
     </w:p>
     <w:p>
@@ -1920,7 +5813,7 @@
         <w:pStyle w:val="ListBullet"/>
       </w:pPr>
       <w:r>
-        <w:t>FE-08.5: Issue and publish finalized invoices to eligible residents.</w:t>
+        <w:t>FE-08.5: Finalize and issue reviewed invoices for authorized access.</w:t>
       </w:r>
     </w:p>
     <w:p>
@@ -1928,7 +5821,7 @@
         <w:pStyle w:val="ListBullet"/>
       </w:pPr>
       <w:r>
-        <w:t>FE-08.6: View detailed invoice information and billing status.</w:t>
+        <w:t>FE-08.6: View detailed invoice and invoice-line information for financial operations.</w:t>
       </w:r>
     </w:p>
     <w:p>
@@ -1936,7 +5829,7 @@
         <w:pStyle w:val="ListBullet"/>
       </w:pPr>
       <w:r>
-        <w:t>FE-08.7: Search and filter invoices for financial operations.</w:t>
+        <w:t>FE-08.7: Search and filter invoice records within the permitted financial scope.</w:t>
       </w:r>
     </w:p>
     <w:p>
@@ -1944,7 +5837,7 @@
         <w:pStyle w:val="ListBullet"/>
       </w:pPr>
       <w:r>
-        <w:t>FE-08.8: Manage the billing lifecycle status of invoices.</w:t>
+        <w:t>FE-08.8: Manage invoice lifecycle states separately from payment and settlement states.</w:t>
       </w:r>
     </w:p>
     <w:p>
@@ -1952,14 +5845,11 @@
         <w:pStyle w:val="ListBullet"/>
       </w:pPr>
       <w:r>
-        <w:t>FE-08.9: View historical fee and invoice records.</w:t>
+        <w:t>FE-08.9: View preserved fee and invoice history within the permitted financial scope.</w:t>
       </w:r>
     </w:p>
     <w:p>
       <w:r>
-        <w:rPr>
-          <w:b/>
-        </w:rPr>
         <w:t>Resident Side:</w:t>
       </w:r>
     </w:p>
@@ -1968,14 +5858,11 @@
         <w:pStyle w:val="ListBullet"/>
       </w:pPr>
       <w:r>
-        <w:t>FE-08.10: View current and historical invoices associated with the resident’s permitted apartment context.</w:t>
+        <w:t>FE-08.10: View current and historical invoices for permitted apartment contexts.</w:t>
       </w:r>
     </w:p>
     <w:p>
       <w:r>
-        <w:rPr>
-          <w:b/>
-        </w:rPr>
         <w:t>Manager Side:</w:t>
       </w:r>
     </w:p>
@@ -1984,7 +5871,7 @@
         <w:pStyle w:val="ListBullet"/>
       </w:pPr>
       <w:r>
-        <w:t>FE-08.11: View and monitor fee and invoice information for management oversight.</w:t>
+        <w:t>FE-08.11: Monitor fee and invoice information without routine modification.</w:t>
       </w:r>
     </w:p>
     <w:p>
@@ -1995,10 +5882,24 @@
         <w:t>FE-08.12: Search and filter invoice records within the permitted management scope.</w:t>
       </w:r>
     </w:p>
+    <w:p>
+      <w:pPr>
+        <w:pStyle w:val="Heading1"/>
+        <w:pageBreakBefore w:val="0"/>
+      </w:pPr>
+      <w:r>
+        <w:t>15. Final Review Result</w:t>
+      </w:r>
+    </w:p>
+    <w:p>
+      <w:r>
+        <w:t>Status: PASS after documentation consistency correction. FE-08 now uses one stable 12-item sub-feature catalog across the summary, detailed review, actor matrix, acceptance criteria, and Report 1 description. FE-08 owns fees and invoice lifecycle; FE-09 owns payments, settlement, outstanding balances, and debt.</w:t>
+      </w:r>
+    </w:p>
     <w:sectPr>
       <w:footerReference w:type="default" r:id="rId9"/>
       <w:pgSz w:w="12240" w:h="15840"/>
-      <w:pgMar w:top="1008" w:right="1152" w:bottom="1008" w:left="1152" w:header="720" w:footer="720" w:gutter="0"/>
+      <w:pgMar w:top="1037" w:right="1037" w:bottom="1037" w:left="1037" w:header="403" w:footer="432" w:gutter="0"/>
       <w:cols w:space="720"/>
       <w:docGrid w:linePitch="360"/>
     </w:sectPr>
@@ -2015,10 +5916,11 @@
     </w:pPr>
     <w:r>
       <w:rPr>
-        <w:color w:val="646464"/>
+        <w:rFonts w:ascii="Arial" w:hAnsi="Arial"/>
+        <w:color w:val="595959"/>
         <w:sz w:val="16"/>
       </w:rPr>
-      <w:t>PropFlow – FE-08 Fee &amp; Invoice Management</w:t>
+      <w:t>PropFlow – Report 1 Feature Review – FE-08</w:t>
     </w:r>
   </w:p>
 </w:ftr>
@@ -2387,9 +6289,13 @@
     <w:name w:val="Normal"/>
     <w:qFormat/>
     <w:rsid w:val="00FC693F"/>
+    <w:pPr>
+      <w:spacing w:after="120" w:line="259" w:lineRule="auto"/>
+    </w:pPr>
     <w:rPr>
-      <w:rFonts w:ascii="Aptos" w:hAnsi="Aptos"/>
-      <w:sz w:val="21"/>
+      <w:rFonts w:ascii="Arial" w:hAnsi="Arial"/>
+      <w:color w:val="000000"/>
+      <w:sz w:val="20"/>
     </w:rPr>
   </w:style>
   <w:style w:type="paragraph" w:styleId="Header">
@@ -2447,15 +6353,15 @@
     <w:pPr>
       <w:keepNext/>
       <w:keepLines/>
-      <w:spacing w:before="480" w:after="0"/>
+      <w:spacing w:before="280" w:after="140"/>
       <w:outlineLvl w:val="0"/>
     </w:pPr>
     <w:rPr>
-      <w:rFonts w:asciiTheme="majorHAnsi" w:eastAsiaTheme="majorEastAsia" w:hAnsiTheme="majorHAnsi" w:cstheme="majorBidi" w:ascii="Aptos Display" w:hAnsi="Aptos Display"/>
+      <w:rFonts w:asciiTheme="majorHAnsi" w:eastAsiaTheme="majorEastAsia" w:hAnsiTheme="majorHAnsi" w:cstheme="majorBidi" w:ascii="Arial" w:hAnsi="Arial"/>
       <w:b/>
       <w:bCs/>
-      <w:color w:val="1F4E79"/>
-      <w:sz w:val="30"/>
+      <w:color w:val="000000"/>
+      <w:sz w:val="28"/>
       <w:szCs w:val="28"/>
     </w:rPr>
   </w:style>
@@ -2471,15 +6377,15 @@
     <w:pPr>
       <w:keepNext/>
       <w:keepLines/>
-      <w:spacing w:before="200" w:after="0"/>
+      <w:spacing w:before="200" w:after="100"/>
       <w:outlineLvl w:val="1"/>
     </w:pPr>
     <w:rPr>
-      <w:rFonts w:asciiTheme="majorHAnsi" w:eastAsiaTheme="majorEastAsia" w:hAnsiTheme="majorHAnsi" w:cstheme="majorBidi" w:ascii="Aptos Display" w:hAnsi="Aptos Display"/>
+      <w:rFonts w:asciiTheme="majorHAnsi" w:eastAsiaTheme="majorEastAsia" w:hAnsiTheme="majorHAnsi" w:cstheme="majorBidi" w:ascii="Arial" w:hAnsi="Arial"/>
       <w:b/>
       <w:bCs/>
-      <w:color w:val="2F5597"/>
-      <w:sz w:val="24"/>
+      <w:color w:val="000000"/>
+      <w:sz w:val="23"/>
       <w:szCs w:val="26"/>
     </w:rPr>
   </w:style>
@@ -2734,19 +6640,17 @@
     <w:qFormat/>
     <w:rsid w:val="00FC693F"/>
     <w:pPr>
-      <w:pBdr>
-        <w:bottom w:val="single" w:sz="8" w:space="4" w:color="4F81BD" w:themeColor="accent1"/>
-      </w:pBdr>
-      <w:spacing w:after="300" w:line="240" w:lineRule="auto"/>
+      <w:keepNext/>
+      <w:spacing w:after="280" w:line="240" w:lineRule="auto" w:before="0"/>
       <w:contextualSpacing/>
     </w:pPr>
     <w:rPr>
-      <w:rFonts w:asciiTheme="majorHAnsi" w:eastAsiaTheme="majorEastAsia" w:hAnsiTheme="majorHAnsi" w:cstheme="majorBidi" w:ascii="Aptos Display" w:hAnsi="Aptos Display"/>
+      <w:rFonts w:asciiTheme="majorHAnsi" w:eastAsiaTheme="majorEastAsia" w:hAnsiTheme="majorHAnsi" w:cstheme="majorBidi" w:ascii="Arial" w:hAnsi="Arial"/>
       <w:b/>
-      <w:color w:val="1F4E79"/>
+      <w:color w:val="000000"/>
       <w:spacing w:val="5"/>
       <w:kern w:val="28"/>
-      <w:sz w:val="44"/>
+      <w:sz w:val="40"/>
       <w:szCs w:val="52"/>
     </w:rPr>
   </w:style>
@@ -2920,8 +6824,13 @@
       <w:numPr>
         <w:numId w:val="1"/>
       </w:numPr>
+      <w:spacing w:after="60"/>
       <w:contextualSpacing/>
     </w:pPr>
+    <w:rPr>
+      <w:rFonts w:ascii="Arial" w:hAnsi="Arial"/>
+      <w:sz w:val="20"/>
+    </w:rPr>
   </w:style>
   <w:style w:type="paragraph" w:styleId="ListBullet2">
     <w:name w:val="List Bullet 2"/>
